--- a/mps-nivel-c/oficial/04_registros/MilhasFacil_Busca-de-Milhas/RAC-MILHASFACIL01-001_Relatorio-de-Acompanhamento.docx
+++ b/mps-nivel-c/oficial/04_registros/MilhasFacil_Busca-de-Milhas/RAC-MILHASFACIL01-001_Relatorio-de-Acompanhamento.docx
@@ -4,89 +4,31 @@
   <w:body>
     <w:p>
       <w:pPr>
-        <w:pBdr>
-          <w:top w:val="single" w:sz="32" w:space="0" w:color="003366"/>
-        </w:pBdr>
-        <w:spacing w:before="0" w:after="0"/>
-      </w:pPr>
-    </w:p>
-    <w:p>
-      <w:pPr>
-        <w:spacing w:before="240" w:after="40"/>
+        <w:pStyle w:val="Heading1"/>
       </w:pPr>
       <w:r>
-        <w:rPr>
-          <w:rFonts w:ascii="Calibri" w:hAnsi="Calibri"/>
-          <w:b/>
-          <w:color w:val="003366"/>
-          <w:sz w:val="36"/>
-        </w:rPr>
-        <w:t>RELATÓRIO DE ACOMPANHAMENTO — MILHASFACIL · BUSCA DE MILHAS</w:t>
+        <w:t>Relatório de Acompanhamento — MilhasFacil · Busca de Milhas</w:t>
       </w:r>
-    </w:p>
-    <w:p>
-      <w:pPr>
-        <w:spacing w:before="0" w:after="40"/>
-      </w:pPr>
-      <w:r>
-        <w:rPr>
-          <w:rFonts w:ascii="Calibri" w:hAnsi="Calibri"/>
-          <w:color w:val="555555"/>
-          <w:sz w:val="20"/>
-        </w:rPr>
-        <w:t>MILHASFACIL01   ·   Versão 1.1   ·   15/06/2026   ·   Timeware Brasil</w:t>
-      </w:r>
-    </w:p>
-    <w:p>
-      <w:pPr>
-        <w:pBdr>
-          <w:bottom w:val="single" w:sz="6" w:space="1" w:color="003366"/>
-        </w:pBdr>
-        <w:spacing w:before="120" w:after="280"/>
-      </w:pPr>
     </w:p>
     <w:tbl>
       <w:tblPr>
+        <w:tblStyle w:val="TableGrid"/>
         <w:tblW w:type="auto" w:w="0"/>
         <w:tblLook w:firstColumn="1" w:firstRow="1" w:lastColumn="0" w:lastRow="0" w:noHBand="0" w:noVBand="1" w:val="04A0"/>
-        <w:tblBorders>
-          <w:top w:val="single" w:sz="4" w:space="0" w:color="AAAAAA"/>
-          <w:left w:val="single" w:sz="4" w:space="0" w:color="AAAAAA"/>
-          <w:bottom w:val="single" w:sz="4" w:space="0" w:color="AAAAAA"/>
-          <w:right w:val="single" w:sz="4" w:space="0" w:color="AAAAAA"/>
-          <w:insideH w:val="single" w:sz="4" w:space="0" w:color="AAAAAA"/>
-          <w:insideV w:val="single" w:sz="4" w:space="0" w:color="AAAAAA"/>
-        </w:tblBorders>
       </w:tblPr>
       <w:tblGrid>
-        <w:gridCol w:w="4451"/>
-        <w:gridCol w:w="4451"/>
+        <w:gridCol w:w="4320"/>
+        <w:gridCol w:w="4320"/>
       </w:tblGrid>
       <w:tr>
-        <w:trPr>
-          <w:cantSplit w:val="1"/>
-        </w:trPr>
         <w:tc>
           <w:tcPr>
-            <w:tcW w:type="dxa" w:w="4451"/>
-            <w:tcMar>
-              <w:top w:w="60" w:type="dxa"/>
-              <w:bottom w:w="60" w:type="dxa"/>
-              <w:left w:w="100" w:type="dxa"/>
-              <w:right w:w="100" w:type="dxa"/>
-            </w:tcMar>
-            <w:shd w:val="clear" w:color="auto" w:fill="D6E4F0"/>
+            <w:tcW w:type="dxa" w:w="4320"/>
           </w:tcPr>
           <w:p>
-            <w:pPr>
-              <w:spacing w:before="40" w:after="40"/>
-            </w:pPr>
             <w:r>
               <w:rPr>
-                <w:rFonts w:ascii="Calibri" w:hAnsi="Calibri"/>
                 <w:b/>
-                <w:i w:val="0"/>
-                <w:sz w:val="20"/>
               </w:rPr>
               <w:t>Campo</w:t>
             </w:r>
@@ -94,25 +36,12 @@
         </w:tc>
         <w:tc>
           <w:tcPr>
-            <w:tcW w:type="dxa" w:w="4451"/>
-            <w:tcMar>
-              <w:top w:w="60" w:type="dxa"/>
-              <w:bottom w:w="60" w:type="dxa"/>
-              <w:left w:w="100" w:type="dxa"/>
-              <w:right w:w="100" w:type="dxa"/>
-            </w:tcMar>
-            <w:shd w:val="clear" w:color="auto" w:fill="D6E4F0"/>
+            <w:tcW w:type="dxa" w:w="4320"/>
           </w:tcPr>
           <w:p>
-            <w:pPr>
-              <w:spacing w:before="40" w:after="40"/>
-            </w:pPr>
             <w:r>
               <w:rPr>
-                <w:rFonts w:ascii="Calibri" w:hAnsi="Calibri"/>
                 <w:b/>
-                <w:i w:val="0"/>
-                <w:sz w:val="20"/>
               </w:rPr>
               <w:t>Valor</w:t>
             </w:r>
@@ -120,30 +49,14 @@
         </w:tc>
       </w:tr>
       <w:tr>
-        <w:trPr>
-          <w:cantSplit w:val="1"/>
-        </w:trPr>
         <w:tc>
           <w:tcPr>
-            <w:tcW w:type="dxa" w:w="4451"/>
-            <w:tcMar>
-              <w:top w:w="60" w:type="dxa"/>
-              <w:bottom w:w="60" w:type="dxa"/>
-              <w:left w:w="100" w:type="dxa"/>
-              <w:right w:w="100" w:type="dxa"/>
-            </w:tcMar>
-            <w:shd w:val="clear" w:color="auto" w:fill="F0F4F8"/>
+            <w:tcW w:type="dxa" w:w="4320"/>
           </w:tcPr>
           <w:p>
-            <w:pPr>
-              <w:spacing w:before="40" w:after="40"/>
-            </w:pPr>
             <w:r>
               <w:rPr>
-                <w:rFonts w:ascii="Calibri" w:hAnsi="Calibri"/>
                 <w:b/>
-                <w:i w:val="0"/>
-                <w:sz w:val="20"/>
               </w:rPr>
               <w:t>Documento</w:t>
             </w:r>
@@ -151,55 +64,24 @@
         </w:tc>
         <w:tc>
           <w:tcPr>
-            <w:tcW w:type="dxa" w:w="4451"/>
-            <w:tcMar>
-              <w:top w:w="60" w:type="dxa"/>
-              <w:bottom w:w="60" w:type="dxa"/>
-              <w:left w:w="100" w:type="dxa"/>
-              <w:right w:w="100" w:type="dxa"/>
-            </w:tcMar>
+            <w:tcW w:type="dxa" w:w="4320"/>
           </w:tcPr>
           <w:p>
-            <w:pPr>
-              <w:spacing w:before="40" w:after="40"/>
-            </w:pPr>
-            <w:r>
-              <w:rPr>
-                <w:rFonts w:ascii="Calibri" w:hAnsi="Calibri"/>
-                <w:b w:val="0"/>
-                <w:i w:val="0"/>
-                <w:sz w:val="20"/>
-              </w:rPr>
+            <w:r>
               <w:t>RAC-MILHASFACIL01-001</w:t>
             </w:r>
           </w:p>
         </w:tc>
       </w:tr>
       <w:tr>
-        <w:trPr>
-          <w:cantSplit w:val="1"/>
-        </w:trPr>
         <w:tc>
           <w:tcPr>
-            <w:tcW w:type="dxa" w:w="4451"/>
-            <w:tcMar>
-              <w:top w:w="60" w:type="dxa"/>
-              <w:bottom w:w="60" w:type="dxa"/>
-              <w:left w:w="100" w:type="dxa"/>
-              <w:right w:w="100" w:type="dxa"/>
-            </w:tcMar>
-            <w:shd w:val="clear" w:color="auto" w:fill="F0F4F8"/>
+            <w:tcW w:type="dxa" w:w="4320"/>
           </w:tcPr>
           <w:p>
-            <w:pPr>
-              <w:spacing w:before="40" w:after="40"/>
-            </w:pPr>
             <w:r>
               <w:rPr>
-                <w:rFonts w:ascii="Calibri" w:hAnsi="Calibri"/>
                 <w:b/>
-                <w:i w:val="0"/>
-                <w:sz w:val="20"/>
               </w:rPr>
               <w:t>Projeto</w:t>
             </w:r>
@@ -207,55 +89,24 @@
         </w:tc>
         <w:tc>
           <w:tcPr>
-            <w:tcW w:type="dxa" w:w="4451"/>
-            <w:tcMar>
-              <w:top w:w="60" w:type="dxa"/>
-              <w:bottom w:w="60" w:type="dxa"/>
-              <w:left w:w="100" w:type="dxa"/>
-              <w:right w:w="100" w:type="dxa"/>
-            </w:tcMar>
+            <w:tcW w:type="dxa" w:w="4320"/>
           </w:tcPr>
           <w:p>
-            <w:pPr>
-              <w:spacing w:before="40" w:after="40"/>
-            </w:pPr>
-            <w:r>
-              <w:rPr>
-                <w:rFonts w:ascii="Calibri" w:hAnsi="Calibri"/>
-                <w:b w:val="0"/>
-                <w:i w:val="0"/>
-                <w:sz w:val="20"/>
-              </w:rPr>
+            <w:r>
               <w:t>MilhasFacil — Plataforma de Busca e Alerta de Passagens por Milhas</w:t>
             </w:r>
           </w:p>
         </w:tc>
       </w:tr>
       <w:tr>
-        <w:trPr>
-          <w:cantSplit w:val="1"/>
-        </w:trPr>
         <w:tc>
           <w:tcPr>
-            <w:tcW w:type="dxa" w:w="4451"/>
-            <w:tcMar>
-              <w:top w:w="60" w:type="dxa"/>
-              <w:bottom w:w="60" w:type="dxa"/>
-              <w:left w:w="100" w:type="dxa"/>
-              <w:right w:w="100" w:type="dxa"/>
-            </w:tcMar>
-            <w:shd w:val="clear" w:color="auto" w:fill="F0F4F8"/>
+            <w:tcW w:type="dxa" w:w="4320"/>
           </w:tcPr>
           <w:p>
-            <w:pPr>
-              <w:spacing w:before="40" w:after="40"/>
-            </w:pPr>
             <w:r>
               <w:rPr>
-                <w:rFonts w:ascii="Calibri" w:hAnsi="Calibri"/>
                 <w:b/>
-                <w:i w:val="0"/>
-                <w:sz w:val="20"/>
               </w:rPr>
               <w:t>Código do projeto</w:t>
             </w:r>
@@ -263,55 +114,24 @@
         </w:tc>
         <w:tc>
           <w:tcPr>
-            <w:tcW w:type="dxa" w:w="4451"/>
-            <w:tcMar>
-              <w:top w:w="60" w:type="dxa"/>
-              <w:bottom w:w="60" w:type="dxa"/>
-              <w:left w:w="100" w:type="dxa"/>
-              <w:right w:w="100" w:type="dxa"/>
-            </w:tcMar>
+            <w:tcW w:type="dxa" w:w="4320"/>
           </w:tcPr>
           <w:p>
-            <w:pPr>
-              <w:spacing w:before="40" w:after="40"/>
-            </w:pPr>
-            <w:r>
-              <w:rPr>
-                <w:rFonts w:ascii="Calibri" w:hAnsi="Calibri"/>
-                <w:b w:val="0"/>
-                <w:i w:val="0"/>
-                <w:sz w:val="20"/>
-              </w:rPr>
+            <w:r>
               <w:t>MILHASFACIL01</w:t>
             </w:r>
           </w:p>
         </w:tc>
       </w:tr>
       <w:tr>
-        <w:trPr>
-          <w:cantSplit w:val="1"/>
-        </w:trPr>
         <w:tc>
           <w:tcPr>
-            <w:tcW w:type="dxa" w:w="4451"/>
-            <w:tcMar>
-              <w:top w:w="60" w:type="dxa"/>
-              <w:bottom w:w="60" w:type="dxa"/>
-              <w:left w:w="100" w:type="dxa"/>
-              <w:right w:w="100" w:type="dxa"/>
-            </w:tcMar>
-            <w:shd w:val="clear" w:color="auto" w:fill="F0F4F8"/>
+            <w:tcW w:type="dxa" w:w="4320"/>
           </w:tcPr>
           <w:p>
-            <w:pPr>
-              <w:spacing w:before="40" w:after="40"/>
-            </w:pPr>
             <w:r>
               <w:rPr>
-                <w:rFonts w:ascii="Calibri" w:hAnsi="Calibri"/>
                 <w:b/>
-                <w:i w:val="0"/>
-                <w:sz w:val="20"/>
               </w:rPr>
               <w:t>Cliente</w:t>
             </w:r>
@@ -319,55 +139,24 @@
         </w:tc>
         <w:tc>
           <w:tcPr>
-            <w:tcW w:type="dxa" w:w="4451"/>
-            <w:tcMar>
-              <w:top w:w="60" w:type="dxa"/>
-              <w:bottom w:w="60" w:type="dxa"/>
-              <w:left w:w="100" w:type="dxa"/>
-              <w:right w:w="100" w:type="dxa"/>
-            </w:tcMar>
+            <w:tcW w:type="dxa" w:w="4320"/>
           </w:tcPr>
           <w:p>
-            <w:pPr>
-              <w:spacing w:before="40" w:after="40"/>
-            </w:pPr>
-            <w:r>
-              <w:rPr>
-                <w:rFonts w:ascii="Calibri" w:hAnsi="Calibri"/>
-                <w:b w:val="0"/>
-                <w:i w:val="0"/>
-                <w:sz w:val="20"/>
-              </w:rPr>
+            <w:r>
               <w:t>Hub de Milhas</w:t>
             </w:r>
           </w:p>
         </w:tc>
       </w:tr>
       <w:tr>
-        <w:trPr>
-          <w:cantSplit w:val="1"/>
-        </w:trPr>
         <w:tc>
           <w:tcPr>
-            <w:tcW w:type="dxa" w:w="4451"/>
-            <w:tcMar>
-              <w:top w:w="60" w:type="dxa"/>
-              <w:bottom w:w="60" w:type="dxa"/>
-              <w:left w:w="100" w:type="dxa"/>
-              <w:right w:w="100" w:type="dxa"/>
-            </w:tcMar>
-            <w:shd w:val="clear" w:color="auto" w:fill="F0F4F8"/>
+            <w:tcW w:type="dxa" w:w="4320"/>
           </w:tcPr>
           <w:p>
-            <w:pPr>
-              <w:spacing w:before="40" w:after="40"/>
-            </w:pPr>
             <w:r>
               <w:rPr>
-                <w:rFonts w:ascii="Calibri" w:hAnsi="Calibri"/>
                 <w:b/>
-                <w:i w:val="0"/>
-                <w:sz w:val="20"/>
               </w:rPr>
               <w:t>Organização</w:t>
             </w:r>
@@ -375,55 +164,24 @@
         </w:tc>
         <w:tc>
           <w:tcPr>
-            <w:tcW w:type="dxa" w:w="4451"/>
-            <w:tcMar>
-              <w:top w:w="60" w:type="dxa"/>
-              <w:bottom w:w="60" w:type="dxa"/>
-              <w:left w:w="100" w:type="dxa"/>
-              <w:right w:w="100" w:type="dxa"/>
-            </w:tcMar>
+            <w:tcW w:type="dxa" w:w="4320"/>
           </w:tcPr>
           <w:p>
-            <w:pPr>
-              <w:spacing w:before="40" w:after="40"/>
-            </w:pPr>
-            <w:r>
-              <w:rPr>
-                <w:rFonts w:ascii="Calibri" w:hAnsi="Calibri"/>
-                <w:b w:val="0"/>
-                <w:i w:val="0"/>
-                <w:sz w:val="20"/>
-              </w:rPr>
+            <w:r>
               <w:t>Timeware Brasil Softwares e Serviços LTDA</w:t>
             </w:r>
           </w:p>
         </w:tc>
       </w:tr>
       <w:tr>
-        <w:trPr>
-          <w:cantSplit w:val="1"/>
-        </w:trPr>
         <w:tc>
           <w:tcPr>
-            <w:tcW w:type="dxa" w:w="4451"/>
-            <w:tcMar>
-              <w:top w:w="60" w:type="dxa"/>
-              <w:bottom w:w="60" w:type="dxa"/>
-              <w:left w:w="100" w:type="dxa"/>
-              <w:right w:w="100" w:type="dxa"/>
-            </w:tcMar>
-            <w:shd w:val="clear" w:color="auto" w:fill="F0F4F8"/>
+            <w:tcW w:type="dxa" w:w="4320"/>
           </w:tcPr>
           <w:p>
-            <w:pPr>
-              <w:spacing w:before="40" w:after="40"/>
-            </w:pPr>
             <w:r>
               <w:rPr>
-                <w:rFonts w:ascii="Calibri" w:hAnsi="Calibri"/>
                 <w:b/>
-                <w:i w:val="0"/>
-                <w:sz w:val="20"/>
               </w:rPr>
               <w:t>Versão</w:t>
             </w:r>
@@ -431,55 +189,24 @@
         </w:tc>
         <w:tc>
           <w:tcPr>
-            <w:tcW w:type="dxa" w:w="4451"/>
-            <w:tcMar>
-              <w:top w:w="60" w:type="dxa"/>
-              <w:bottom w:w="60" w:type="dxa"/>
-              <w:left w:w="100" w:type="dxa"/>
-              <w:right w:w="100" w:type="dxa"/>
-            </w:tcMar>
+            <w:tcW w:type="dxa" w:w="4320"/>
           </w:tcPr>
           <w:p>
-            <w:pPr>
-              <w:spacing w:before="40" w:after="40"/>
-            </w:pPr>
-            <w:r>
-              <w:rPr>
-                <w:rFonts w:ascii="Calibri" w:hAnsi="Calibri"/>
-                <w:b w:val="0"/>
-                <w:i w:val="0"/>
-                <w:sz w:val="20"/>
-              </w:rPr>
-              <w:t>1.1</w:t>
+            <w:r>
+              <w:t>1.2</w:t>
             </w:r>
           </w:p>
         </w:tc>
       </w:tr>
       <w:tr>
-        <w:trPr>
-          <w:cantSplit w:val="1"/>
-        </w:trPr>
         <w:tc>
           <w:tcPr>
-            <w:tcW w:type="dxa" w:w="4451"/>
-            <w:tcMar>
-              <w:top w:w="60" w:type="dxa"/>
-              <w:bottom w:w="60" w:type="dxa"/>
-              <w:left w:w="100" w:type="dxa"/>
-              <w:right w:w="100" w:type="dxa"/>
-            </w:tcMar>
-            <w:shd w:val="clear" w:color="auto" w:fill="F0F4F8"/>
+            <w:tcW w:type="dxa" w:w="4320"/>
           </w:tcPr>
           <w:p>
-            <w:pPr>
-              <w:spacing w:before="40" w:after="40"/>
-            </w:pPr>
             <w:r>
               <w:rPr>
-                <w:rFonts w:ascii="Calibri" w:hAnsi="Calibri"/>
                 <w:b/>
-                <w:i w:val="0"/>
-                <w:sz w:val="20"/>
               </w:rPr>
               <w:t>Data</w:t>
             </w:r>
@@ -487,55 +214,24 @@
         </w:tc>
         <w:tc>
           <w:tcPr>
-            <w:tcW w:type="dxa" w:w="4451"/>
-            <w:tcMar>
-              <w:top w:w="60" w:type="dxa"/>
-              <w:bottom w:w="60" w:type="dxa"/>
-              <w:left w:w="100" w:type="dxa"/>
-              <w:right w:w="100" w:type="dxa"/>
-            </w:tcMar>
+            <w:tcW w:type="dxa" w:w="4320"/>
           </w:tcPr>
           <w:p>
-            <w:pPr>
-              <w:spacing w:before="40" w:after="40"/>
-            </w:pPr>
-            <w:r>
-              <w:rPr>
-                <w:rFonts w:ascii="Calibri" w:hAnsi="Calibri"/>
-                <w:b w:val="0"/>
-                <w:i w:val="0"/>
-                <w:sz w:val="20"/>
-              </w:rPr>
-              <w:t>15/06/2026</w:t>
+            <w:r>
+              <w:t>26/06/2026</w:t>
             </w:r>
           </w:p>
         </w:tc>
       </w:tr>
       <w:tr>
-        <w:trPr>
-          <w:cantSplit w:val="1"/>
-        </w:trPr>
         <w:tc>
           <w:tcPr>
-            <w:tcW w:type="dxa" w:w="4451"/>
-            <w:tcMar>
-              <w:top w:w="60" w:type="dxa"/>
-              <w:bottom w:w="60" w:type="dxa"/>
-              <w:left w:w="100" w:type="dxa"/>
-              <w:right w:w="100" w:type="dxa"/>
-            </w:tcMar>
-            <w:shd w:val="clear" w:color="auto" w:fill="F0F4F8"/>
+            <w:tcW w:type="dxa" w:w="4320"/>
           </w:tcPr>
           <w:p>
-            <w:pPr>
-              <w:spacing w:before="40" w:after="40"/>
-            </w:pPr>
             <w:r>
               <w:rPr>
-                <w:rFonts w:ascii="Calibri" w:hAnsi="Calibri"/>
                 <w:b/>
-                <w:i w:val="0"/>
-                <w:sz w:val="20"/>
               </w:rPr>
               <w:t>Situação</w:t>
             </w:r>
@@ -543,55 +239,24 @@
         </w:tc>
         <w:tc>
           <w:tcPr>
-            <w:tcW w:type="dxa" w:w="4451"/>
-            <w:tcMar>
-              <w:top w:w="60" w:type="dxa"/>
-              <w:bottom w:w="60" w:type="dxa"/>
-              <w:left w:w="100" w:type="dxa"/>
-              <w:right w:w="100" w:type="dxa"/>
-            </w:tcMar>
+            <w:tcW w:type="dxa" w:w="4320"/>
           </w:tcPr>
           <w:p>
-            <w:pPr>
-              <w:spacing w:before="40" w:after="40"/>
-            </w:pPr>
-            <w:r>
-              <w:rPr>
-                <w:rFonts w:ascii="Calibri" w:hAnsi="Calibri"/>
-                <w:b w:val="0"/>
-                <w:i w:val="0"/>
-                <w:sz w:val="20"/>
-              </w:rPr>
+            <w:r>
               <w:t>Aprovado</w:t>
             </w:r>
           </w:p>
         </w:tc>
       </w:tr>
       <w:tr>
-        <w:trPr>
-          <w:cantSplit w:val="1"/>
-        </w:trPr>
         <w:tc>
           <w:tcPr>
-            <w:tcW w:type="dxa" w:w="4451"/>
-            <w:tcMar>
-              <w:top w:w="60" w:type="dxa"/>
-              <w:bottom w:w="60" w:type="dxa"/>
-              <w:left w:w="100" w:type="dxa"/>
-              <w:right w:w="100" w:type="dxa"/>
-            </w:tcMar>
-            <w:shd w:val="clear" w:color="auto" w:fill="F0F4F8"/>
+            <w:tcW w:type="dxa" w:w="4320"/>
           </w:tcPr>
           <w:p>
-            <w:pPr>
-              <w:spacing w:before="40" w:after="40"/>
-            </w:pPr>
             <w:r>
               <w:rPr>
-                <w:rFonts w:ascii="Calibri" w:hAnsi="Calibri"/>
                 <w:b/>
-                <w:i w:val="0"/>
-                <w:sz w:val="20"/>
               </w:rPr>
               <w:t>Gerente de Projeto</w:t>
             </w:r>
@@ -599,55 +264,24 @@
         </w:tc>
         <w:tc>
           <w:tcPr>
-            <w:tcW w:type="dxa" w:w="4451"/>
-            <w:tcMar>
-              <w:top w:w="60" w:type="dxa"/>
-              <w:bottom w:w="60" w:type="dxa"/>
-              <w:left w:w="100" w:type="dxa"/>
-              <w:right w:w="100" w:type="dxa"/>
-            </w:tcMar>
+            <w:tcW w:type="dxa" w:w="4320"/>
           </w:tcPr>
           <w:p>
-            <w:pPr>
-              <w:spacing w:before="40" w:after="40"/>
-            </w:pPr>
-            <w:r>
-              <w:rPr>
-                <w:rFonts w:ascii="Calibri" w:hAnsi="Calibri"/>
-                <w:b w:val="0"/>
-                <w:i w:val="0"/>
-                <w:sz w:val="20"/>
-              </w:rPr>
+            <w:r>
               <w:t>Abraão</w:t>
             </w:r>
           </w:p>
         </w:tc>
       </w:tr>
       <w:tr>
-        <w:trPr>
-          <w:cantSplit w:val="1"/>
-        </w:trPr>
         <w:tc>
           <w:tcPr>
-            <w:tcW w:type="dxa" w:w="4451"/>
-            <w:tcMar>
-              <w:top w:w="60" w:type="dxa"/>
-              <w:bottom w:w="60" w:type="dxa"/>
-              <w:left w:w="100" w:type="dxa"/>
-              <w:right w:w="100" w:type="dxa"/>
-            </w:tcMar>
-            <w:shd w:val="clear" w:color="auto" w:fill="F0F4F8"/>
+            <w:tcW w:type="dxa" w:w="4320"/>
           </w:tcPr>
           <w:p>
-            <w:pPr>
-              <w:spacing w:before="40" w:after="40"/>
-            </w:pPr>
             <w:r>
               <w:rPr>
-                <w:rFonts w:ascii="Calibri" w:hAnsi="Calibri"/>
                 <w:b/>
-                <w:i w:val="0"/>
-                <w:sz w:val="20"/>
               </w:rPr>
               <w:t>Tech Lead / Arquiteto / DevOps</w:t>
             </w:r>
@@ -655,55 +289,24 @@
         </w:tc>
         <w:tc>
           <w:tcPr>
-            <w:tcW w:type="dxa" w:w="4451"/>
-            <w:tcMar>
-              <w:top w:w="60" w:type="dxa"/>
-              <w:bottom w:w="60" w:type="dxa"/>
-              <w:left w:w="100" w:type="dxa"/>
-              <w:right w:w="100" w:type="dxa"/>
-            </w:tcMar>
+            <w:tcW w:type="dxa" w:w="4320"/>
           </w:tcPr>
           <w:p>
-            <w:pPr>
-              <w:spacing w:before="40" w:after="40"/>
-            </w:pPr>
-            <w:r>
-              <w:rPr>
-                <w:rFonts w:ascii="Calibri" w:hAnsi="Calibri"/>
-                <w:b w:val="0"/>
-                <w:i w:val="0"/>
-                <w:sz w:val="20"/>
-              </w:rPr>
+            <w:r>
               <w:t>Cézar Velazquez</w:t>
             </w:r>
           </w:p>
         </w:tc>
       </w:tr>
       <w:tr>
-        <w:trPr>
-          <w:cantSplit w:val="1"/>
-        </w:trPr>
         <w:tc>
           <w:tcPr>
-            <w:tcW w:type="dxa" w:w="4451"/>
-            <w:tcMar>
-              <w:top w:w="60" w:type="dxa"/>
-              <w:bottom w:w="60" w:type="dxa"/>
-              <w:left w:w="100" w:type="dxa"/>
-              <w:right w:w="100" w:type="dxa"/>
-            </w:tcMar>
-            <w:shd w:val="clear" w:color="auto" w:fill="F0F4F8"/>
+            <w:tcW w:type="dxa" w:w="4320"/>
           </w:tcPr>
           <w:p>
-            <w:pPr>
-              <w:spacing w:before="40" w:after="40"/>
-            </w:pPr>
             <w:r>
               <w:rPr>
-                <w:rFonts w:ascii="Calibri" w:hAnsi="Calibri"/>
                 <w:b/>
-                <w:i w:val="0"/>
-                <w:sz w:val="20"/>
               </w:rPr>
               <w:t>Processo MPS-SW</w:t>
             </w:r>
@@ -711,144 +314,68 @@
         </w:tc>
         <w:tc>
           <w:tcPr>
-            <w:tcW w:type="dxa" w:w="4451"/>
-            <w:tcMar>
-              <w:top w:w="60" w:type="dxa"/>
-              <w:bottom w:w="60" w:type="dxa"/>
-              <w:left w:w="100" w:type="dxa"/>
-              <w:right w:w="100" w:type="dxa"/>
-            </w:tcMar>
+            <w:tcW w:type="dxa" w:w="4320"/>
           </w:tcPr>
           <w:p>
-            <w:pPr>
-              <w:spacing w:before="40" w:after="40"/>
-            </w:pPr>
-            <w:r>
-              <w:rPr>
-                <w:rFonts w:ascii="Calibri" w:hAnsi="Calibri"/>
-                <w:b w:val="0"/>
-                <w:i w:val="0"/>
-                <w:sz w:val="20"/>
-              </w:rPr>
+            <w:r>
               <w:t>GPR</w:t>
             </w:r>
           </w:p>
         </w:tc>
       </w:tr>
     </w:tbl>
+    <w:p/>
     <w:p>
       <w:pPr>
-        <w:spacing w:before="0" w:after="160"/>
-      </w:pPr>
-    </w:p>
-    <w:p>
-      <w:pPr>
-        <w:pStyle w:val="Heading1"/>
-        <w:keepNext/>
-        <w:keepLines/>
-        <w:pBdr>
-          <w:bottom w:val="single" w:sz="4" w:space="2" w:color="D6E4F0"/>
-        </w:pBdr>
+        <w:pStyle w:val="Heading2"/>
       </w:pPr>
       <w:r>
         <w:t>1. Situação geral</w:t>
       </w:r>
     </w:p>
     <w:p>
-      <w:pPr>
-        <w:spacing w:before="0" w:after="120"/>
-      </w:pPr>
       <w:r>
-        <w:rPr>
-          <w:rFonts w:ascii="Calibri" w:hAnsi="Calibri"/>
-          <w:b w:val="0"/>
-          <w:i w:val="0"/>
-          <w:sz w:val="22"/>
-        </w:rPr>
         <w:t xml:space="preserve">Projeto </w:t>
       </w:r>
       <w:r>
         <w:rPr>
-          <w:rFonts w:ascii="Calibri" w:hAnsi="Calibri"/>
           <w:b/>
-          <w:i w:val="0"/>
-          <w:sz w:val="22"/>
         </w:rPr>
         <w:t>em andamento e sob controle</w:t>
       </w:r>
       <w:r>
-        <w:rPr>
-          <w:rFonts w:ascii="Calibri" w:hAnsi="Calibri"/>
-          <w:b w:val="0"/>
-          <w:i w:val="0"/>
-          <w:sz w:val="22"/>
-        </w:rPr>
-        <w:t xml:space="preserve">: Sprint 9 de 12 dentro da janela do cronograma (09/02–26/07/2026), com a release v0.9.0 promovida a </w:t>
+        <w:t xml:space="preserve">: Sprint 10 de 12 dentro da janela do cronograma (09/02–26/07/2026), com a release v0.9.0 promovida a </w:t>
       </w:r>
       <w:r>
         <w:rPr>
-          <w:rFonts w:ascii="Courier New" w:hAnsi="Courier New"/>
-          <w:b w:val="0"/>
-          <w:i w:val="0"/>
-          <w:color w:val="333333"/>
-          <w:sz w:val="20"/>
+          <w:rFonts w:ascii="Consolas" w:hAnsi="Consolas"/>
         </w:rPr>
         <w:t>main</w:t>
       </w:r>
       <w:r>
-        <w:rPr>
-          <w:rFonts w:ascii="Calibri" w:hAnsi="Calibri"/>
-          <w:b w:val="0"/>
-          <w:i w:val="0"/>
-          <w:sz w:val="22"/>
-        </w:rPr>
         <w:t xml:space="preserve"> (RF13/RF14/MF-64 entregues) e o único change request do período (CR-MF-001) absorvido sem atraso macro.</w:t>
       </w:r>
     </w:p>
     <w:tbl>
       <w:tblPr>
+        <w:tblStyle w:val="TableGrid"/>
         <w:tblW w:type="auto" w:w="0"/>
         <w:tblLook w:firstColumn="1" w:firstRow="1" w:lastColumn="0" w:lastRow="0" w:noHBand="0" w:noVBand="1" w:val="04A0"/>
-        <w:tblBorders>
-          <w:top w:val="single" w:sz="4" w:space="0" w:color="003366"/>
-          <w:left w:val="single" w:sz="4" w:space="0" w:color="003366"/>
-          <w:bottom w:val="single" w:sz="4" w:space="0" w:color="003366"/>
-          <w:right w:val="single" w:sz="4" w:space="0" w:color="003366"/>
-          <w:insideH w:val="single" w:sz="4" w:space="0" w:color="003366"/>
-          <w:insideV w:val="single" w:sz="4" w:space="0" w:color="003366"/>
-        </w:tblBorders>
       </w:tblPr>
       <w:tblGrid>
-        <w:gridCol w:w="2967"/>
-        <w:gridCol w:w="2967"/>
-        <w:gridCol w:w="2967"/>
+        <w:gridCol w:w="2880"/>
+        <w:gridCol w:w="2880"/>
+        <w:gridCol w:w="2880"/>
       </w:tblGrid>
       <w:tr>
-        <w:trPr>
-          <w:cantSplit w:val="1"/>
-        </w:trPr>
         <w:tc>
           <w:tcPr>
-            <w:tcW w:type="dxa" w:w="2967"/>
-            <w:tcMar>
-              <w:top w:w="60" w:type="dxa"/>
-              <w:bottom w:w="60" w:type="dxa"/>
-              <w:left w:w="100" w:type="dxa"/>
-              <w:right w:w="100" w:type="dxa"/>
-            </w:tcMar>
-            <w:shd w:val="clear" w:color="auto" w:fill="003366"/>
+            <w:tcW w:type="dxa" w:w="2880"/>
           </w:tcPr>
           <w:p>
-            <w:pPr>
-              <w:spacing w:before="40" w:after="40"/>
-            </w:pPr>
             <w:r>
               <w:rPr>
-                <w:rFonts w:ascii="Calibri" w:hAnsi="Calibri"/>
                 <w:b/>
-                <w:i w:val="0"/>
-                <w:color w:val="FFFFFF"/>
-                <w:sz w:val="20"/>
               </w:rPr>
               <w:t>Dimensão</w:t>
             </w:r>
@@ -856,26 +383,12 @@
         </w:tc>
         <w:tc>
           <w:tcPr>
-            <w:tcW w:type="dxa" w:w="2967"/>
-            <w:tcMar>
-              <w:top w:w="60" w:type="dxa"/>
-              <w:bottom w:w="60" w:type="dxa"/>
-              <w:left w:w="100" w:type="dxa"/>
-              <w:right w:w="100" w:type="dxa"/>
-            </w:tcMar>
-            <w:shd w:val="clear" w:color="auto" w:fill="003366"/>
+            <w:tcW w:type="dxa" w:w="2880"/>
           </w:tcPr>
           <w:p>
-            <w:pPr>
-              <w:spacing w:before="40" w:after="40"/>
-            </w:pPr>
             <w:r>
               <w:rPr>
-                <w:rFonts w:ascii="Calibri" w:hAnsi="Calibri"/>
                 <w:b/>
-                <w:i w:val="0"/>
-                <w:color w:val="FFFFFF"/>
-                <w:sz w:val="20"/>
               </w:rPr>
               <w:t>Status</w:t>
             </w:r>
@@ -883,26 +396,12 @@
         </w:tc>
         <w:tc>
           <w:tcPr>
-            <w:tcW w:type="dxa" w:w="2967"/>
-            <w:tcMar>
-              <w:top w:w="60" w:type="dxa"/>
-              <w:bottom w:w="60" w:type="dxa"/>
-              <w:left w:w="100" w:type="dxa"/>
-              <w:right w:w="100" w:type="dxa"/>
-            </w:tcMar>
-            <w:shd w:val="clear" w:color="auto" w:fill="003366"/>
+            <w:tcW w:type="dxa" w:w="2880"/>
           </w:tcPr>
           <w:p>
-            <w:pPr>
-              <w:spacing w:before="40" w:after="40"/>
-            </w:pPr>
             <w:r>
               <w:rPr>
-                <w:rFonts w:ascii="Calibri" w:hAnsi="Calibri"/>
                 <w:b/>
-                <w:i w:val="0"/>
-                <w:color w:val="FFFFFF"/>
-                <w:sz w:val="20"/>
               </w:rPr>
               <w:t>Comentário (1 linha)</w:t>
             </w:r>
@@ -910,30 +409,14 @@
         </w:tc>
       </w:tr>
       <w:tr>
-        <w:trPr>
-          <w:cantSplit w:val="1"/>
-        </w:trPr>
         <w:tc>
           <w:tcPr>
-            <w:tcW w:type="dxa" w:w="2967"/>
-            <w:tcMar>
-              <w:top w:w="60" w:type="dxa"/>
-              <w:bottom w:w="60" w:type="dxa"/>
-              <w:left w:w="100" w:type="dxa"/>
-              <w:right w:w="100" w:type="dxa"/>
-            </w:tcMar>
-            <w:shd w:val="clear" w:color="auto" w:fill="EBF5FB"/>
+            <w:tcW w:type="dxa" w:w="2880"/>
           </w:tcPr>
           <w:p>
-            <w:pPr>
-              <w:spacing w:before="40" w:after="40"/>
-            </w:pPr>
             <w:r>
               <w:rPr>
-                <w:rFonts w:ascii="Calibri" w:hAnsi="Calibri"/>
                 <w:b/>
-                <w:i w:val="0"/>
-                <w:sz w:val="20"/>
               </w:rPr>
               <w:t>Prazo</w:t>
             </w:r>
@@ -941,81 +424,34 @@
         </w:tc>
         <w:tc>
           <w:tcPr>
-            <w:tcW w:type="dxa" w:w="2967"/>
-            <w:tcMar>
-              <w:top w:w="60" w:type="dxa"/>
-              <w:bottom w:w="60" w:type="dxa"/>
-              <w:left w:w="100" w:type="dxa"/>
-              <w:right w:w="100" w:type="dxa"/>
-            </w:tcMar>
-            <w:shd w:val="clear" w:color="auto" w:fill="EBF5FB"/>
+            <w:tcW w:type="dxa" w:w="2880"/>
           </w:tcPr>
           <w:p>
-            <w:pPr>
-              <w:spacing w:before="40" w:after="40"/>
-            </w:pPr>
-            <w:r>
-              <w:rPr>
-                <w:rFonts w:ascii="Calibri" w:hAnsi="Calibri"/>
-                <w:b w:val="0"/>
-                <w:i w:val="0"/>
-                <w:sz w:val="20"/>
-              </w:rPr>
+            <w:r>
               <w:t>🟢 No prazo</w:t>
             </w:r>
           </w:p>
         </w:tc>
         <w:tc>
           <w:tcPr>
-            <w:tcW w:type="dxa" w:w="2967"/>
-            <w:tcMar>
-              <w:top w:w="60" w:type="dxa"/>
-              <w:bottom w:w="60" w:type="dxa"/>
-              <w:left w:w="100" w:type="dxa"/>
-              <w:right w:w="100" w:type="dxa"/>
-            </w:tcMar>
-            <w:shd w:val="clear" w:color="auto" w:fill="EBF5FB"/>
+            <w:tcW w:type="dxa" w:w="2880"/>
           </w:tcPr>
           <w:p>
-            <w:pPr>
-              <w:spacing w:before="40" w:after="40"/>
-            </w:pPr>
-            <w:r>
-              <w:rPr>
-                <w:rFonts w:ascii="Calibri" w:hAnsi="Calibri"/>
-                <w:b w:val="0"/>
-                <w:i w:val="0"/>
-                <w:sz w:val="20"/>
-              </w:rPr>
-              <w:t>Sprint 9 de 12 dentro da janela 09/02–26/07/2026; sem atraso macro</w:t>
+            <w:r>
+              <w:t>Sprint 10 de 12 dentro da janela 09/02–26/07/2026; sem atraso macro</w:t>
             </w:r>
           </w:p>
         </w:tc>
       </w:tr>
       <w:tr>
-        <w:trPr>
-          <w:cantSplit w:val="1"/>
-        </w:trPr>
         <w:tc>
           <w:tcPr>
-            <w:tcW w:type="dxa" w:w="2967"/>
-            <w:tcMar>
-              <w:top w:w="60" w:type="dxa"/>
-              <w:bottom w:w="60" w:type="dxa"/>
-              <w:left w:w="100" w:type="dxa"/>
-              <w:right w:w="100" w:type="dxa"/>
-            </w:tcMar>
+            <w:tcW w:type="dxa" w:w="2880"/>
           </w:tcPr>
           <w:p>
-            <w:pPr>
-              <w:spacing w:before="40" w:after="40"/>
-            </w:pPr>
             <w:r>
               <w:rPr>
-                <w:rFonts w:ascii="Calibri" w:hAnsi="Calibri"/>
                 <w:b/>
-                <w:i w:val="0"/>
-                <w:sz w:val="20"/>
               </w:rPr>
               <w:t>Escopo</w:t>
             </w:r>
@@ -1023,80 +459,34 @@
         </w:tc>
         <w:tc>
           <w:tcPr>
-            <w:tcW w:type="dxa" w:w="2967"/>
-            <w:tcMar>
-              <w:top w:w="60" w:type="dxa"/>
-              <w:bottom w:w="60" w:type="dxa"/>
-              <w:left w:w="100" w:type="dxa"/>
-              <w:right w:w="100" w:type="dxa"/>
-            </w:tcMar>
+            <w:tcW w:type="dxa" w:w="2880"/>
           </w:tcPr>
           <w:p>
-            <w:pPr>
-              <w:spacing w:before="40" w:after="40"/>
-            </w:pPr>
-            <w:r>
-              <w:rPr>
-                <w:rFonts w:ascii="Calibri" w:hAnsi="Calibri"/>
-                <w:b w:val="0"/>
-                <w:i w:val="0"/>
-                <w:sz w:val="20"/>
-              </w:rPr>
+            <w:r>
               <w:t>🟡 Em mudança</w:t>
             </w:r>
           </w:p>
         </w:tc>
         <w:tc>
           <w:tcPr>
-            <w:tcW w:type="dxa" w:w="2967"/>
-            <w:tcMar>
-              <w:top w:w="60" w:type="dxa"/>
-              <w:bottom w:w="60" w:type="dxa"/>
-              <w:left w:w="100" w:type="dxa"/>
-              <w:right w:w="100" w:type="dxa"/>
-            </w:tcMar>
+            <w:tcW w:type="dxa" w:w="2880"/>
           </w:tcPr>
           <w:p>
-            <w:pPr>
-              <w:spacing w:before="40" w:after="40"/>
-            </w:pPr>
-            <w:r>
-              <w:rPr>
-                <w:rFonts w:ascii="Calibri" w:hAnsi="Calibri"/>
-                <w:b w:val="0"/>
-                <w:i w:val="0"/>
-                <w:sz w:val="20"/>
-              </w:rPr>
+            <w:r>
               <w:t>CR-MF-001 absorvido na S9 (+10 h, antecipação de RF13 de S10→S9), sem atraso macro</w:t>
             </w:r>
           </w:p>
         </w:tc>
       </w:tr>
       <w:tr>
-        <w:trPr>
-          <w:cantSplit w:val="1"/>
-        </w:trPr>
         <w:tc>
           <w:tcPr>
-            <w:tcW w:type="dxa" w:w="2967"/>
-            <w:tcMar>
-              <w:top w:w="60" w:type="dxa"/>
-              <w:bottom w:w="60" w:type="dxa"/>
-              <w:left w:w="100" w:type="dxa"/>
-              <w:right w:w="100" w:type="dxa"/>
-            </w:tcMar>
-            <w:shd w:val="clear" w:color="auto" w:fill="EBF5FB"/>
+            <w:tcW w:type="dxa" w:w="2880"/>
           </w:tcPr>
           <w:p>
-            <w:pPr>
-              <w:spacing w:before="40" w:after="40"/>
-            </w:pPr>
             <w:r>
               <w:rPr>
-                <w:rFonts w:ascii="Calibri" w:hAnsi="Calibri"/>
                 <w:b/>
-                <w:i w:val="0"/>
-                <w:sz w:val="20"/>
               </w:rPr>
               <w:t>Risco</w:t>
             </w:r>
@@ -1104,81 +494,34 @@
         </w:tc>
         <w:tc>
           <w:tcPr>
-            <w:tcW w:type="dxa" w:w="2967"/>
-            <w:tcMar>
-              <w:top w:w="60" w:type="dxa"/>
-              <w:bottom w:w="60" w:type="dxa"/>
-              <w:left w:w="100" w:type="dxa"/>
-              <w:right w:w="100" w:type="dxa"/>
-            </w:tcMar>
-            <w:shd w:val="clear" w:color="auto" w:fill="EBF5FB"/>
+            <w:tcW w:type="dxa" w:w="2880"/>
           </w:tcPr>
           <w:p>
-            <w:pPr>
-              <w:spacing w:before="40" w:after="40"/>
-            </w:pPr>
-            <w:r>
-              <w:rPr>
-                <w:rFonts w:ascii="Calibri" w:hAnsi="Calibri"/>
-                <w:b w:val="0"/>
-                <w:i w:val="0"/>
-                <w:sz w:val="20"/>
-              </w:rPr>
+            <w:r>
               <w:t>🟢 Sob controle</w:t>
             </w:r>
           </w:p>
         </w:tc>
         <w:tc>
           <w:tcPr>
-            <w:tcW w:type="dxa" w:w="2967"/>
-            <w:tcMar>
-              <w:top w:w="60" w:type="dxa"/>
-              <w:bottom w:w="60" w:type="dxa"/>
-              <w:left w:w="100" w:type="dxa"/>
-              <w:right w:w="100" w:type="dxa"/>
-            </w:tcMar>
-            <w:shd w:val="clear" w:color="auto" w:fill="EBF5FB"/>
+            <w:tcW w:type="dxa" w:w="2880"/>
           </w:tcPr>
           <w:p>
-            <w:pPr>
-              <w:spacing w:before="40" w:after="40"/>
-            </w:pPr>
-            <w:r>
-              <w:rPr>
-                <w:rFonts w:ascii="Calibri" w:hAnsi="Calibri"/>
-                <w:b w:val="0"/>
-                <w:i w:val="0"/>
-                <w:sz w:val="20"/>
-              </w:rPr>
+            <w:r>
               <w:t>R-01 e R-02 materializados e tratados (encerrados); R-03 (Z-API) mantido como best-effort com fallback por e-mail</w:t>
             </w:r>
           </w:p>
         </w:tc>
       </w:tr>
       <w:tr>
-        <w:trPr>
-          <w:cantSplit w:val="1"/>
-        </w:trPr>
         <w:tc>
           <w:tcPr>
-            <w:tcW w:type="dxa" w:w="2967"/>
-            <w:tcMar>
-              <w:top w:w="60" w:type="dxa"/>
-              <w:bottom w:w="60" w:type="dxa"/>
-              <w:left w:w="100" w:type="dxa"/>
-              <w:right w:w="100" w:type="dxa"/>
-            </w:tcMar>
+            <w:tcW w:type="dxa" w:w="2880"/>
           </w:tcPr>
           <w:p>
-            <w:pPr>
-              <w:spacing w:before="40" w:after="40"/>
-            </w:pPr>
             <w:r>
               <w:rPr>
-                <w:rFonts w:ascii="Calibri" w:hAnsi="Calibri"/>
                 <w:b/>
-                <w:i w:val="0"/>
-                <w:sz w:val="20"/>
               </w:rPr>
               <w:t>Qualidade</w:t>
             </w:r>
@@ -1186,163 +529,69 @@
         </w:tc>
         <w:tc>
           <w:tcPr>
-            <w:tcW w:type="dxa" w:w="2967"/>
-            <w:tcMar>
-              <w:top w:w="60" w:type="dxa"/>
-              <w:bottom w:w="60" w:type="dxa"/>
-              <w:left w:w="100" w:type="dxa"/>
-              <w:right w:w="100" w:type="dxa"/>
-            </w:tcMar>
+            <w:tcW w:type="dxa" w:w="2880"/>
           </w:tcPr>
           <w:p>
-            <w:pPr>
-              <w:spacing w:before="40" w:after="40"/>
-            </w:pPr>
-            <w:r>
-              <w:rPr>
-                <w:rFonts w:ascii="Calibri" w:hAnsi="Calibri"/>
-                <w:b w:val="0"/>
-                <w:i w:val="0"/>
-                <w:sz w:val="20"/>
-              </w:rPr>
+            <w:r>
               <w:t>🟢 Dentro do esperado</w:t>
             </w:r>
           </w:p>
         </w:tc>
         <w:tc>
           <w:tcPr>
-            <w:tcW w:type="dxa" w:w="2967"/>
-            <w:tcMar>
-              <w:top w:w="60" w:type="dxa"/>
-              <w:bottom w:w="60" w:type="dxa"/>
-              <w:left w:w="100" w:type="dxa"/>
-              <w:right w:w="100" w:type="dxa"/>
-            </w:tcMar>
+            <w:tcW w:type="dxa" w:w="2880"/>
           </w:tcPr>
           <w:p>
-            <w:pPr>
-              <w:spacing w:before="40" w:after="40"/>
-            </w:pPr>
-            <w:r>
-              <w:rPr>
-                <w:rFonts w:ascii="Calibri" w:hAnsi="Calibri"/>
-                <w:b w:val="0"/>
-                <w:i w:val="0"/>
-                <w:sz w:val="20"/>
-              </w:rPr>
+            <w:r>
               <w:t>Cobertura JaCoCo 82%+ desde a S5, com gate de CI ≥80% ativo desde a S4; NC-001 encerrada</w:t>
             </w:r>
           </w:p>
         </w:tc>
       </w:tr>
     </w:tbl>
+    <w:p/>
     <w:p>
       <w:pPr>
-        <w:spacing w:before="0" w:after="160"/>
-      </w:pPr>
-    </w:p>
-    <w:p>
-      <w:pPr>
-        <w:spacing w:before="40" w:after="120"/>
-        <w:ind w:left="454"/>
-        <w:pBdr>
-          <w:left w:val="single" w:sz="12" w:space="8" w:color="003366"/>
-        </w:pBdr>
+        <w:pStyle w:val="IntenseQuote"/>
       </w:pPr>
       <w:r>
-        <w:rPr>
-          <w:rFonts w:ascii="Calibri" w:hAnsi="Calibri"/>
-          <w:b w:val="0"/>
-          <w:i/>
-          <w:color w:val="1A5276"/>
-          <w:sz w:val="22"/>
-        </w:rPr>
-        <w:t>Convenção de cores:</w:t>
-      </w:r>
-      <w:r>
-        <w:rPr>
-          <w:rFonts w:ascii="Calibri" w:hAnsi="Calibri"/>
-          <w:b w:val="0"/>
-          <w:i w:val="0"/>
-          <w:color w:val="1A5276"/>
-          <w:sz w:val="22"/>
-        </w:rPr>
-        <w:t xml:space="preserve"> 🟢 sem ação necessária · 🟡 sob acompanhamento, ação em curso · 🔴 exige decisão/atenção do cliente.</w:t>
+        <w:t>*Convenção de cores:* 🟢 sem ação necessária · 🟡 sob acompanhamento, ação em curso · 🔴 exige decisão/atenção do cliente.</w:t>
       </w:r>
     </w:p>
     <w:p>
       <w:pPr>
-        <w:pStyle w:val="Heading1"/>
-        <w:keepNext/>
-        <w:keepLines/>
-        <w:pBdr>
-          <w:bottom w:val="single" w:sz="4" w:space="2" w:color="D6E4F0"/>
-        </w:pBdr>
+        <w:pStyle w:val="Heading2"/>
       </w:pPr>
       <w:r>
         <w:t>2. Objetivo</w:t>
       </w:r>
     </w:p>
     <w:p>
-      <w:pPr>
-        <w:spacing w:before="0" w:after="120"/>
-      </w:pPr>
       <w:r>
-        <w:rPr>
-          <w:rFonts w:ascii="Calibri" w:hAnsi="Calibri"/>
-          <w:b w:val="0"/>
-          <w:i w:val="0"/>
-          <w:sz w:val="22"/>
-        </w:rPr>
         <w:t>Monitorar o progresso do projeto MilhasFacil em relação ao plano estabelecido (</w:t>
       </w:r>
       <w:r>
         <w:rPr>
-          <w:rFonts w:ascii="Courier New" w:hAnsi="Courier New"/>
-          <w:b w:val="0"/>
-          <w:i w:val="0"/>
-          <w:color w:val="333333"/>
-          <w:sz w:val="20"/>
+          <w:rFonts w:ascii="Consolas" w:hAnsi="Consolas"/>
         </w:rPr>
         <w:t>PLA-MILHASFACIL01-001</w:t>
       </w:r>
       <w:r>
-        <w:rPr>
-          <w:rFonts w:ascii="Calibri" w:hAnsi="Calibri"/>
-          <w:b w:val="0"/>
-          <w:i w:val="0"/>
-          <w:sz w:val="22"/>
-        </w:rPr>
         <w:t xml:space="preserve">), identificar desvios de prazo, escopo, esforço e qualidade por sprint, e registrar a situação atual. Este relatório consolida os snapshots de acompanhamento das Sprints S1 a S9 e serve como evidência do processo GPR (Gerência de Projeto). A fonte da verdade de gestão é a planilha </w:t>
       </w:r>
       <w:r>
         <w:rPr>
-          <w:rFonts w:ascii="Courier New" w:hAnsi="Courier New"/>
-          <w:b w:val="0"/>
-          <w:i w:val="0"/>
-          <w:color w:val="333333"/>
-          <w:sz w:val="20"/>
+          <w:rFonts w:ascii="Consolas" w:hAnsi="Consolas"/>
         </w:rPr>
         <w:t>GEST-MILHASFACIL01-001</w:t>
       </w:r>
       <w:r>
-        <w:rPr>
-          <w:rFonts w:ascii="Calibri" w:hAnsi="Calibri"/>
-          <w:b w:val="0"/>
-          <w:i w:val="0"/>
-          <w:sz w:val="22"/>
-        </w:rPr>
         <w:t>.</w:t>
       </w:r>
     </w:p>
     <w:p>
       <w:pPr>
-        <w:pStyle w:val="Heading1"/>
-        <w:keepNext/>
-        <w:keepLines/>
-        <w:pBdr>
-          <w:bottom w:val="single" w:sz="4" w:space="2" w:color="D6E4F0"/>
-        </w:pBdr>
+        <w:pStyle w:val="Heading2"/>
       </w:pPr>
       <w:r>
         <w:t>3. Acompanhamento por sprint (S1–S9)</w:t>
@@ -1350,55 +599,31 @@
     </w:p>
     <w:tbl>
       <w:tblPr>
+        <w:tblStyle w:val="TableGrid"/>
         <w:tblW w:type="auto" w:w="0"/>
         <w:tblLook w:firstColumn="1" w:firstRow="1" w:lastColumn="0" w:lastRow="0" w:noHBand="0" w:noVBand="1" w:val="04A0"/>
-        <w:tblBorders>
-          <w:top w:val="single" w:sz="4" w:space="0" w:color="003366"/>
-          <w:left w:val="single" w:sz="4" w:space="0" w:color="003366"/>
-          <w:bottom w:val="single" w:sz="4" w:space="0" w:color="003366"/>
-          <w:right w:val="single" w:sz="4" w:space="0" w:color="003366"/>
-          <w:insideH w:val="single" w:sz="4" w:space="0" w:color="003366"/>
-          <w:insideV w:val="single" w:sz="4" w:space="0" w:color="003366"/>
-        </w:tblBorders>
       </w:tblPr>
       <w:tblGrid>
-        <w:gridCol w:w="890"/>
-        <w:gridCol w:w="890"/>
-        <w:gridCol w:w="890"/>
-        <w:gridCol w:w="890"/>
-        <w:gridCol w:w="890"/>
-        <w:gridCol w:w="890"/>
-        <w:gridCol w:w="890"/>
-        <w:gridCol w:w="890"/>
-        <w:gridCol w:w="890"/>
-        <w:gridCol w:w="890"/>
+        <w:gridCol w:w="864"/>
+        <w:gridCol w:w="864"/>
+        <w:gridCol w:w="864"/>
+        <w:gridCol w:w="864"/>
+        <w:gridCol w:w="864"/>
+        <w:gridCol w:w="864"/>
+        <w:gridCol w:w="864"/>
+        <w:gridCol w:w="864"/>
+        <w:gridCol w:w="864"/>
+        <w:gridCol w:w="864"/>
       </w:tblGrid>
       <w:tr>
-        <w:trPr>
-          <w:cantSplit w:val="1"/>
-        </w:trPr>
         <w:tc>
           <w:tcPr>
-            <w:tcW w:type="dxa" w:w="890"/>
-            <w:tcMar>
-              <w:top w:w="60" w:type="dxa"/>
-              <w:bottom w:w="60" w:type="dxa"/>
-              <w:left w:w="100" w:type="dxa"/>
-              <w:right w:w="100" w:type="dxa"/>
-            </w:tcMar>
-            <w:shd w:val="clear" w:color="auto" w:fill="003366"/>
+            <w:tcW w:type="dxa" w:w="864"/>
           </w:tcPr>
           <w:p>
-            <w:pPr>
-              <w:spacing w:before="40" w:after="40"/>
-            </w:pPr>
             <w:r>
               <w:rPr>
-                <w:rFonts w:ascii="Calibri" w:hAnsi="Calibri"/>
                 <w:b/>
-                <w:i w:val="0"/>
-                <w:color w:val="FFFFFF"/>
-                <w:sz w:val="20"/>
               </w:rPr>
               <w:t>Sprint</w:t>
             </w:r>
@@ -1406,26 +631,12 @@
         </w:tc>
         <w:tc>
           <w:tcPr>
-            <w:tcW w:type="dxa" w:w="890"/>
-            <w:tcMar>
-              <w:top w:w="60" w:type="dxa"/>
-              <w:bottom w:w="60" w:type="dxa"/>
-              <w:left w:w="100" w:type="dxa"/>
-              <w:right w:w="100" w:type="dxa"/>
-            </w:tcMar>
-            <w:shd w:val="clear" w:color="auto" w:fill="003366"/>
+            <w:tcW w:type="dxa" w:w="864"/>
           </w:tcPr>
           <w:p>
-            <w:pPr>
-              <w:spacing w:before="40" w:after="40"/>
-            </w:pPr>
             <w:r>
               <w:rPr>
-                <w:rFonts w:ascii="Calibri" w:hAnsi="Calibri"/>
                 <w:b/>
-                <w:i w:val="0"/>
-                <w:color w:val="FFFFFF"/>
-                <w:sz w:val="20"/>
               </w:rPr>
               <w:t>Período</w:t>
             </w:r>
@@ -1433,26 +644,12 @@
         </w:tc>
         <w:tc>
           <w:tcPr>
-            <w:tcW w:type="dxa" w:w="890"/>
-            <w:tcMar>
-              <w:top w:w="60" w:type="dxa"/>
-              <w:bottom w:w="60" w:type="dxa"/>
-              <w:left w:w="100" w:type="dxa"/>
-              <w:right w:w="100" w:type="dxa"/>
-            </w:tcMar>
-            <w:shd w:val="clear" w:color="auto" w:fill="003366"/>
+            <w:tcW w:type="dxa" w:w="864"/>
           </w:tcPr>
           <w:p>
-            <w:pPr>
-              <w:spacing w:before="40" w:after="40"/>
-            </w:pPr>
             <w:r>
               <w:rPr>
-                <w:rFonts w:ascii="Calibri" w:hAnsi="Calibri"/>
                 <w:b/>
-                <w:i w:val="0"/>
-                <w:color w:val="FFFFFF"/>
-                <w:sz w:val="20"/>
               </w:rPr>
               <w:t>SP plan</w:t>
             </w:r>
@@ -1460,26 +657,12 @@
         </w:tc>
         <w:tc>
           <w:tcPr>
-            <w:tcW w:type="dxa" w:w="890"/>
-            <w:tcMar>
-              <w:top w:w="60" w:type="dxa"/>
-              <w:bottom w:w="60" w:type="dxa"/>
-              <w:left w:w="100" w:type="dxa"/>
-              <w:right w:w="100" w:type="dxa"/>
-            </w:tcMar>
-            <w:shd w:val="clear" w:color="auto" w:fill="003366"/>
+            <w:tcW w:type="dxa" w:w="864"/>
           </w:tcPr>
           <w:p>
-            <w:pPr>
-              <w:spacing w:before="40" w:after="40"/>
-            </w:pPr>
             <w:r>
               <w:rPr>
-                <w:rFonts w:ascii="Calibri" w:hAnsi="Calibri"/>
                 <w:b/>
-                <w:i w:val="0"/>
-                <w:color w:val="FFFFFF"/>
-                <w:sz w:val="20"/>
               </w:rPr>
               <w:t>SP real</w:t>
             </w:r>
@@ -1487,26 +670,12 @@
         </w:tc>
         <w:tc>
           <w:tcPr>
-            <w:tcW w:type="dxa" w:w="890"/>
-            <w:tcMar>
-              <w:top w:w="60" w:type="dxa"/>
-              <w:bottom w:w="60" w:type="dxa"/>
-              <w:left w:w="100" w:type="dxa"/>
-              <w:right w:w="100" w:type="dxa"/>
-            </w:tcMar>
-            <w:shd w:val="clear" w:color="auto" w:fill="003366"/>
+            <w:tcW w:type="dxa" w:w="864"/>
           </w:tcPr>
           <w:p>
-            <w:pPr>
-              <w:spacing w:before="40" w:after="40"/>
-            </w:pPr>
             <w:r>
               <w:rPr>
-                <w:rFonts w:ascii="Calibri" w:hAnsi="Calibri"/>
                 <w:b/>
-                <w:i w:val="0"/>
-                <w:color w:val="FFFFFF"/>
-                <w:sz w:val="20"/>
               </w:rPr>
               <w:t>Aderência</w:t>
             </w:r>
@@ -1514,26 +683,12 @@
         </w:tc>
         <w:tc>
           <w:tcPr>
-            <w:tcW w:type="dxa" w:w="890"/>
-            <w:tcMar>
-              <w:top w:w="60" w:type="dxa"/>
-              <w:bottom w:w="60" w:type="dxa"/>
-              <w:left w:w="100" w:type="dxa"/>
-              <w:right w:w="100" w:type="dxa"/>
-            </w:tcMar>
-            <w:shd w:val="clear" w:color="auto" w:fill="003366"/>
+            <w:tcW w:type="dxa" w:w="864"/>
           </w:tcPr>
           <w:p>
-            <w:pPr>
-              <w:spacing w:before="40" w:after="40"/>
-            </w:pPr>
             <w:r>
               <w:rPr>
-                <w:rFonts w:ascii="Calibri" w:hAnsi="Calibri"/>
                 <w:b/>
-                <w:i w:val="0"/>
-                <w:color w:val="FFFFFF"/>
-                <w:sz w:val="20"/>
               </w:rPr>
               <w:t>Carry</w:t>
             </w:r>
@@ -1541,26 +696,12 @@
         </w:tc>
         <w:tc>
           <w:tcPr>
-            <w:tcW w:type="dxa" w:w="890"/>
-            <w:tcMar>
-              <w:top w:w="60" w:type="dxa"/>
-              <w:bottom w:w="60" w:type="dxa"/>
-              <w:left w:w="100" w:type="dxa"/>
-              <w:right w:w="100" w:type="dxa"/>
-            </w:tcMar>
-            <w:shd w:val="clear" w:color="auto" w:fill="003366"/>
+            <w:tcW w:type="dxa" w:w="864"/>
           </w:tcPr>
           <w:p>
-            <w:pPr>
-              <w:spacing w:before="40" w:after="40"/>
-            </w:pPr>
             <w:r>
               <w:rPr>
-                <w:rFonts w:ascii="Calibri" w:hAnsi="Calibri"/>
                 <w:b/>
-                <w:i w:val="0"/>
-                <w:color w:val="FFFFFF"/>
-                <w:sz w:val="20"/>
               </w:rPr>
               <w:t>h_est</w:t>
             </w:r>
@@ -1568,26 +709,12 @@
         </w:tc>
         <w:tc>
           <w:tcPr>
-            <w:tcW w:type="dxa" w:w="890"/>
-            <w:tcMar>
-              <w:top w:w="60" w:type="dxa"/>
-              <w:bottom w:w="60" w:type="dxa"/>
-              <w:left w:w="100" w:type="dxa"/>
-              <w:right w:w="100" w:type="dxa"/>
-            </w:tcMar>
-            <w:shd w:val="clear" w:color="auto" w:fill="003366"/>
+            <w:tcW w:type="dxa" w:w="864"/>
           </w:tcPr>
           <w:p>
-            <w:pPr>
-              <w:spacing w:before="40" w:after="40"/>
-            </w:pPr>
             <w:r>
               <w:rPr>
-                <w:rFonts w:ascii="Calibri" w:hAnsi="Calibri"/>
                 <w:b/>
-                <w:i w:val="0"/>
-                <w:color w:val="FFFFFF"/>
-                <w:sz w:val="20"/>
               </w:rPr>
               <w:t>h_real</w:t>
             </w:r>
@@ -1595,26 +722,12 @@
         </w:tc>
         <w:tc>
           <w:tcPr>
-            <w:tcW w:type="dxa" w:w="890"/>
-            <w:tcMar>
-              <w:top w:w="60" w:type="dxa"/>
-              <w:bottom w:w="60" w:type="dxa"/>
-              <w:left w:w="100" w:type="dxa"/>
-              <w:right w:w="100" w:type="dxa"/>
-            </w:tcMar>
-            <w:shd w:val="clear" w:color="auto" w:fill="003366"/>
+            <w:tcW w:type="dxa" w:w="864"/>
           </w:tcPr>
           <w:p>
-            <w:pPr>
-              <w:spacing w:before="40" w:after="40"/>
-            </w:pPr>
             <w:r>
               <w:rPr>
-                <w:rFonts w:ascii="Calibri" w:hAnsi="Calibri"/>
                 <w:b/>
-                <w:i w:val="0"/>
-                <w:color w:val="FFFFFF"/>
-                <w:sz w:val="20"/>
               </w:rPr>
               <w:t>Desvio h</w:t>
             </w:r>
@@ -1622,26 +735,12 @@
         </w:tc>
         <w:tc>
           <w:tcPr>
-            <w:tcW w:type="dxa" w:w="890"/>
-            <w:tcMar>
-              <w:top w:w="60" w:type="dxa"/>
-              <w:bottom w:w="60" w:type="dxa"/>
-              <w:left w:w="100" w:type="dxa"/>
-              <w:right w:w="100" w:type="dxa"/>
-            </w:tcMar>
-            <w:shd w:val="clear" w:color="auto" w:fill="003366"/>
+            <w:tcW w:type="dxa" w:w="864"/>
           </w:tcPr>
           <w:p>
-            <w:pPr>
-              <w:spacing w:before="40" w:after="40"/>
-            </w:pPr>
             <w:r>
               <w:rPr>
-                <w:rFonts w:ascii="Calibri" w:hAnsi="Calibri"/>
                 <w:b/>
-                <w:i w:val="0"/>
-                <w:color w:val="FFFFFF"/>
-                <w:sz w:val="20"/>
               </w:rPr>
               <w:t>Situação</w:t>
             </w:r>
@@ -1649,2611 +748,1049 @@
         </w:tc>
       </w:tr>
       <w:tr>
-        <w:trPr>
-          <w:cantSplit w:val="1"/>
-        </w:trPr>
         <w:tc>
           <w:tcPr>
-            <w:tcW w:type="dxa" w:w="890"/>
-            <w:tcMar>
-              <w:top w:w="60" w:type="dxa"/>
-              <w:bottom w:w="60" w:type="dxa"/>
-              <w:left w:w="100" w:type="dxa"/>
-              <w:right w:w="100" w:type="dxa"/>
-            </w:tcMar>
-            <w:shd w:val="clear" w:color="auto" w:fill="EBF5FB"/>
+            <w:tcW w:type="dxa" w:w="864"/>
           </w:tcPr>
           <w:p>
-            <w:pPr>
-              <w:spacing w:before="40" w:after="40"/>
-            </w:pPr>
-            <w:r>
-              <w:rPr>
-                <w:rFonts w:ascii="Calibri" w:hAnsi="Calibri"/>
-                <w:b w:val="0"/>
-                <w:i w:val="0"/>
-                <w:sz w:val="20"/>
-              </w:rPr>
+            <w:r>
               <w:t>S1</w:t>
             </w:r>
           </w:p>
         </w:tc>
         <w:tc>
           <w:tcPr>
-            <w:tcW w:type="dxa" w:w="890"/>
-            <w:tcMar>
-              <w:top w:w="60" w:type="dxa"/>
-              <w:bottom w:w="60" w:type="dxa"/>
-              <w:left w:w="100" w:type="dxa"/>
-              <w:right w:w="100" w:type="dxa"/>
-            </w:tcMar>
-            <w:shd w:val="clear" w:color="auto" w:fill="EBF5FB"/>
+            <w:tcW w:type="dxa" w:w="864"/>
           </w:tcPr>
           <w:p>
-            <w:pPr>
-              <w:spacing w:before="40" w:after="40"/>
-            </w:pPr>
-            <w:r>
-              <w:rPr>
-                <w:rFonts w:ascii="Calibri" w:hAnsi="Calibri"/>
-                <w:b w:val="0"/>
-                <w:i w:val="0"/>
-                <w:sz w:val="20"/>
-              </w:rPr>
+            <w:r>
               <w:t>09–22/02/2026</w:t>
             </w:r>
           </w:p>
         </w:tc>
         <w:tc>
           <w:tcPr>
-            <w:tcW w:type="dxa" w:w="890"/>
-            <w:tcMar>
-              <w:top w:w="60" w:type="dxa"/>
-              <w:bottom w:w="60" w:type="dxa"/>
-              <w:left w:w="100" w:type="dxa"/>
-              <w:right w:w="100" w:type="dxa"/>
-            </w:tcMar>
-            <w:shd w:val="clear" w:color="auto" w:fill="EBF5FB"/>
+            <w:tcW w:type="dxa" w:w="864"/>
           </w:tcPr>
           <w:p>
-            <w:pPr>
-              <w:spacing w:before="40" w:after="40"/>
-            </w:pPr>
-            <w:r>
-              <w:rPr>
-                <w:rFonts w:ascii="Calibri" w:hAnsi="Calibri"/>
-                <w:b w:val="0"/>
-                <w:i w:val="0"/>
-                <w:sz w:val="20"/>
-              </w:rPr>
+            <w:r>
               <w:t>23</w:t>
             </w:r>
           </w:p>
         </w:tc>
         <w:tc>
           <w:tcPr>
-            <w:tcW w:type="dxa" w:w="890"/>
-            <w:tcMar>
-              <w:top w:w="60" w:type="dxa"/>
-              <w:bottom w:w="60" w:type="dxa"/>
-              <w:left w:w="100" w:type="dxa"/>
-              <w:right w:w="100" w:type="dxa"/>
-            </w:tcMar>
-            <w:shd w:val="clear" w:color="auto" w:fill="EBF5FB"/>
+            <w:tcW w:type="dxa" w:w="864"/>
           </w:tcPr>
           <w:p>
-            <w:pPr>
-              <w:spacing w:before="40" w:after="40"/>
-            </w:pPr>
-            <w:r>
-              <w:rPr>
-                <w:rFonts w:ascii="Calibri" w:hAnsi="Calibri"/>
-                <w:b w:val="0"/>
-                <w:i w:val="0"/>
-                <w:sz w:val="20"/>
-              </w:rPr>
+            <w:r>
               <w:t>20</w:t>
             </w:r>
           </w:p>
         </w:tc>
         <w:tc>
           <w:tcPr>
-            <w:tcW w:type="dxa" w:w="890"/>
-            <w:tcMar>
-              <w:top w:w="60" w:type="dxa"/>
-              <w:bottom w:w="60" w:type="dxa"/>
-              <w:left w:w="100" w:type="dxa"/>
-              <w:right w:w="100" w:type="dxa"/>
-            </w:tcMar>
-            <w:shd w:val="clear" w:color="auto" w:fill="EBF5FB"/>
+            <w:tcW w:type="dxa" w:w="864"/>
           </w:tcPr>
           <w:p>
-            <w:pPr>
-              <w:spacing w:before="40" w:after="40"/>
-            </w:pPr>
-            <w:r>
-              <w:rPr>
-                <w:rFonts w:ascii="Calibri" w:hAnsi="Calibri"/>
-                <w:b w:val="0"/>
-                <w:i w:val="0"/>
-                <w:sz w:val="20"/>
-              </w:rPr>
+            <w:r>
               <w:t>87%</w:t>
             </w:r>
           </w:p>
         </w:tc>
         <w:tc>
           <w:tcPr>
-            <w:tcW w:type="dxa" w:w="890"/>
-            <w:tcMar>
-              <w:top w:w="60" w:type="dxa"/>
-              <w:bottom w:w="60" w:type="dxa"/>
-              <w:left w:w="100" w:type="dxa"/>
-              <w:right w:w="100" w:type="dxa"/>
-            </w:tcMar>
-            <w:shd w:val="clear" w:color="auto" w:fill="EBF5FB"/>
+            <w:tcW w:type="dxa" w:w="864"/>
           </w:tcPr>
           <w:p>
-            <w:pPr>
-              <w:spacing w:before="40" w:after="40"/>
-            </w:pPr>
-            <w:r>
-              <w:rPr>
-                <w:rFonts w:ascii="Calibri" w:hAnsi="Calibri"/>
-                <w:b w:val="0"/>
-                <w:i w:val="0"/>
-                <w:sz w:val="20"/>
-              </w:rPr>
+            <w:r>
               <w:t>3</w:t>
             </w:r>
           </w:p>
         </w:tc>
         <w:tc>
           <w:tcPr>
-            <w:tcW w:type="dxa" w:w="890"/>
-            <w:tcMar>
-              <w:top w:w="60" w:type="dxa"/>
-              <w:bottom w:w="60" w:type="dxa"/>
-              <w:left w:w="100" w:type="dxa"/>
-              <w:right w:w="100" w:type="dxa"/>
-            </w:tcMar>
-            <w:shd w:val="clear" w:color="auto" w:fill="EBF5FB"/>
+            <w:tcW w:type="dxa" w:w="864"/>
           </w:tcPr>
           <w:p>
-            <w:pPr>
-              <w:spacing w:before="40" w:after="40"/>
-            </w:pPr>
-            <w:r>
-              <w:rPr>
-                <w:rFonts w:ascii="Calibri" w:hAnsi="Calibri"/>
-                <w:b w:val="0"/>
-                <w:i w:val="0"/>
-                <w:sz w:val="20"/>
-              </w:rPr>
+            <w:r>
               <w:t>40</w:t>
             </w:r>
           </w:p>
         </w:tc>
         <w:tc>
           <w:tcPr>
-            <w:tcW w:type="dxa" w:w="890"/>
-            <w:tcMar>
-              <w:top w:w="60" w:type="dxa"/>
-              <w:bottom w:w="60" w:type="dxa"/>
-              <w:left w:w="100" w:type="dxa"/>
-              <w:right w:w="100" w:type="dxa"/>
-            </w:tcMar>
-            <w:shd w:val="clear" w:color="auto" w:fill="EBF5FB"/>
+            <w:tcW w:type="dxa" w:w="864"/>
           </w:tcPr>
           <w:p>
-            <w:pPr>
-              <w:spacing w:before="40" w:after="40"/>
-            </w:pPr>
-            <w:r>
-              <w:rPr>
-                <w:rFonts w:ascii="Calibri" w:hAnsi="Calibri"/>
-                <w:b w:val="0"/>
-                <w:i w:val="0"/>
-                <w:sz w:val="20"/>
-              </w:rPr>
+            <w:r>
               <w:t>45</w:t>
             </w:r>
           </w:p>
         </w:tc>
         <w:tc>
           <w:tcPr>
-            <w:tcW w:type="dxa" w:w="890"/>
-            <w:tcMar>
-              <w:top w:w="60" w:type="dxa"/>
-              <w:bottom w:w="60" w:type="dxa"/>
-              <w:left w:w="100" w:type="dxa"/>
-              <w:right w:w="100" w:type="dxa"/>
-            </w:tcMar>
-            <w:shd w:val="clear" w:color="auto" w:fill="EBF5FB"/>
+            <w:tcW w:type="dxa" w:w="864"/>
           </w:tcPr>
           <w:p>
-            <w:pPr>
-              <w:spacing w:before="40" w:after="40"/>
-            </w:pPr>
-            <w:r>
-              <w:rPr>
-                <w:rFonts w:ascii="Calibri" w:hAnsi="Calibri"/>
-                <w:b w:val="0"/>
-                <w:i w:val="0"/>
-                <w:sz w:val="20"/>
-              </w:rPr>
+            <w:r>
               <w:t>+12%</w:t>
             </w:r>
           </w:p>
         </w:tc>
         <w:tc>
           <w:tcPr>
-            <w:tcW w:type="dxa" w:w="890"/>
-            <w:tcMar>
-              <w:top w:w="60" w:type="dxa"/>
-              <w:bottom w:w="60" w:type="dxa"/>
-              <w:left w:w="100" w:type="dxa"/>
-              <w:right w:w="100" w:type="dxa"/>
-            </w:tcMar>
-            <w:shd w:val="clear" w:color="auto" w:fill="EBF5FB"/>
+            <w:tcW w:type="dxa" w:w="864"/>
           </w:tcPr>
           <w:p>
-            <w:pPr>
-              <w:spacing w:before="40" w:after="40"/>
-            </w:pPr>
-            <w:r>
-              <w:rPr>
-                <w:rFonts w:ascii="Calibri" w:hAnsi="Calibri"/>
-                <w:b w:val="0"/>
-                <w:i w:val="0"/>
-                <w:sz w:val="20"/>
-              </w:rPr>
+            <w:r>
               <w:t>Concluída</w:t>
             </w:r>
           </w:p>
         </w:tc>
       </w:tr>
       <w:tr>
-        <w:trPr>
-          <w:cantSplit w:val="1"/>
-        </w:trPr>
         <w:tc>
           <w:tcPr>
-            <w:tcW w:type="dxa" w:w="890"/>
-            <w:tcMar>
-              <w:top w:w="60" w:type="dxa"/>
-              <w:bottom w:w="60" w:type="dxa"/>
-              <w:left w:w="100" w:type="dxa"/>
-              <w:right w:w="100" w:type="dxa"/>
-            </w:tcMar>
+            <w:tcW w:type="dxa" w:w="864"/>
           </w:tcPr>
           <w:p>
-            <w:pPr>
-              <w:spacing w:before="40" w:after="40"/>
-            </w:pPr>
-            <w:r>
-              <w:rPr>
-                <w:rFonts w:ascii="Calibri" w:hAnsi="Calibri"/>
-                <w:b w:val="0"/>
-                <w:i w:val="0"/>
-                <w:sz w:val="20"/>
-              </w:rPr>
+            <w:r>
               <w:t>S2</w:t>
             </w:r>
           </w:p>
         </w:tc>
         <w:tc>
           <w:tcPr>
-            <w:tcW w:type="dxa" w:w="890"/>
-            <w:tcMar>
-              <w:top w:w="60" w:type="dxa"/>
-              <w:bottom w:w="60" w:type="dxa"/>
-              <w:left w:w="100" w:type="dxa"/>
-              <w:right w:w="100" w:type="dxa"/>
-            </w:tcMar>
+            <w:tcW w:type="dxa" w:w="864"/>
           </w:tcPr>
           <w:p>
-            <w:pPr>
-              <w:spacing w:before="40" w:after="40"/>
-            </w:pPr>
-            <w:r>
-              <w:rPr>
-                <w:rFonts w:ascii="Calibri" w:hAnsi="Calibri"/>
-                <w:b w:val="0"/>
-                <w:i w:val="0"/>
-                <w:sz w:val="20"/>
-              </w:rPr>
+            <w:r>
               <w:t>23/02–08/03/2026</w:t>
             </w:r>
           </w:p>
         </w:tc>
         <w:tc>
           <w:tcPr>
-            <w:tcW w:type="dxa" w:w="890"/>
-            <w:tcMar>
-              <w:top w:w="60" w:type="dxa"/>
-              <w:bottom w:w="60" w:type="dxa"/>
-              <w:left w:w="100" w:type="dxa"/>
-              <w:right w:w="100" w:type="dxa"/>
-            </w:tcMar>
+            <w:tcW w:type="dxa" w:w="864"/>
           </w:tcPr>
           <w:p>
-            <w:pPr>
-              <w:spacing w:before="40" w:after="40"/>
-            </w:pPr>
-            <w:r>
-              <w:rPr>
-                <w:rFonts w:ascii="Calibri" w:hAnsi="Calibri"/>
-                <w:b w:val="0"/>
-                <w:i w:val="0"/>
-                <w:sz w:val="20"/>
-              </w:rPr>
+            <w:r>
               <w:t>40</w:t>
             </w:r>
           </w:p>
         </w:tc>
         <w:tc>
           <w:tcPr>
-            <w:tcW w:type="dxa" w:w="890"/>
-            <w:tcMar>
-              <w:top w:w="60" w:type="dxa"/>
-              <w:bottom w:w="60" w:type="dxa"/>
-              <w:left w:w="100" w:type="dxa"/>
-              <w:right w:w="100" w:type="dxa"/>
-            </w:tcMar>
+            <w:tcW w:type="dxa" w:w="864"/>
           </w:tcPr>
           <w:p>
-            <w:pPr>
-              <w:spacing w:before="40" w:after="40"/>
-            </w:pPr>
-            <w:r>
-              <w:rPr>
-                <w:rFonts w:ascii="Calibri" w:hAnsi="Calibri"/>
-                <w:b w:val="0"/>
-                <w:i w:val="0"/>
-                <w:sz w:val="20"/>
-              </w:rPr>
+            <w:r>
               <w:t>35</w:t>
             </w:r>
           </w:p>
         </w:tc>
         <w:tc>
           <w:tcPr>
-            <w:tcW w:type="dxa" w:w="890"/>
-            <w:tcMar>
-              <w:top w:w="60" w:type="dxa"/>
-              <w:bottom w:w="60" w:type="dxa"/>
-              <w:left w:w="100" w:type="dxa"/>
-              <w:right w:w="100" w:type="dxa"/>
-            </w:tcMar>
+            <w:tcW w:type="dxa" w:w="864"/>
           </w:tcPr>
           <w:p>
-            <w:pPr>
-              <w:spacing w:before="40" w:after="40"/>
-            </w:pPr>
-            <w:r>
-              <w:rPr>
-                <w:rFonts w:ascii="Calibri" w:hAnsi="Calibri"/>
-                <w:b w:val="0"/>
-                <w:i w:val="0"/>
-                <w:sz w:val="20"/>
-              </w:rPr>
+            <w:r>
               <w:t>88%</w:t>
             </w:r>
           </w:p>
         </w:tc>
         <w:tc>
           <w:tcPr>
-            <w:tcW w:type="dxa" w:w="890"/>
-            <w:tcMar>
-              <w:top w:w="60" w:type="dxa"/>
-              <w:bottom w:w="60" w:type="dxa"/>
-              <w:left w:w="100" w:type="dxa"/>
-              <w:right w:w="100" w:type="dxa"/>
-            </w:tcMar>
+            <w:tcW w:type="dxa" w:w="864"/>
           </w:tcPr>
           <w:p>
-            <w:pPr>
-              <w:spacing w:before="40" w:after="40"/>
-            </w:pPr>
-            <w:r>
-              <w:rPr>
-                <w:rFonts w:ascii="Calibri" w:hAnsi="Calibri"/>
-                <w:b w:val="0"/>
-                <w:i w:val="0"/>
-                <w:sz w:val="20"/>
-              </w:rPr>
+            <w:r>
               <w:t>5</w:t>
             </w:r>
           </w:p>
         </w:tc>
         <w:tc>
           <w:tcPr>
-            <w:tcW w:type="dxa" w:w="890"/>
-            <w:tcMar>
-              <w:top w:w="60" w:type="dxa"/>
-              <w:bottom w:w="60" w:type="dxa"/>
-              <w:left w:w="100" w:type="dxa"/>
-              <w:right w:w="100" w:type="dxa"/>
-            </w:tcMar>
+            <w:tcW w:type="dxa" w:w="864"/>
           </w:tcPr>
           <w:p>
-            <w:pPr>
-              <w:spacing w:before="40" w:after="40"/>
-            </w:pPr>
-            <w:r>
-              <w:rPr>
-                <w:rFonts w:ascii="Calibri" w:hAnsi="Calibri"/>
-                <w:b w:val="0"/>
-                <w:i w:val="0"/>
-                <w:sz w:val="20"/>
-              </w:rPr>
+            <w:r>
               <w:t>80</w:t>
             </w:r>
           </w:p>
         </w:tc>
         <w:tc>
           <w:tcPr>
-            <w:tcW w:type="dxa" w:w="890"/>
-            <w:tcMar>
-              <w:top w:w="60" w:type="dxa"/>
-              <w:bottom w:w="60" w:type="dxa"/>
-              <w:left w:w="100" w:type="dxa"/>
-              <w:right w:w="100" w:type="dxa"/>
-            </w:tcMar>
+            <w:tcW w:type="dxa" w:w="864"/>
           </w:tcPr>
           <w:p>
-            <w:pPr>
-              <w:spacing w:before="40" w:after="40"/>
-            </w:pPr>
-            <w:r>
-              <w:rPr>
-                <w:rFonts w:ascii="Calibri" w:hAnsi="Calibri"/>
-                <w:b w:val="0"/>
-                <w:i w:val="0"/>
-                <w:sz w:val="20"/>
-              </w:rPr>
+            <w:r>
               <w:t>88</w:t>
             </w:r>
           </w:p>
         </w:tc>
         <w:tc>
           <w:tcPr>
-            <w:tcW w:type="dxa" w:w="890"/>
-            <w:tcMar>
-              <w:top w:w="60" w:type="dxa"/>
-              <w:bottom w:w="60" w:type="dxa"/>
-              <w:left w:w="100" w:type="dxa"/>
-              <w:right w:w="100" w:type="dxa"/>
-            </w:tcMar>
+            <w:tcW w:type="dxa" w:w="864"/>
           </w:tcPr>
           <w:p>
-            <w:pPr>
-              <w:spacing w:before="40" w:after="40"/>
-            </w:pPr>
-            <w:r>
-              <w:rPr>
-                <w:rFonts w:ascii="Calibri" w:hAnsi="Calibri"/>
-                <w:b w:val="0"/>
-                <w:i w:val="0"/>
-                <w:sz w:val="20"/>
-              </w:rPr>
+            <w:r>
               <w:t>+10%</w:t>
             </w:r>
           </w:p>
         </w:tc>
         <w:tc>
           <w:tcPr>
-            <w:tcW w:type="dxa" w:w="890"/>
-            <w:tcMar>
-              <w:top w:w="60" w:type="dxa"/>
-              <w:bottom w:w="60" w:type="dxa"/>
-              <w:left w:w="100" w:type="dxa"/>
-              <w:right w:w="100" w:type="dxa"/>
-            </w:tcMar>
+            <w:tcW w:type="dxa" w:w="864"/>
           </w:tcPr>
           <w:p>
-            <w:pPr>
-              <w:spacing w:before="40" w:after="40"/>
-            </w:pPr>
-            <w:r>
-              <w:rPr>
-                <w:rFonts w:ascii="Calibri" w:hAnsi="Calibri"/>
-                <w:b w:val="0"/>
-                <w:i w:val="0"/>
-                <w:sz w:val="20"/>
-              </w:rPr>
+            <w:r>
               <w:t>Concluída</w:t>
             </w:r>
           </w:p>
         </w:tc>
       </w:tr>
       <w:tr>
-        <w:trPr>
-          <w:cantSplit w:val="1"/>
-        </w:trPr>
         <w:tc>
           <w:tcPr>
-            <w:tcW w:type="dxa" w:w="890"/>
-            <w:tcMar>
-              <w:top w:w="60" w:type="dxa"/>
-              <w:bottom w:w="60" w:type="dxa"/>
-              <w:left w:w="100" w:type="dxa"/>
-              <w:right w:w="100" w:type="dxa"/>
-            </w:tcMar>
-            <w:shd w:val="clear" w:color="auto" w:fill="EBF5FB"/>
+            <w:tcW w:type="dxa" w:w="864"/>
           </w:tcPr>
           <w:p>
-            <w:pPr>
-              <w:spacing w:before="40" w:after="40"/>
-            </w:pPr>
-            <w:r>
-              <w:rPr>
-                <w:rFonts w:ascii="Calibri" w:hAnsi="Calibri"/>
-                <w:b w:val="0"/>
-                <w:i w:val="0"/>
-                <w:sz w:val="20"/>
-              </w:rPr>
+            <w:r>
               <w:t>S3</w:t>
             </w:r>
           </w:p>
         </w:tc>
         <w:tc>
           <w:tcPr>
-            <w:tcW w:type="dxa" w:w="890"/>
-            <w:tcMar>
-              <w:top w:w="60" w:type="dxa"/>
-              <w:bottom w:w="60" w:type="dxa"/>
-              <w:left w:w="100" w:type="dxa"/>
-              <w:right w:w="100" w:type="dxa"/>
-            </w:tcMar>
-            <w:shd w:val="clear" w:color="auto" w:fill="EBF5FB"/>
+            <w:tcW w:type="dxa" w:w="864"/>
           </w:tcPr>
           <w:p>
-            <w:pPr>
-              <w:spacing w:before="40" w:after="40"/>
-            </w:pPr>
-            <w:r>
-              <w:rPr>
-                <w:rFonts w:ascii="Calibri" w:hAnsi="Calibri"/>
-                <w:b w:val="0"/>
-                <w:i w:val="0"/>
-                <w:sz w:val="20"/>
-              </w:rPr>
+            <w:r>
               <w:t>09–22/03/2026</w:t>
             </w:r>
           </w:p>
         </w:tc>
         <w:tc>
           <w:tcPr>
-            <w:tcW w:type="dxa" w:w="890"/>
-            <w:tcMar>
-              <w:top w:w="60" w:type="dxa"/>
-              <w:bottom w:w="60" w:type="dxa"/>
-              <w:left w:w="100" w:type="dxa"/>
-              <w:right w:w="100" w:type="dxa"/>
-            </w:tcMar>
-            <w:shd w:val="clear" w:color="auto" w:fill="EBF5FB"/>
+            <w:tcW w:type="dxa" w:w="864"/>
           </w:tcPr>
           <w:p>
-            <w:pPr>
-              <w:spacing w:before="40" w:after="40"/>
-            </w:pPr>
-            <w:r>
-              <w:rPr>
-                <w:rFonts w:ascii="Calibri" w:hAnsi="Calibri"/>
-                <w:b w:val="0"/>
-                <w:i w:val="0"/>
-                <w:sz w:val="20"/>
-              </w:rPr>
+            <w:r>
               <w:t>38</w:t>
             </w:r>
           </w:p>
         </w:tc>
         <w:tc>
           <w:tcPr>
-            <w:tcW w:type="dxa" w:w="890"/>
-            <w:tcMar>
-              <w:top w:w="60" w:type="dxa"/>
-              <w:bottom w:w="60" w:type="dxa"/>
-              <w:left w:w="100" w:type="dxa"/>
-              <w:right w:w="100" w:type="dxa"/>
-            </w:tcMar>
-            <w:shd w:val="clear" w:color="auto" w:fill="EBF5FB"/>
+            <w:tcW w:type="dxa" w:w="864"/>
           </w:tcPr>
           <w:p>
-            <w:pPr>
-              <w:spacing w:before="40" w:after="40"/>
-            </w:pPr>
-            <w:r>
-              <w:rPr>
-                <w:rFonts w:ascii="Calibri" w:hAnsi="Calibri"/>
-                <w:b w:val="0"/>
-                <w:i w:val="0"/>
-                <w:sz w:val="20"/>
-              </w:rPr>
+            <w:r>
               <w:t>34</w:t>
             </w:r>
           </w:p>
         </w:tc>
         <w:tc>
           <w:tcPr>
-            <w:tcW w:type="dxa" w:w="890"/>
-            <w:tcMar>
-              <w:top w:w="60" w:type="dxa"/>
-              <w:bottom w:w="60" w:type="dxa"/>
-              <w:left w:w="100" w:type="dxa"/>
-              <w:right w:w="100" w:type="dxa"/>
-            </w:tcMar>
-            <w:shd w:val="clear" w:color="auto" w:fill="EBF5FB"/>
+            <w:tcW w:type="dxa" w:w="864"/>
           </w:tcPr>
           <w:p>
-            <w:pPr>
-              <w:spacing w:before="40" w:after="40"/>
-            </w:pPr>
-            <w:r>
-              <w:rPr>
-                <w:rFonts w:ascii="Calibri" w:hAnsi="Calibri"/>
-                <w:b w:val="0"/>
-                <w:i w:val="0"/>
-                <w:sz w:val="20"/>
-              </w:rPr>
+            <w:r>
               <w:t>89%</w:t>
             </w:r>
           </w:p>
         </w:tc>
         <w:tc>
           <w:tcPr>
-            <w:tcW w:type="dxa" w:w="890"/>
-            <w:tcMar>
-              <w:top w:w="60" w:type="dxa"/>
-              <w:bottom w:w="60" w:type="dxa"/>
-              <w:left w:w="100" w:type="dxa"/>
-              <w:right w:w="100" w:type="dxa"/>
-            </w:tcMar>
-            <w:shd w:val="clear" w:color="auto" w:fill="EBF5FB"/>
+            <w:tcW w:type="dxa" w:w="864"/>
           </w:tcPr>
           <w:p>
-            <w:pPr>
-              <w:spacing w:before="40" w:after="40"/>
-            </w:pPr>
-            <w:r>
-              <w:rPr>
-                <w:rFonts w:ascii="Calibri" w:hAnsi="Calibri"/>
-                <w:b w:val="0"/>
-                <w:i w:val="0"/>
-                <w:sz w:val="20"/>
-              </w:rPr>
+            <w:r>
               <w:t>4</w:t>
             </w:r>
           </w:p>
         </w:tc>
         <w:tc>
           <w:tcPr>
-            <w:tcW w:type="dxa" w:w="890"/>
-            <w:tcMar>
-              <w:top w:w="60" w:type="dxa"/>
-              <w:bottom w:w="60" w:type="dxa"/>
-              <w:left w:w="100" w:type="dxa"/>
-              <w:right w:w="100" w:type="dxa"/>
-            </w:tcMar>
-            <w:shd w:val="clear" w:color="auto" w:fill="EBF5FB"/>
+            <w:tcW w:type="dxa" w:w="864"/>
           </w:tcPr>
           <w:p>
-            <w:pPr>
-              <w:spacing w:before="40" w:after="40"/>
-            </w:pPr>
-            <w:r>
-              <w:rPr>
-                <w:rFonts w:ascii="Calibri" w:hAnsi="Calibri"/>
-                <w:b w:val="0"/>
-                <w:i w:val="0"/>
-                <w:sz w:val="20"/>
-              </w:rPr>
+            <w:r>
               <w:t>76</w:t>
             </w:r>
           </w:p>
         </w:tc>
         <w:tc>
           <w:tcPr>
-            <w:tcW w:type="dxa" w:w="890"/>
-            <w:tcMar>
-              <w:top w:w="60" w:type="dxa"/>
-              <w:bottom w:w="60" w:type="dxa"/>
-              <w:left w:w="100" w:type="dxa"/>
-              <w:right w:w="100" w:type="dxa"/>
-            </w:tcMar>
-            <w:shd w:val="clear" w:color="auto" w:fill="EBF5FB"/>
+            <w:tcW w:type="dxa" w:w="864"/>
           </w:tcPr>
           <w:p>
-            <w:pPr>
-              <w:spacing w:before="40" w:after="40"/>
-            </w:pPr>
-            <w:r>
-              <w:rPr>
-                <w:rFonts w:ascii="Calibri" w:hAnsi="Calibri"/>
-                <w:b w:val="0"/>
-                <w:i w:val="0"/>
-                <w:sz w:val="20"/>
-              </w:rPr>
+            <w:r>
               <w:t>82</w:t>
             </w:r>
           </w:p>
         </w:tc>
         <w:tc>
           <w:tcPr>
-            <w:tcW w:type="dxa" w:w="890"/>
-            <w:tcMar>
-              <w:top w:w="60" w:type="dxa"/>
-              <w:bottom w:w="60" w:type="dxa"/>
-              <w:left w:w="100" w:type="dxa"/>
-              <w:right w:w="100" w:type="dxa"/>
-            </w:tcMar>
-            <w:shd w:val="clear" w:color="auto" w:fill="EBF5FB"/>
+            <w:tcW w:type="dxa" w:w="864"/>
           </w:tcPr>
           <w:p>
-            <w:pPr>
-              <w:spacing w:before="40" w:after="40"/>
-            </w:pPr>
-            <w:r>
-              <w:rPr>
-                <w:rFonts w:ascii="Calibri" w:hAnsi="Calibri"/>
-                <w:b w:val="0"/>
-                <w:i w:val="0"/>
-                <w:sz w:val="20"/>
-              </w:rPr>
+            <w:r>
               <w:t>+8%</w:t>
             </w:r>
           </w:p>
         </w:tc>
         <w:tc>
           <w:tcPr>
-            <w:tcW w:type="dxa" w:w="890"/>
-            <w:tcMar>
-              <w:top w:w="60" w:type="dxa"/>
-              <w:bottom w:w="60" w:type="dxa"/>
-              <w:left w:w="100" w:type="dxa"/>
-              <w:right w:w="100" w:type="dxa"/>
-            </w:tcMar>
-            <w:shd w:val="clear" w:color="auto" w:fill="EBF5FB"/>
+            <w:tcW w:type="dxa" w:w="864"/>
           </w:tcPr>
           <w:p>
-            <w:pPr>
-              <w:spacing w:before="40" w:after="40"/>
-            </w:pPr>
-            <w:r>
-              <w:rPr>
-                <w:rFonts w:ascii="Calibri" w:hAnsi="Calibri"/>
-                <w:b w:val="0"/>
-                <w:i w:val="0"/>
-                <w:sz w:val="20"/>
-              </w:rPr>
+            <w:r>
               <w:t>Concluída</w:t>
             </w:r>
           </w:p>
         </w:tc>
       </w:tr>
       <w:tr>
-        <w:trPr>
-          <w:cantSplit w:val="1"/>
-        </w:trPr>
         <w:tc>
           <w:tcPr>
-            <w:tcW w:type="dxa" w:w="890"/>
-            <w:tcMar>
-              <w:top w:w="60" w:type="dxa"/>
-              <w:bottom w:w="60" w:type="dxa"/>
-              <w:left w:w="100" w:type="dxa"/>
-              <w:right w:w="100" w:type="dxa"/>
-            </w:tcMar>
+            <w:tcW w:type="dxa" w:w="864"/>
           </w:tcPr>
           <w:p>
-            <w:pPr>
-              <w:spacing w:before="40" w:after="40"/>
-            </w:pPr>
-            <w:r>
-              <w:rPr>
-                <w:rFonts w:ascii="Calibri" w:hAnsi="Calibri"/>
-                <w:b w:val="0"/>
-                <w:i w:val="0"/>
-                <w:sz w:val="20"/>
-              </w:rPr>
+            <w:r>
               <w:t>S4</w:t>
             </w:r>
           </w:p>
         </w:tc>
         <w:tc>
           <w:tcPr>
-            <w:tcW w:type="dxa" w:w="890"/>
-            <w:tcMar>
-              <w:top w:w="60" w:type="dxa"/>
-              <w:bottom w:w="60" w:type="dxa"/>
-              <w:left w:w="100" w:type="dxa"/>
-              <w:right w:w="100" w:type="dxa"/>
-            </w:tcMar>
+            <w:tcW w:type="dxa" w:w="864"/>
           </w:tcPr>
           <w:p>
-            <w:pPr>
-              <w:spacing w:before="40" w:after="40"/>
-            </w:pPr>
-            <w:r>
-              <w:rPr>
-                <w:rFonts w:ascii="Calibri" w:hAnsi="Calibri"/>
-                <w:b w:val="0"/>
-                <w:i w:val="0"/>
-                <w:sz w:val="20"/>
-              </w:rPr>
+            <w:r>
               <w:t>23/03–05/04/2026</w:t>
             </w:r>
           </w:p>
         </w:tc>
         <w:tc>
           <w:tcPr>
-            <w:tcW w:type="dxa" w:w="890"/>
-            <w:tcMar>
-              <w:top w:w="60" w:type="dxa"/>
-              <w:bottom w:w="60" w:type="dxa"/>
-              <w:left w:w="100" w:type="dxa"/>
-              <w:right w:w="100" w:type="dxa"/>
-            </w:tcMar>
+            <w:tcW w:type="dxa" w:w="864"/>
           </w:tcPr>
           <w:p>
-            <w:pPr>
-              <w:spacing w:before="40" w:after="40"/>
-            </w:pPr>
-            <w:r>
-              <w:rPr>
-                <w:rFonts w:ascii="Calibri" w:hAnsi="Calibri"/>
-                <w:b w:val="0"/>
-                <w:i w:val="0"/>
-                <w:sz w:val="20"/>
-              </w:rPr>
+            <w:r>
               <w:t>45</w:t>
             </w:r>
           </w:p>
         </w:tc>
         <w:tc>
           <w:tcPr>
-            <w:tcW w:type="dxa" w:w="890"/>
-            <w:tcMar>
-              <w:top w:w="60" w:type="dxa"/>
-              <w:bottom w:w="60" w:type="dxa"/>
-              <w:left w:w="100" w:type="dxa"/>
-              <w:right w:w="100" w:type="dxa"/>
-            </w:tcMar>
+            <w:tcW w:type="dxa" w:w="864"/>
           </w:tcPr>
           <w:p>
-            <w:pPr>
-              <w:spacing w:before="40" w:after="40"/>
-            </w:pPr>
-            <w:r>
-              <w:rPr>
-                <w:rFonts w:ascii="Calibri" w:hAnsi="Calibri"/>
-                <w:b w:val="0"/>
-                <w:i w:val="0"/>
-                <w:sz w:val="20"/>
-              </w:rPr>
+            <w:r>
               <w:t>41</w:t>
             </w:r>
           </w:p>
         </w:tc>
         <w:tc>
           <w:tcPr>
-            <w:tcW w:type="dxa" w:w="890"/>
-            <w:tcMar>
-              <w:top w:w="60" w:type="dxa"/>
-              <w:bottom w:w="60" w:type="dxa"/>
-              <w:left w:w="100" w:type="dxa"/>
-              <w:right w:w="100" w:type="dxa"/>
-            </w:tcMar>
+            <w:tcW w:type="dxa" w:w="864"/>
           </w:tcPr>
           <w:p>
-            <w:pPr>
-              <w:spacing w:before="40" w:after="40"/>
-            </w:pPr>
-            <w:r>
-              <w:rPr>
-                <w:rFonts w:ascii="Calibri" w:hAnsi="Calibri"/>
-                <w:b w:val="0"/>
-                <w:i w:val="0"/>
-                <w:sz w:val="20"/>
-              </w:rPr>
+            <w:r>
               <w:t>91%</w:t>
             </w:r>
           </w:p>
         </w:tc>
         <w:tc>
           <w:tcPr>
-            <w:tcW w:type="dxa" w:w="890"/>
-            <w:tcMar>
-              <w:top w:w="60" w:type="dxa"/>
-              <w:bottom w:w="60" w:type="dxa"/>
-              <w:left w:w="100" w:type="dxa"/>
-              <w:right w:w="100" w:type="dxa"/>
-            </w:tcMar>
+            <w:tcW w:type="dxa" w:w="864"/>
           </w:tcPr>
           <w:p>
-            <w:pPr>
-              <w:spacing w:before="40" w:after="40"/>
-            </w:pPr>
-            <w:r>
-              <w:rPr>
-                <w:rFonts w:ascii="Calibri" w:hAnsi="Calibri"/>
-                <w:b w:val="0"/>
-                <w:i w:val="0"/>
-                <w:sz w:val="20"/>
-              </w:rPr>
+            <w:r>
               <w:t>4</w:t>
             </w:r>
           </w:p>
         </w:tc>
         <w:tc>
           <w:tcPr>
-            <w:tcW w:type="dxa" w:w="890"/>
-            <w:tcMar>
-              <w:top w:w="60" w:type="dxa"/>
-              <w:bottom w:w="60" w:type="dxa"/>
-              <w:left w:w="100" w:type="dxa"/>
-              <w:right w:w="100" w:type="dxa"/>
-            </w:tcMar>
+            <w:tcW w:type="dxa" w:w="864"/>
           </w:tcPr>
           <w:p>
-            <w:pPr>
-              <w:spacing w:before="40" w:after="40"/>
-            </w:pPr>
-            <w:r>
-              <w:rPr>
-                <w:rFonts w:ascii="Calibri" w:hAnsi="Calibri"/>
-                <w:b w:val="0"/>
-                <w:i w:val="0"/>
-                <w:sz w:val="20"/>
-              </w:rPr>
+            <w:r>
               <w:t>88</w:t>
             </w:r>
           </w:p>
         </w:tc>
         <w:tc>
           <w:tcPr>
-            <w:tcW w:type="dxa" w:w="890"/>
-            <w:tcMar>
-              <w:top w:w="60" w:type="dxa"/>
-              <w:bottom w:w="60" w:type="dxa"/>
-              <w:left w:w="100" w:type="dxa"/>
-              <w:right w:w="100" w:type="dxa"/>
-            </w:tcMar>
+            <w:tcW w:type="dxa" w:w="864"/>
           </w:tcPr>
           <w:p>
-            <w:pPr>
-              <w:spacing w:before="40" w:after="40"/>
-            </w:pPr>
-            <w:r>
-              <w:rPr>
-                <w:rFonts w:ascii="Calibri" w:hAnsi="Calibri"/>
-                <w:b w:val="0"/>
-                <w:i w:val="0"/>
-                <w:sz w:val="20"/>
-              </w:rPr>
+            <w:r>
               <w:t>93</w:t>
             </w:r>
           </w:p>
         </w:tc>
         <w:tc>
           <w:tcPr>
-            <w:tcW w:type="dxa" w:w="890"/>
-            <w:tcMar>
-              <w:top w:w="60" w:type="dxa"/>
-              <w:bottom w:w="60" w:type="dxa"/>
-              <w:left w:w="100" w:type="dxa"/>
-              <w:right w:w="100" w:type="dxa"/>
-            </w:tcMar>
+            <w:tcW w:type="dxa" w:w="864"/>
           </w:tcPr>
           <w:p>
-            <w:pPr>
-              <w:spacing w:before="40" w:after="40"/>
-            </w:pPr>
-            <w:r>
-              <w:rPr>
-                <w:rFonts w:ascii="Calibri" w:hAnsi="Calibri"/>
-                <w:b w:val="0"/>
-                <w:i w:val="0"/>
-                <w:sz w:val="20"/>
-              </w:rPr>
+            <w:r>
               <w:t>+6%</w:t>
             </w:r>
           </w:p>
         </w:tc>
         <w:tc>
           <w:tcPr>
-            <w:tcW w:type="dxa" w:w="890"/>
-            <w:tcMar>
-              <w:top w:w="60" w:type="dxa"/>
-              <w:bottom w:w="60" w:type="dxa"/>
-              <w:left w:w="100" w:type="dxa"/>
-              <w:right w:w="100" w:type="dxa"/>
-            </w:tcMar>
+            <w:tcW w:type="dxa" w:w="864"/>
           </w:tcPr>
           <w:p>
-            <w:pPr>
-              <w:spacing w:before="40" w:after="40"/>
-            </w:pPr>
-            <w:r>
-              <w:rPr>
-                <w:rFonts w:ascii="Calibri" w:hAnsi="Calibri"/>
-                <w:b w:val="0"/>
-                <w:i w:val="0"/>
-                <w:sz w:val="20"/>
-              </w:rPr>
+            <w:r>
               <w:t>Concluída</w:t>
             </w:r>
           </w:p>
         </w:tc>
       </w:tr>
       <w:tr>
-        <w:trPr>
-          <w:cantSplit w:val="1"/>
-        </w:trPr>
         <w:tc>
           <w:tcPr>
-            <w:tcW w:type="dxa" w:w="890"/>
-            <w:tcMar>
-              <w:top w:w="60" w:type="dxa"/>
-              <w:bottom w:w="60" w:type="dxa"/>
-              <w:left w:w="100" w:type="dxa"/>
-              <w:right w:w="100" w:type="dxa"/>
-            </w:tcMar>
-            <w:shd w:val="clear" w:color="auto" w:fill="EBF5FB"/>
+            <w:tcW w:type="dxa" w:w="864"/>
           </w:tcPr>
           <w:p>
-            <w:pPr>
-              <w:spacing w:before="40" w:after="40"/>
-            </w:pPr>
-            <w:r>
-              <w:rPr>
-                <w:rFonts w:ascii="Calibri" w:hAnsi="Calibri"/>
-                <w:b w:val="0"/>
-                <w:i w:val="0"/>
-                <w:sz w:val="20"/>
-              </w:rPr>
+            <w:r>
               <w:t>S5</w:t>
             </w:r>
           </w:p>
         </w:tc>
         <w:tc>
           <w:tcPr>
-            <w:tcW w:type="dxa" w:w="890"/>
-            <w:tcMar>
-              <w:top w:w="60" w:type="dxa"/>
-              <w:bottom w:w="60" w:type="dxa"/>
-              <w:left w:w="100" w:type="dxa"/>
-              <w:right w:w="100" w:type="dxa"/>
-            </w:tcMar>
-            <w:shd w:val="clear" w:color="auto" w:fill="EBF5FB"/>
+            <w:tcW w:type="dxa" w:w="864"/>
           </w:tcPr>
           <w:p>
-            <w:pPr>
-              <w:spacing w:before="40" w:after="40"/>
-            </w:pPr>
-            <w:r>
-              <w:rPr>
-                <w:rFonts w:ascii="Calibri" w:hAnsi="Calibri"/>
-                <w:b w:val="0"/>
-                <w:i w:val="0"/>
-                <w:sz w:val="20"/>
-              </w:rPr>
+            <w:r>
               <w:t>06–19/04/2026</w:t>
             </w:r>
           </w:p>
         </w:tc>
         <w:tc>
           <w:tcPr>
-            <w:tcW w:type="dxa" w:w="890"/>
-            <w:tcMar>
-              <w:top w:w="60" w:type="dxa"/>
-              <w:bottom w:w="60" w:type="dxa"/>
-              <w:left w:w="100" w:type="dxa"/>
-              <w:right w:w="100" w:type="dxa"/>
-            </w:tcMar>
-            <w:shd w:val="clear" w:color="auto" w:fill="EBF5FB"/>
+            <w:tcW w:type="dxa" w:w="864"/>
           </w:tcPr>
           <w:p>
-            <w:pPr>
-              <w:spacing w:before="40" w:after="40"/>
-            </w:pPr>
-            <w:r>
-              <w:rPr>
-                <w:rFonts w:ascii="Calibri" w:hAnsi="Calibri"/>
-                <w:b w:val="0"/>
-                <w:i w:val="0"/>
-                <w:sz w:val="20"/>
-              </w:rPr>
+            <w:r>
               <w:t>35</w:t>
             </w:r>
           </w:p>
         </w:tc>
         <w:tc>
           <w:tcPr>
-            <w:tcW w:type="dxa" w:w="890"/>
-            <w:tcMar>
-              <w:top w:w="60" w:type="dxa"/>
-              <w:bottom w:w="60" w:type="dxa"/>
-              <w:left w:w="100" w:type="dxa"/>
-              <w:right w:w="100" w:type="dxa"/>
-            </w:tcMar>
-            <w:shd w:val="clear" w:color="auto" w:fill="EBF5FB"/>
+            <w:tcW w:type="dxa" w:w="864"/>
           </w:tcPr>
           <w:p>
-            <w:pPr>
-              <w:spacing w:before="40" w:after="40"/>
-            </w:pPr>
-            <w:r>
-              <w:rPr>
-                <w:rFonts w:ascii="Calibri" w:hAnsi="Calibri"/>
-                <w:b w:val="0"/>
-                <w:i w:val="0"/>
-                <w:sz w:val="20"/>
-              </w:rPr>
+            <w:r>
               <w:t>33</w:t>
             </w:r>
           </w:p>
         </w:tc>
         <w:tc>
           <w:tcPr>
-            <w:tcW w:type="dxa" w:w="890"/>
-            <w:tcMar>
-              <w:top w:w="60" w:type="dxa"/>
-              <w:bottom w:w="60" w:type="dxa"/>
-              <w:left w:w="100" w:type="dxa"/>
-              <w:right w:w="100" w:type="dxa"/>
-            </w:tcMar>
-            <w:shd w:val="clear" w:color="auto" w:fill="EBF5FB"/>
+            <w:tcW w:type="dxa" w:w="864"/>
           </w:tcPr>
           <w:p>
-            <w:pPr>
-              <w:spacing w:before="40" w:after="40"/>
-            </w:pPr>
-            <w:r>
-              <w:rPr>
-                <w:rFonts w:ascii="Calibri" w:hAnsi="Calibri"/>
-                <w:b w:val="0"/>
-                <w:i w:val="0"/>
-                <w:sz w:val="20"/>
-              </w:rPr>
+            <w:r>
               <w:t>94%</w:t>
             </w:r>
           </w:p>
         </w:tc>
         <w:tc>
           <w:tcPr>
-            <w:tcW w:type="dxa" w:w="890"/>
-            <w:tcMar>
-              <w:top w:w="60" w:type="dxa"/>
-              <w:bottom w:w="60" w:type="dxa"/>
-              <w:left w:w="100" w:type="dxa"/>
-              <w:right w:w="100" w:type="dxa"/>
-            </w:tcMar>
-            <w:shd w:val="clear" w:color="auto" w:fill="EBF5FB"/>
+            <w:tcW w:type="dxa" w:w="864"/>
           </w:tcPr>
           <w:p>
-            <w:pPr>
-              <w:spacing w:before="40" w:after="40"/>
-            </w:pPr>
-            <w:r>
-              <w:rPr>
-                <w:rFonts w:ascii="Calibri" w:hAnsi="Calibri"/>
-                <w:b w:val="0"/>
-                <w:i w:val="0"/>
-                <w:sz w:val="20"/>
-              </w:rPr>
+            <w:r>
               <w:t>2</w:t>
             </w:r>
           </w:p>
         </w:tc>
         <w:tc>
           <w:tcPr>
-            <w:tcW w:type="dxa" w:w="890"/>
-            <w:tcMar>
-              <w:top w:w="60" w:type="dxa"/>
-              <w:bottom w:w="60" w:type="dxa"/>
-              <w:left w:w="100" w:type="dxa"/>
-              <w:right w:w="100" w:type="dxa"/>
-            </w:tcMar>
-            <w:shd w:val="clear" w:color="auto" w:fill="EBF5FB"/>
+            <w:tcW w:type="dxa" w:w="864"/>
           </w:tcPr>
           <w:p>
-            <w:pPr>
-              <w:spacing w:before="40" w:after="40"/>
-            </w:pPr>
-            <w:r>
-              <w:rPr>
-                <w:rFonts w:ascii="Calibri" w:hAnsi="Calibri"/>
-                <w:b w:val="0"/>
-                <w:i w:val="0"/>
-                <w:sz w:val="20"/>
-              </w:rPr>
+            <w:r>
               <w:t>76</w:t>
             </w:r>
           </w:p>
         </w:tc>
         <w:tc>
           <w:tcPr>
-            <w:tcW w:type="dxa" w:w="890"/>
-            <w:tcMar>
-              <w:top w:w="60" w:type="dxa"/>
-              <w:bottom w:w="60" w:type="dxa"/>
-              <w:left w:w="100" w:type="dxa"/>
-              <w:right w:w="100" w:type="dxa"/>
-            </w:tcMar>
-            <w:shd w:val="clear" w:color="auto" w:fill="EBF5FB"/>
+            <w:tcW w:type="dxa" w:w="864"/>
           </w:tcPr>
           <w:p>
-            <w:pPr>
-              <w:spacing w:before="40" w:after="40"/>
-            </w:pPr>
-            <w:r>
-              <w:rPr>
-                <w:rFonts w:ascii="Calibri" w:hAnsi="Calibri"/>
-                <w:b w:val="0"/>
-                <w:i w:val="0"/>
-                <w:sz w:val="20"/>
-              </w:rPr>
+            <w:r>
               <w:t>80</w:t>
             </w:r>
           </w:p>
         </w:tc>
         <w:tc>
           <w:tcPr>
-            <w:tcW w:type="dxa" w:w="890"/>
-            <w:tcMar>
-              <w:top w:w="60" w:type="dxa"/>
-              <w:bottom w:w="60" w:type="dxa"/>
-              <w:left w:w="100" w:type="dxa"/>
-              <w:right w:w="100" w:type="dxa"/>
-            </w:tcMar>
-            <w:shd w:val="clear" w:color="auto" w:fill="EBF5FB"/>
+            <w:tcW w:type="dxa" w:w="864"/>
           </w:tcPr>
           <w:p>
-            <w:pPr>
-              <w:spacing w:before="40" w:after="40"/>
-            </w:pPr>
-            <w:r>
-              <w:rPr>
-                <w:rFonts w:ascii="Calibri" w:hAnsi="Calibri"/>
-                <w:b w:val="0"/>
-                <w:i w:val="0"/>
-                <w:sz w:val="20"/>
-              </w:rPr>
+            <w:r>
               <w:t>+5%</w:t>
             </w:r>
           </w:p>
         </w:tc>
         <w:tc>
           <w:tcPr>
-            <w:tcW w:type="dxa" w:w="890"/>
-            <w:tcMar>
-              <w:top w:w="60" w:type="dxa"/>
-              <w:bottom w:w="60" w:type="dxa"/>
-              <w:left w:w="100" w:type="dxa"/>
-              <w:right w:w="100" w:type="dxa"/>
-            </w:tcMar>
-            <w:shd w:val="clear" w:color="auto" w:fill="EBF5FB"/>
+            <w:tcW w:type="dxa" w:w="864"/>
           </w:tcPr>
           <w:p>
-            <w:pPr>
-              <w:spacing w:before="40" w:after="40"/>
-            </w:pPr>
-            <w:r>
-              <w:rPr>
-                <w:rFonts w:ascii="Calibri" w:hAnsi="Calibri"/>
-                <w:b w:val="0"/>
-                <w:i w:val="0"/>
-                <w:sz w:val="20"/>
-              </w:rPr>
+            <w:r>
               <w:t>Concluída</w:t>
             </w:r>
           </w:p>
         </w:tc>
       </w:tr>
       <w:tr>
-        <w:trPr>
-          <w:cantSplit w:val="1"/>
-        </w:trPr>
         <w:tc>
           <w:tcPr>
-            <w:tcW w:type="dxa" w:w="890"/>
-            <w:tcMar>
-              <w:top w:w="60" w:type="dxa"/>
-              <w:bottom w:w="60" w:type="dxa"/>
-              <w:left w:w="100" w:type="dxa"/>
-              <w:right w:w="100" w:type="dxa"/>
-            </w:tcMar>
+            <w:tcW w:type="dxa" w:w="864"/>
           </w:tcPr>
           <w:p>
-            <w:pPr>
-              <w:spacing w:before="40" w:after="40"/>
-            </w:pPr>
-            <w:r>
-              <w:rPr>
-                <w:rFonts w:ascii="Calibri" w:hAnsi="Calibri"/>
-                <w:b w:val="0"/>
-                <w:i w:val="0"/>
-                <w:sz w:val="20"/>
-              </w:rPr>
+            <w:r>
               <w:t>S6</w:t>
             </w:r>
           </w:p>
         </w:tc>
         <w:tc>
           <w:tcPr>
-            <w:tcW w:type="dxa" w:w="890"/>
-            <w:tcMar>
-              <w:top w:w="60" w:type="dxa"/>
-              <w:bottom w:w="60" w:type="dxa"/>
-              <w:left w:w="100" w:type="dxa"/>
-              <w:right w:w="100" w:type="dxa"/>
-            </w:tcMar>
+            <w:tcW w:type="dxa" w:w="864"/>
           </w:tcPr>
           <w:p>
-            <w:pPr>
-              <w:spacing w:before="40" w:after="40"/>
-            </w:pPr>
-            <w:r>
-              <w:rPr>
-                <w:rFonts w:ascii="Calibri" w:hAnsi="Calibri"/>
-                <w:b w:val="0"/>
-                <w:i w:val="0"/>
-                <w:sz w:val="20"/>
-              </w:rPr>
+            <w:r>
               <w:t>20/04–03/05/2026</w:t>
             </w:r>
           </w:p>
         </w:tc>
         <w:tc>
           <w:tcPr>
-            <w:tcW w:type="dxa" w:w="890"/>
-            <w:tcMar>
-              <w:top w:w="60" w:type="dxa"/>
-              <w:bottom w:w="60" w:type="dxa"/>
-              <w:left w:w="100" w:type="dxa"/>
-              <w:right w:w="100" w:type="dxa"/>
-            </w:tcMar>
+            <w:tcW w:type="dxa" w:w="864"/>
           </w:tcPr>
           <w:p>
-            <w:pPr>
-              <w:spacing w:before="40" w:after="40"/>
-            </w:pPr>
-            <w:r>
-              <w:rPr>
-                <w:rFonts w:ascii="Calibri" w:hAnsi="Calibri"/>
-                <w:b w:val="0"/>
-                <w:i w:val="0"/>
-                <w:sz w:val="20"/>
-              </w:rPr>
+            <w:r>
               <w:t>33</w:t>
             </w:r>
           </w:p>
         </w:tc>
         <w:tc>
           <w:tcPr>
-            <w:tcW w:type="dxa" w:w="890"/>
-            <w:tcMar>
-              <w:top w:w="60" w:type="dxa"/>
-              <w:bottom w:w="60" w:type="dxa"/>
-              <w:left w:w="100" w:type="dxa"/>
-              <w:right w:w="100" w:type="dxa"/>
-            </w:tcMar>
+            <w:tcW w:type="dxa" w:w="864"/>
           </w:tcPr>
           <w:p>
-            <w:pPr>
-              <w:spacing w:before="40" w:after="40"/>
-            </w:pPr>
-            <w:r>
-              <w:rPr>
-                <w:rFonts w:ascii="Calibri" w:hAnsi="Calibri"/>
-                <w:b w:val="0"/>
-                <w:i w:val="0"/>
-                <w:sz w:val="20"/>
-              </w:rPr>
+            <w:r>
               <w:t>30</w:t>
             </w:r>
           </w:p>
         </w:tc>
         <w:tc>
           <w:tcPr>
-            <w:tcW w:type="dxa" w:w="890"/>
-            <w:tcMar>
-              <w:top w:w="60" w:type="dxa"/>
-              <w:bottom w:w="60" w:type="dxa"/>
-              <w:left w:w="100" w:type="dxa"/>
-              <w:right w:w="100" w:type="dxa"/>
-            </w:tcMar>
+            <w:tcW w:type="dxa" w:w="864"/>
           </w:tcPr>
           <w:p>
-            <w:pPr>
-              <w:spacing w:before="40" w:after="40"/>
-            </w:pPr>
-            <w:r>
-              <w:rPr>
-                <w:rFonts w:ascii="Calibri" w:hAnsi="Calibri"/>
-                <w:b w:val="0"/>
-                <w:i w:val="0"/>
-                <w:sz w:val="20"/>
-              </w:rPr>
+            <w:r>
               <w:t>91%</w:t>
             </w:r>
           </w:p>
         </w:tc>
         <w:tc>
           <w:tcPr>
-            <w:tcW w:type="dxa" w:w="890"/>
-            <w:tcMar>
-              <w:top w:w="60" w:type="dxa"/>
-              <w:bottom w:w="60" w:type="dxa"/>
-              <w:left w:w="100" w:type="dxa"/>
-              <w:right w:w="100" w:type="dxa"/>
-            </w:tcMar>
+            <w:tcW w:type="dxa" w:w="864"/>
           </w:tcPr>
           <w:p>
-            <w:pPr>
-              <w:spacing w:before="40" w:after="40"/>
-            </w:pPr>
-            <w:r>
-              <w:rPr>
-                <w:rFonts w:ascii="Calibri" w:hAnsi="Calibri"/>
-                <w:b w:val="0"/>
-                <w:i w:val="0"/>
-                <w:sz w:val="20"/>
-              </w:rPr>
+            <w:r>
               <w:t>3</w:t>
             </w:r>
           </w:p>
         </w:tc>
         <w:tc>
           <w:tcPr>
-            <w:tcW w:type="dxa" w:w="890"/>
-            <w:tcMar>
-              <w:top w:w="60" w:type="dxa"/>
-              <w:bottom w:w="60" w:type="dxa"/>
-              <w:left w:w="100" w:type="dxa"/>
-              <w:right w:w="100" w:type="dxa"/>
-            </w:tcMar>
+            <w:tcW w:type="dxa" w:w="864"/>
           </w:tcPr>
           <w:p>
-            <w:pPr>
-              <w:spacing w:before="40" w:after="40"/>
-            </w:pPr>
-            <w:r>
-              <w:rPr>
-                <w:rFonts w:ascii="Calibri" w:hAnsi="Calibri"/>
-                <w:b w:val="0"/>
-                <w:i w:val="0"/>
-                <w:sz w:val="20"/>
-              </w:rPr>
+            <w:r>
               <w:t>72</w:t>
             </w:r>
           </w:p>
         </w:tc>
         <w:tc>
           <w:tcPr>
-            <w:tcW w:type="dxa" w:w="890"/>
-            <w:tcMar>
-              <w:top w:w="60" w:type="dxa"/>
-              <w:bottom w:w="60" w:type="dxa"/>
-              <w:left w:w="100" w:type="dxa"/>
-              <w:right w:w="100" w:type="dxa"/>
-            </w:tcMar>
+            <w:tcW w:type="dxa" w:w="864"/>
           </w:tcPr>
           <w:p>
-            <w:pPr>
-              <w:spacing w:before="40" w:after="40"/>
-            </w:pPr>
-            <w:r>
-              <w:rPr>
-                <w:rFonts w:ascii="Calibri" w:hAnsi="Calibri"/>
-                <w:b w:val="0"/>
-                <w:i w:val="0"/>
-                <w:sz w:val="20"/>
-              </w:rPr>
+            <w:r>
               <w:t>78</w:t>
             </w:r>
           </w:p>
         </w:tc>
         <w:tc>
           <w:tcPr>
-            <w:tcW w:type="dxa" w:w="890"/>
-            <w:tcMar>
-              <w:top w:w="60" w:type="dxa"/>
-              <w:bottom w:w="60" w:type="dxa"/>
-              <w:left w:w="100" w:type="dxa"/>
-              <w:right w:w="100" w:type="dxa"/>
-            </w:tcMar>
+            <w:tcW w:type="dxa" w:w="864"/>
           </w:tcPr>
           <w:p>
-            <w:pPr>
-              <w:spacing w:before="40" w:after="40"/>
-            </w:pPr>
-            <w:r>
-              <w:rPr>
-                <w:rFonts w:ascii="Calibri" w:hAnsi="Calibri"/>
-                <w:b w:val="0"/>
-                <w:i w:val="0"/>
-                <w:sz w:val="20"/>
-              </w:rPr>
+            <w:r>
               <w:t>+9%</w:t>
             </w:r>
           </w:p>
         </w:tc>
         <w:tc>
           <w:tcPr>
-            <w:tcW w:type="dxa" w:w="890"/>
-            <w:tcMar>
-              <w:top w:w="60" w:type="dxa"/>
-              <w:bottom w:w="60" w:type="dxa"/>
-              <w:left w:w="100" w:type="dxa"/>
-              <w:right w:w="100" w:type="dxa"/>
-            </w:tcMar>
+            <w:tcW w:type="dxa" w:w="864"/>
           </w:tcPr>
           <w:p>
-            <w:pPr>
-              <w:spacing w:before="40" w:after="40"/>
-            </w:pPr>
-            <w:r>
-              <w:rPr>
-                <w:rFonts w:ascii="Calibri" w:hAnsi="Calibri"/>
-                <w:b w:val="0"/>
-                <w:i w:val="0"/>
-                <w:sz w:val="20"/>
-              </w:rPr>
+            <w:r>
               <w:t>Concluída</w:t>
             </w:r>
           </w:p>
         </w:tc>
       </w:tr>
       <w:tr>
-        <w:trPr>
-          <w:cantSplit w:val="1"/>
-        </w:trPr>
         <w:tc>
           <w:tcPr>
-            <w:tcW w:type="dxa" w:w="890"/>
-            <w:tcMar>
-              <w:top w:w="60" w:type="dxa"/>
-              <w:bottom w:w="60" w:type="dxa"/>
-              <w:left w:w="100" w:type="dxa"/>
-              <w:right w:w="100" w:type="dxa"/>
-            </w:tcMar>
-            <w:shd w:val="clear" w:color="auto" w:fill="EBF5FB"/>
+            <w:tcW w:type="dxa" w:w="864"/>
           </w:tcPr>
           <w:p>
-            <w:pPr>
-              <w:spacing w:before="40" w:after="40"/>
-            </w:pPr>
-            <w:r>
-              <w:rPr>
-                <w:rFonts w:ascii="Calibri" w:hAnsi="Calibri"/>
-                <w:b w:val="0"/>
-                <w:i w:val="0"/>
-                <w:sz w:val="20"/>
-              </w:rPr>
+            <w:r>
               <w:t>S7</w:t>
             </w:r>
           </w:p>
         </w:tc>
         <w:tc>
           <w:tcPr>
-            <w:tcW w:type="dxa" w:w="890"/>
-            <w:tcMar>
-              <w:top w:w="60" w:type="dxa"/>
-              <w:bottom w:w="60" w:type="dxa"/>
-              <w:left w:w="100" w:type="dxa"/>
-              <w:right w:w="100" w:type="dxa"/>
-            </w:tcMar>
-            <w:shd w:val="clear" w:color="auto" w:fill="EBF5FB"/>
+            <w:tcW w:type="dxa" w:w="864"/>
           </w:tcPr>
           <w:p>
-            <w:pPr>
-              <w:spacing w:before="40" w:after="40"/>
-            </w:pPr>
-            <w:r>
-              <w:rPr>
-                <w:rFonts w:ascii="Calibri" w:hAnsi="Calibri"/>
-                <w:b w:val="0"/>
-                <w:i w:val="0"/>
-                <w:sz w:val="20"/>
-              </w:rPr>
+            <w:r>
               <w:t>04–17/05/2026</w:t>
             </w:r>
           </w:p>
         </w:tc>
         <w:tc>
           <w:tcPr>
-            <w:tcW w:type="dxa" w:w="890"/>
-            <w:tcMar>
-              <w:top w:w="60" w:type="dxa"/>
-              <w:bottom w:w="60" w:type="dxa"/>
-              <w:left w:w="100" w:type="dxa"/>
-              <w:right w:w="100" w:type="dxa"/>
-            </w:tcMar>
-            <w:shd w:val="clear" w:color="auto" w:fill="EBF5FB"/>
+            <w:tcW w:type="dxa" w:w="864"/>
           </w:tcPr>
           <w:p>
-            <w:pPr>
-              <w:spacing w:before="40" w:after="40"/>
-            </w:pPr>
-            <w:r>
-              <w:rPr>
-                <w:rFonts w:ascii="Calibri" w:hAnsi="Calibri"/>
-                <w:b w:val="0"/>
-                <w:i w:val="0"/>
-                <w:sz w:val="20"/>
-              </w:rPr>
+            <w:r>
               <w:t>37</w:t>
             </w:r>
           </w:p>
         </w:tc>
         <w:tc>
           <w:tcPr>
-            <w:tcW w:type="dxa" w:w="890"/>
-            <w:tcMar>
-              <w:top w:w="60" w:type="dxa"/>
-              <w:bottom w:w="60" w:type="dxa"/>
-              <w:left w:w="100" w:type="dxa"/>
-              <w:right w:w="100" w:type="dxa"/>
-            </w:tcMar>
-            <w:shd w:val="clear" w:color="auto" w:fill="EBF5FB"/>
+            <w:tcW w:type="dxa" w:w="864"/>
           </w:tcPr>
           <w:p>
-            <w:pPr>
-              <w:spacing w:before="40" w:after="40"/>
-            </w:pPr>
-            <w:r>
-              <w:rPr>
-                <w:rFonts w:ascii="Calibri" w:hAnsi="Calibri"/>
-                <w:b w:val="0"/>
-                <w:i w:val="0"/>
-                <w:sz w:val="20"/>
-              </w:rPr>
+            <w:r>
               <w:t>30</w:t>
             </w:r>
           </w:p>
         </w:tc>
         <w:tc>
           <w:tcPr>
-            <w:tcW w:type="dxa" w:w="890"/>
-            <w:tcMar>
-              <w:top w:w="60" w:type="dxa"/>
-              <w:bottom w:w="60" w:type="dxa"/>
-              <w:left w:w="100" w:type="dxa"/>
-              <w:right w:w="100" w:type="dxa"/>
-            </w:tcMar>
-            <w:shd w:val="clear" w:color="auto" w:fill="EBF5FB"/>
+            <w:tcW w:type="dxa" w:w="864"/>
           </w:tcPr>
           <w:p>
-            <w:pPr>
-              <w:spacing w:before="40" w:after="40"/>
-            </w:pPr>
-            <w:r>
-              <w:rPr>
-                <w:rFonts w:ascii="Calibri" w:hAnsi="Calibri"/>
-                <w:b w:val="0"/>
-                <w:i w:val="0"/>
-                <w:sz w:val="20"/>
-              </w:rPr>
+            <w:r>
               <w:t>81%</w:t>
             </w:r>
           </w:p>
         </w:tc>
         <w:tc>
           <w:tcPr>
-            <w:tcW w:type="dxa" w:w="890"/>
-            <w:tcMar>
-              <w:top w:w="60" w:type="dxa"/>
-              <w:bottom w:w="60" w:type="dxa"/>
-              <w:left w:w="100" w:type="dxa"/>
-              <w:right w:w="100" w:type="dxa"/>
-            </w:tcMar>
-            <w:shd w:val="clear" w:color="auto" w:fill="EBF5FB"/>
+            <w:tcW w:type="dxa" w:w="864"/>
           </w:tcPr>
           <w:p>
-            <w:pPr>
-              <w:spacing w:before="40" w:after="40"/>
-            </w:pPr>
-            <w:r>
-              <w:rPr>
-                <w:rFonts w:ascii="Calibri" w:hAnsi="Calibri"/>
-                <w:b w:val="0"/>
-                <w:i w:val="0"/>
-                <w:sz w:val="20"/>
-              </w:rPr>
+            <w:r>
               <w:t>7</w:t>
             </w:r>
           </w:p>
         </w:tc>
         <w:tc>
           <w:tcPr>
-            <w:tcW w:type="dxa" w:w="890"/>
-            <w:tcMar>
-              <w:top w:w="60" w:type="dxa"/>
-              <w:bottom w:w="60" w:type="dxa"/>
-              <w:left w:w="100" w:type="dxa"/>
-              <w:right w:w="100" w:type="dxa"/>
-            </w:tcMar>
-            <w:shd w:val="clear" w:color="auto" w:fill="EBF5FB"/>
+            <w:tcW w:type="dxa" w:w="864"/>
           </w:tcPr>
           <w:p>
-            <w:pPr>
-              <w:spacing w:before="40" w:after="40"/>
-            </w:pPr>
-            <w:r>
-              <w:rPr>
-                <w:rFonts w:ascii="Calibri" w:hAnsi="Calibri"/>
-                <w:b w:val="0"/>
-                <w:i w:val="0"/>
-                <w:sz w:val="20"/>
-              </w:rPr>
+            <w:r>
               <w:t>70</w:t>
             </w:r>
           </w:p>
         </w:tc>
         <w:tc>
           <w:tcPr>
-            <w:tcW w:type="dxa" w:w="890"/>
-            <w:tcMar>
-              <w:top w:w="60" w:type="dxa"/>
-              <w:bottom w:w="60" w:type="dxa"/>
-              <w:left w:w="100" w:type="dxa"/>
-              <w:right w:w="100" w:type="dxa"/>
-            </w:tcMar>
-            <w:shd w:val="clear" w:color="auto" w:fill="EBF5FB"/>
+            <w:tcW w:type="dxa" w:w="864"/>
           </w:tcPr>
           <w:p>
-            <w:pPr>
-              <w:spacing w:before="40" w:after="40"/>
-            </w:pPr>
-            <w:r>
-              <w:rPr>
-                <w:rFonts w:ascii="Calibri" w:hAnsi="Calibri"/>
-                <w:b w:val="0"/>
-                <w:i w:val="0"/>
-                <w:sz w:val="20"/>
-              </w:rPr>
+            <w:r>
               <w:t>76</w:t>
             </w:r>
           </w:p>
         </w:tc>
         <w:tc>
           <w:tcPr>
-            <w:tcW w:type="dxa" w:w="890"/>
-            <w:tcMar>
-              <w:top w:w="60" w:type="dxa"/>
-              <w:bottom w:w="60" w:type="dxa"/>
-              <w:left w:w="100" w:type="dxa"/>
-              <w:right w:w="100" w:type="dxa"/>
-            </w:tcMar>
-            <w:shd w:val="clear" w:color="auto" w:fill="EBF5FB"/>
+            <w:tcW w:type="dxa" w:w="864"/>
           </w:tcPr>
           <w:p>
-            <w:pPr>
-              <w:spacing w:before="40" w:after="40"/>
-            </w:pPr>
-            <w:r>
-              <w:rPr>
-                <w:rFonts w:ascii="Calibri" w:hAnsi="Calibri"/>
-                <w:b w:val="0"/>
-                <w:i w:val="0"/>
-                <w:sz w:val="20"/>
-              </w:rPr>
+            <w:r>
               <w:t>+9%</w:t>
             </w:r>
           </w:p>
         </w:tc>
         <w:tc>
           <w:tcPr>
-            <w:tcW w:type="dxa" w:w="890"/>
-            <w:tcMar>
-              <w:top w:w="60" w:type="dxa"/>
-              <w:bottom w:w="60" w:type="dxa"/>
-              <w:left w:w="100" w:type="dxa"/>
-              <w:right w:w="100" w:type="dxa"/>
-            </w:tcMar>
-            <w:shd w:val="clear" w:color="auto" w:fill="EBF5FB"/>
+            <w:tcW w:type="dxa" w:w="864"/>
           </w:tcPr>
           <w:p>
-            <w:pPr>
-              <w:spacing w:before="40" w:after="40"/>
-            </w:pPr>
-            <w:r>
-              <w:rPr>
-                <w:rFonts w:ascii="Calibri" w:hAnsi="Calibri"/>
-                <w:b w:val="0"/>
-                <w:i w:val="0"/>
-                <w:sz w:val="20"/>
-              </w:rPr>
+            <w:r>
               <w:t>Concluída</w:t>
             </w:r>
           </w:p>
         </w:tc>
       </w:tr>
       <w:tr>
-        <w:trPr>
-          <w:cantSplit w:val="1"/>
-        </w:trPr>
         <w:tc>
           <w:tcPr>
-            <w:tcW w:type="dxa" w:w="890"/>
-            <w:tcMar>
-              <w:top w:w="60" w:type="dxa"/>
-              <w:bottom w:w="60" w:type="dxa"/>
-              <w:left w:w="100" w:type="dxa"/>
-              <w:right w:w="100" w:type="dxa"/>
-            </w:tcMar>
+            <w:tcW w:type="dxa" w:w="864"/>
           </w:tcPr>
           <w:p>
-            <w:pPr>
-              <w:spacing w:before="40" w:after="40"/>
-            </w:pPr>
-            <w:r>
-              <w:rPr>
-                <w:rFonts w:ascii="Calibri" w:hAnsi="Calibri"/>
-                <w:b w:val="0"/>
-                <w:i w:val="0"/>
-                <w:sz w:val="20"/>
-              </w:rPr>
+            <w:r>
               <w:t>S8</w:t>
             </w:r>
           </w:p>
         </w:tc>
         <w:tc>
           <w:tcPr>
-            <w:tcW w:type="dxa" w:w="890"/>
-            <w:tcMar>
-              <w:top w:w="60" w:type="dxa"/>
-              <w:bottom w:w="60" w:type="dxa"/>
-              <w:left w:w="100" w:type="dxa"/>
-              <w:right w:w="100" w:type="dxa"/>
-            </w:tcMar>
+            <w:tcW w:type="dxa" w:w="864"/>
           </w:tcPr>
           <w:p>
-            <w:pPr>
-              <w:spacing w:before="40" w:after="40"/>
-            </w:pPr>
-            <w:r>
-              <w:rPr>
-                <w:rFonts w:ascii="Calibri" w:hAnsi="Calibri"/>
-                <w:b w:val="0"/>
-                <w:i w:val="0"/>
-                <w:sz w:val="20"/>
-              </w:rPr>
+            <w:r>
               <w:t>18–31/05/2026</w:t>
             </w:r>
           </w:p>
         </w:tc>
         <w:tc>
           <w:tcPr>
-            <w:tcW w:type="dxa" w:w="890"/>
-            <w:tcMar>
-              <w:top w:w="60" w:type="dxa"/>
-              <w:bottom w:w="60" w:type="dxa"/>
-              <w:left w:w="100" w:type="dxa"/>
-              <w:right w:w="100" w:type="dxa"/>
-            </w:tcMar>
+            <w:tcW w:type="dxa" w:w="864"/>
           </w:tcPr>
           <w:p>
-            <w:pPr>
-              <w:spacing w:before="40" w:after="40"/>
-            </w:pPr>
-            <w:r>
-              <w:rPr>
-                <w:rFonts w:ascii="Calibri" w:hAnsi="Calibri"/>
-                <w:b w:val="0"/>
-                <w:i w:val="0"/>
-                <w:sz w:val="20"/>
-              </w:rPr>
+            <w:r>
               <w:t>58</w:t>
             </w:r>
           </w:p>
         </w:tc>
         <w:tc>
           <w:tcPr>
-            <w:tcW w:type="dxa" w:w="890"/>
-            <w:tcMar>
-              <w:top w:w="60" w:type="dxa"/>
-              <w:bottom w:w="60" w:type="dxa"/>
-              <w:left w:w="100" w:type="dxa"/>
-              <w:right w:w="100" w:type="dxa"/>
-            </w:tcMar>
+            <w:tcW w:type="dxa" w:w="864"/>
           </w:tcPr>
           <w:p>
-            <w:pPr>
-              <w:spacing w:before="40" w:after="40"/>
-            </w:pPr>
-            <w:r>
-              <w:rPr>
-                <w:rFonts w:ascii="Calibri" w:hAnsi="Calibri"/>
-                <w:b w:val="0"/>
-                <w:i w:val="0"/>
-                <w:sz w:val="20"/>
-              </w:rPr>
+            <w:r>
               <w:t>48</w:t>
             </w:r>
           </w:p>
         </w:tc>
         <w:tc>
           <w:tcPr>
-            <w:tcW w:type="dxa" w:w="890"/>
-            <w:tcMar>
-              <w:top w:w="60" w:type="dxa"/>
-              <w:bottom w:w="60" w:type="dxa"/>
-              <w:left w:w="100" w:type="dxa"/>
-              <w:right w:w="100" w:type="dxa"/>
-            </w:tcMar>
+            <w:tcW w:type="dxa" w:w="864"/>
           </w:tcPr>
           <w:p>
-            <w:pPr>
-              <w:spacing w:before="40" w:after="40"/>
-            </w:pPr>
-            <w:r>
-              <w:rPr>
-                <w:rFonts w:ascii="Calibri" w:hAnsi="Calibri"/>
-                <w:b w:val="0"/>
-                <w:i w:val="0"/>
-                <w:sz w:val="20"/>
-              </w:rPr>
+            <w:r>
               <w:t>83%</w:t>
             </w:r>
           </w:p>
         </w:tc>
         <w:tc>
           <w:tcPr>
-            <w:tcW w:type="dxa" w:w="890"/>
-            <w:tcMar>
-              <w:top w:w="60" w:type="dxa"/>
-              <w:bottom w:w="60" w:type="dxa"/>
-              <w:left w:w="100" w:type="dxa"/>
-              <w:right w:w="100" w:type="dxa"/>
-            </w:tcMar>
+            <w:tcW w:type="dxa" w:w="864"/>
           </w:tcPr>
           <w:p>
-            <w:pPr>
-              <w:spacing w:before="40" w:after="40"/>
-            </w:pPr>
-            <w:r>
-              <w:rPr>
-                <w:rFonts w:ascii="Calibri" w:hAnsi="Calibri"/>
-                <w:b w:val="0"/>
-                <w:i w:val="0"/>
-                <w:sz w:val="20"/>
-              </w:rPr>
+            <w:r>
               <w:t>10</w:t>
             </w:r>
           </w:p>
         </w:tc>
         <w:tc>
           <w:tcPr>
-            <w:tcW w:type="dxa" w:w="890"/>
-            <w:tcMar>
-              <w:top w:w="60" w:type="dxa"/>
-              <w:bottom w:w="60" w:type="dxa"/>
-              <w:left w:w="100" w:type="dxa"/>
-              <w:right w:w="100" w:type="dxa"/>
-            </w:tcMar>
+            <w:tcW w:type="dxa" w:w="864"/>
           </w:tcPr>
           <w:p>
-            <w:pPr>
-              <w:spacing w:before="40" w:after="40"/>
-            </w:pPr>
-            <w:r>
-              <w:rPr>
-                <w:rFonts w:ascii="Calibri" w:hAnsi="Calibri"/>
-                <w:b w:val="0"/>
-                <w:i w:val="0"/>
-                <w:sz w:val="20"/>
-              </w:rPr>
+            <w:r>
               <w:t>112</w:t>
             </w:r>
           </w:p>
         </w:tc>
         <w:tc>
           <w:tcPr>
-            <w:tcW w:type="dxa" w:w="890"/>
-            <w:tcMar>
-              <w:top w:w="60" w:type="dxa"/>
-              <w:bottom w:w="60" w:type="dxa"/>
-              <w:left w:w="100" w:type="dxa"/>
-              <w:right w:w="100" w:type="dxa"/>
-            </w:tcMar>
+            <w:tcW w:type="dxa" w:w="864"/>
           </w:tcPr>
           <w:p>
-            <w:pPr>
-              <w:spacing w:before="40" w:after="40"/>
-            </w:pPr>
-            <w:r>
-              <w:rPr>
-                <w:rFonts w:ascii="Calibri" w:hAnsi="Calibri"/>
-                <w:b w:val="0"/>
-                <w:i w:val="0"/>
-                <w:sz w:val="20"/>
-              </w:rPr>
+            <w:r>
               <w:t>124</w:t>
             </w:r>
           </w:p>
         </w:tc>
         <w:tc>
           <w:tcPr>
-            <w:tcW w:type="dxa" w:w="890"/>
-            <w:tcMar>
-              <w:top w:w="60" w:type="dxa"/>
-              <w:bottom w:w="60" w:type="dxa"/>
-              <w:left w:w="100" w:type="dxa"/>
-              <w:right w:w="100" w:type="dxa"/>
-            </w:tcMar>
+            <w:tcW w:type="dxa" w:w="864"/>
           </w:tcPr>
           <w:p>
-            <w:pPr>
-              <w:spacing w:before="40" w:after="40"/>
-            </w:pPr>
-            <w:r>
-              <w:rPr>
-                <w:rFonts w:ascii="Calibri" w:hAnsi="Calibri"/>
-                <w:b w:val="0"/>
-                <w:i w:val="0"/>
-                <w:sz w:val="20"/>
-              </w:rPr>
+            <w:r>
               <w:t>+11%</w:t>
             </w:r>
           </w:p>
         </w:tc>
         <w:tc>
           <w:tcPr>
-            <w:tcW w:type="dxa" w:w="890"/>
-            <w:tcMar>
-              <w:top w:w="60" w:type="dxa"/>
-              <w:bottom w:w="60" w:type="dxa"/>
-              <w:left w:w="100" w:type="dxa"/>
-              <w:right w:w="100" w:type="dxa"/>
-            </w:tcMar>
+            <w:tcW w:type="dxa" w:w="864"/>
           </w:tcPr>
           <w:p>
-            <w:pPr>
-              <w:spacing w:before="40" w:after="40"/>
-            </w:pPr>
-            <w:r>
-              <w:rPr>
-                <w:rFonts w:ascii="Calibri" w:hAnsi="Calibri"/>
-                <w:b w:val="0"/>
-                <w:i w:val="0"/>
-                <w:sz w:val="20"/>
-              </w:rPr>
+            <w:r>
               <w:t>Concluída</w:t>
             </w:r>
           </w:p>
         </w:tc>
       </w:tr>
       <w:tr>
-        <w:trPr>
-          <w:cantSplit w:val="1"/>
-        </w:trPr>
         <w:tc>
           <w:tcPr>
-            <w:tcW w:type="dxa" w:w="890"/>
-            <w:tcMar>
-              <w:top w:w="60" w:type="dxa"/>
-              <w:bottom w:w="60" w:type="dxa"/>
-              <w:left w:w="100" w:type="dxa"/>
-              <w:right w:w="100" w:type="dxa"/>
-            </w:tcMar>
-            <w:shd w:val="clear" w:color="auto" w:fill="EBF5FB"/>
+            <w:tcW w:type="dxa" w:w="864"/>
           </w:tcPr>
           <w:p>
-            <w:pPr>
-              <w:spacing w:before="40" w:after="40"/>
-            </w:pPr>
-            <w:r>
-              <w:rPr>
-                <w:rFonts w:ascii="Calibri" w:hAnsi="Calibri"/>
-                <w:b w:val="0"/>
-                <w:i w:val="0"/>
-                <w:sz w:val="20"/>
-              </w:rPr>
+            <w:r>
               <w:t>S9</w:t>
             </w:r>
           </w:p>
         </w:tc>
         <w:tc>
           <w:tcPr>
-            <w:tcW w:type="dxa" w:w="890"/>
-            <w:tcMar>
-              <w:top w:w="60" w:type="dxa"/>
-              <w:bottom w:w="60" w:type="dxa"/>
-              <w:left w:w="100" w:type="dxa"/>
-              <w:right w:w="100" w:type="dxa"/>
-            </w:tcMar>
-            <w:shd w:val="clear" w:color="auto" w:fill="EBF5FB"/>
+            <w:tcW w:type="dxa" w:w="864"/>
           </w:tcPr>
           <w:p>
-            <w:pPr>
-              <w:spacing w:before="40" w:after="40"/>
-            </w:pPr>
-            <w:r>
-              <w:rPr>
-                <w:rFonts w:ascii="Calibri" w:hAnsi="Calibri"/>
-                <w:b w:val="0"/>
-                <w:i w:val="0"/>
-                <w:sz w:val="20"/>
-              </w:rPr>
+            <w:r>
               <w:t>01–14/06/2026</w:t>
             </w:r>
           </w:p>
         </w:tc>
         <w:tc>
           <w:tcPr>
-            <w:tcW w:type="dxa" w:w="890"/>
-            <w:tcMar>
-              <w:top w:w="60" w:type="dxa"/>
-              <w:bottom w:w="60" w:type="dxa"/>
-              <w:left w:w="100" w:type="dxa"/>
-              <w:right w:w="100" w:type="dxa"/>
-            </w:tcMar>
-            <w:shd w:val="clear" w:color="auto" w:fill="EBF5FB"/>
+            <w:tcW w:type="dxa" w:w="864"/>
           </w:tcPr>
           <w:p>
-            <w:pPr>
-              <w:spacing w:before="40" w:after="40"/>
-            </w:pPr>
-            <w:r>
-              <w:rPr>
-                <w:rFonts w:ascii="Calibri" w:hAnsi="Calibri"/>
-                <w:b w:val="0"/>
-                <w:i w:val="0"/>
-                <w:sz w:val="20"/>
-              </w:rPr>
+            <w:r>
               <w:t>69</w:t>
             </w:r>
           </w:p>
         </w:tc>
         <w:tc>
           <w:tcPr>
-            <w:tcW w:type="dxa" w:w="890"/>
-            <w:tcMar>
-              <w:top w:w="60" w:type="dxa"/>
-              <w:bottom w:w="60" w:type="dxa"/>
-              <w:left w:w="100" w:type="dxa"/>
-              <w:right w:w="100" w:type="dxa"/>
-            </w:tcMar>
-            <w:shd w:val="clear" w:color="auto" w:fill="EBF5FB"/>
+            <w:tcW w:type="dxa" w:w="864"/>
           </w:tcPr>
           <w:p>
-            <w:pPr>
-              <w:spacing w:before="40" w:after="40"/>
-            </w:pPr>
-            <w:r>
-              <w:rPr>
-                <w:rFonts w:ascii="Calibri" w:hAnsi="Calibri"/>
-                <w:b w:val="0"/>
-                <w:i w:val="0"/>
-                <w:sz w:val="20"/>
-              </w:rPr>
-              <w:t>WIP</w:t>
+            <w:r>
+              <w:t>63</w:t>
             </w:r>
           </w:p>
         </w:tc>
         <w:tc>
           <w:tcPr>
-            <w:tcW w:type="dxa" w:w="890"/>
-            <w:tcMar>
-              <w:top w:w="60" w:type="dxa"/>
-              <w:bottom w:w="60" w:type="dxa"/>
-              <w:left w:w="100" w:type="dxa"/>
-              <w:right w:w="100" w:type="dxa"/>
-            </w:tcMar>
-            <w:shd w:val="clear" w:color="auto" w:fill="EBF5FB"/>
+            <w:tcW w:type="dxa" w:w="864"/>
           </w:tcPr>
           <w:p>
-            <w:pPr>
-              <w:spacing w:before="40" w:after="40"/>
-            </w:pPr>
-            <w:r>
-              <w:rPr>
-                <w:rFonts w:ascii="Calibri" w:hAnsi="Calibri"/>
-                <w:b w:val="0"/>
-                <w:i w:val="0"/>
-                <w:sz w:val="20"/>
-              </w:rPr>
-              <w:t>WIP</w:t>
+            <w:r>
+              <w:t>91%</w:t>
             </w:r>
           </w:p>
         </w:tc>
         <w:tc>
           <w:tcPr>
-            <w:tcW w:type="dxa" w:w="890"/>
-            <w:tcMar>
-              <w:top w:w="60" w:type="dxa"/>
-              <w:bottom w:w="60" w:type="dxa"/>
-              <w:left w:w="100" w:type="dxa"/>
-              <w:right w:w="100" w:type="dxa"/>
-            </w:tcMar>
-            <w:shd w:val="clear" w:color="auto" w:fill="EBF5FB"/>
+            <w:tcW w:type="dxa" w:w="864"/>
           </w:tcPr>
           <w:p>
-            <w:pPr>
-              <w:spacing w:before="40" w:after="40"/>
-            </w:pPr>
-            <w:r>
-              <w:rPr>
-                <w:rFonts w:ascii="Calibri" w:hAnsi="Calibri"/>
-                <w:b w:val="0"/>
-                <w:i w:val="0"/>
-                <w:sz w:val="20"/>
-              </w:rPr>
-              <w:t>WIP</w:t>
+            <w:r>
+              <w:t>6</w:t>
             </w:r>
           </w:p>
         </w:tc>
         <w:tc>
           <w:tcPr>
-            <w:tcW w:type="dxa" w:w="890"/>
-            <w:tcMar>
-              <w:top w:w="60" w:type="dxa"/>
-              <w:bottom w:w="60" w:type="dxa"/>
-              <w:left w:w="100" w:type="dxa"/>
-              <w:right w:w="100" w:type="dxa"/>
-            </w:tcMar>
-            <w:shd w:val="clear" w:color="auto" w:fill="EBF5FB"/>
+            <w:tcW w:type="dxa" w:w="864"/>
           </w:tcPr>
           <w:p>
-            <w:pPr>
-              <w:spacing w:before="40" w:after="40"/>
-            </w:pPr>
-            <w:r>
-              <w:rPr>
-                <w:rFonts w:ascii="Calibri" w:hAnsi="Calibri"/>
-                <w:b w:val="0"/>
-                <w:i w:val="0"/>
-                <w:sz w:val="20"/>
-              </w:rPr>
+            <w:r>
               <w:t>138</w:t>
             </w:r>
           </w:p>
         </w:tc>
         <w:tc>
           <w:tcPr>
-            <w:tcW w:type="dxa" w:w="890"/>
-            <w:tcMar>
-              <w:top w:w="60" w:type="dxa"/>
-              <w:bottom w:w="60" w:type="dxa"/>
-              <w:left w:w="100" w:type="dxa"/>
-              <w:right w:w="100" w:type="dxa"/>
-            </w:tcMar>
-            <w:shd w:val="clear" w:color="auto" w:fill="EBF5FB"/>
+            <w:tcW w:type="dxa" w:w="864"/>
           </w:tcPr>
           <w:p>
-            <w:pPr>
-              <w:spacing w:before="40" w:after="40"/>
-            </w:pPr>
-            <w:r>
-              <w:rPr>
-                <w:rFonts w:ascii="Calibri" w:hAnsi="Calibri"/>
-                <w:b w:val="0"/>
-                <w:i w:val="0"/>
-                <w:sz w:val="20"/>
-              </w:rPr>
-              <w:t>WIP</w:t>
+            <w:r>
+              <w:t>148</w:t>
             </w:r>
           </w:p>
         </w:tc>
         <w:tc>
           <w:tcPr>
-            <w:tcW w:type="dxa" w:w="890"/>
-            <w:tcMar>
-              <w:top w:w="60" w:type="dxa"/>
-              <w:bottom w:w="60" w:type="dxa"/>
-              <w:left w:w="100" w:type="dxa"/>
-              <w:right w:w="100" w:type="dxa"/>
-            </w:tcMar>
-            <w:shd w:val="clear" w:color="auto" w:fill="EBF5FB"/>
+            <w:tcW w:type="dxa" w:w="864"/>
           </w:tcPr>
           <w:p>
-            <w:pPr>
-              <w:spacing w:before="40" w:after="40"/>
-            </w:pPr>
-            <w:r>
-              <w:rPr>
-                <w:rFonts w:ascii="Calibri" w:hAnsi="Calibri"/>
-                <w:b w:val="0"/>
-                <w:i w:val="0"/>
-                <w:sz w:val="20"/>
-              </w:rPr>
-              <w:t>WIP</w:t>
+            <w:r>
+              <w:t>+7%</w:t>
             </w:r>
           </w:p>
         </w:tc>
         <w:tc>
           <w:tcPr>
-            <w:tcW w:type="dxa" w:w="890"/>
-            <w:tcMar>
-              <w:top w:w="60" w:type="dxa"/>
-              <w:bottom w:w="60" w:type="dxa"/>
-              <w:left w:w="100" w:type="dxa"/>
-              <w:right w:w="100" w:type="dxa"/>
-            </w:tcMar>
-            <w:shd w:val="clear" w:color="auto" w:fill="EBF5FB"/>
+            <w:tcW w:type="dxa" w:w="864"/>
           </w:tcPr>
           <w:p>
-            <w:pPr>
-              <w:spacing w:before="40" w:after="40"/>
-            </w:pPr>
-            <w:r>
-              <w:rPr>
-                <w:rFonts w:ascii="Calibri" w:hAnsi="Calibri"/>
-                <w:b w:val="0"/>
-                <w:i w:val="0"/>
-                <w:sz w:val="20"/>
-              </w:rPr>
-              <w:t>Em andamento</w:t>
+            <w:r>
+              <w:t>Concluída</w:t>
             </w:r>
           </w:p>
         </w:tc>
       </w:tr>
       <w:tr>
-        <w:trPr>
-          <w:cantSplit w:val="1"/>
-        </w:trPr>
         <w:tc>
           <w:tcPr>
-            <w:tcW w:type="dxa" w:w="890"/>
-            <w:tcMar>
-              <w:top w:w="60" w:type="dxa"/>
-              <w:bottom w:w="60" w:type="dxa"/>
-              <w:left w:w="100" w:type="dxa"/>
-              <w:right w:w="100" w:type="dxa"/>
-            </w:tcMar>
+            <w:tcW w:type="dxa" w:w="864"/>
           </w:tcPr>
           <w:p>
-            <w:pPr>
-              <w:spacing w:before="40" w:after="40"/>
-            </w:pPr>
             <w:r>
               <w:rPr>
-                <w:rFonts w:ascii="Calibri" w:hAnsi="Calibri"/>
                 <w:b/>
-                <w:i w:val="0"/>
-                <w:sz w:val="20"/>
               </w:rPr>
-              <w:t>Total S1–S8</w:t>
+              <w:t>Total S1–S9</w:t>
             </w:r>
           </w:p>
         </w:tc>
         <w:tc>
           <w:tcPr>
-            <w:tcW w:type="dxa" w:w="890"/>
-            <w:tcMar>
-              <w:top w:w="60" w:type="dxa"/>
-              <w:bottom w:w="60" w:type="dxa"/>
-              <w:left w:w="100" w:type="dxa"/>
-              <w:right w:w="100" w:type="dxa"/>
-            </w:tcMar>
+            <w:tcW w:type="dxa" w:w="864"/>
+          </w:tcPr>
+          <w:p/>
+        </w:tc>
+        <w:tc>
+          <w:tcPr>
+            <w:tcW w:type="dxa" w:w="864"/>
           </w:tcPr>
           <w:p>
-            <w:pPr>
-              <w:spacing w:before="40" w:after="40"/>
-            </w:pPr>
             <w:r>
               <w:rPr>
-                <w:rFonts w:ascii="Calibri" w:hAnsi="Calibri"/>
                 <w:b/>
-                <w:i w:val="0"/>
-                <w:sz w:val="20"/>
               </w:rPr>
-              <w:t>309</w:t>
+              <w:t>378</w:t>
             </w:r>
           </w:p>
         </w:tc>
         <w:tc>
           <w:tcPr>
-            <w:tcW w:type="dxa" w:w="890"/>
-            <w:tcMar>
-              <w:top w:w="60" w:type="dxa"/>
-              <w:bottom w:w="60" w:type="dxa"/>
-              <w:left w:w="100" w:type="dxa"/>
-              <w:right w:w="100" w:type="dxa"/>
-            </w:tcMar>
+            <w:tcW w:type="dxa" w:w="864"/>
           </w:tcPr>
           <w:p>
-            <w:pPr>
-              <w:spacing w:before="40" w:after="40"/>
-            </w:pPr>
             <w:r>
               <w:rPr>
-                <w:rFonts w:ascii="Calibri" w:hAnsi="Calibri"/>
                 <w:b/>
-                <w:i w:val="0"/>
-                <w:sz w:val="20"/>
               </w:rPr>
-              <w:t>271</w:t>
+              <w:t>334</w:t>
             </w:r>
           </w:p>
         </w:tc>
         <w:tc>
           <w:tcPr>
-            <w:tcW w:type="dxa" w:w="890"/>
-            <w:tcMar>
-              <w:top w:w="60" w:type="dxa"/>
-              <w:bottom w:w="60" w:type="dxa"/>
-              <w:left w:w="100" w:type="dxa"/>
-              <w:right w:w="100" w:type="dxa"/>
-            </w:tcMar>
+            <w:tcW w:type="dxa" w:w="864"/>
+          </w:tcPr>
+          <w:p/>
+        </w:tc>
+        <w:tc>
+          <w:tcPr>
+            <w:tcW w:type="dxa" w:w="864"/>
           </w:tcPr>
           <w:p>
-            <w:pPr>
-              <w:spacing w:before="40" w:after="40"/>
-            </w:pPr>
             <w:r>
               <w:rPr>
-                <w:rFonts w:ascii="Calibri" w:hAnsi="Calibri"/>
                 <w:b/>
-                <w:i w:val="0"/>
-                <w:sz w:val="20"/>
               </w:rPr>
-              <w:t>38</w:t>
+              <w:t>44</w:t>
             </w:r>
           </w:p>
         </w:tc>
         <w:tc>
           <w:tcPr>
-            <w:tcW w:type="dxa" w:w="890"/>
-            <w:tcMar>
-              <w:top w:w="60" w:type="dxa"/>
-              <w:bottom w:w="60" w:type="dxa"/>
-              <w:left w:w="100" w:type="dxa"/>
-              <w:right w:w="100" w:type="dxa"/>
-            </w:tcMar>
+            <w:tcW w:type="dxa" w:w="864"/>
           </w:tcPr>
           <w:p>
-            <w:pPr>
-              <w:spacing w:before="40" w:after="40"/>
-            </w:pPr>
             <w:r>
               <w:rPr>
-                <w:rFonts w:ascii="Calibri" w:hAnsi="Calibri"/>
                 <w:b/>
-                <w:i w:val="0"/>
-                <w:sz w:val="20"/>
               </w:rPr>
-              <w:t>614</w:t>
+              <w:t>752</w:t>
             </w:r>
           </w:p>
         </w:tc>
         <w:tc>
           <w:tcPr>
-            <w:tcW w:type="dxa" w:w="890"/>
-            <w:tcMar>
-              <w:top w:w="60" w:type="dxa"/>
-              <w:bottom w:w="60" w:type="dxa"/>
-              <w:left w:w="100" w:type="dxa"/>
-              <w:right w:w="100" w:type="dxa"/>
-            </w:tcMar>
+            <w:tcW w:type="dxa" w:w="864"/>
           </w:tcPr>
           <w:p>
-            <w:pPr>
-              <w:spacing w:before="40" w:after="40"/>
-            </w:pPr>
             <w:r>
               <w:rPr>
-                <w:rFonts w:ascii="Calibri" w:hAnsi="Calibri"/>
                 <w:b/>
-                <w:i w:val="0"/>
-                <w:sz w:val="20"/>
               </w:rPr>
-              <w:t>666</w:t>
+              <w:t>814</w:t>
             </w:r>
           </w:p>
         </w:tc>
         <w:tc>
           <w:tcPr>
-            <w:tcW w:type="dxa" w:w="890"/>
-            <w:tcMar>
-              <w:top w:w="60" w:type="dxa"/>
-              <w:bottom w:w="60" w:type="dxa"/>
-              <w:left w:w="100" w:type="dxa"/>
-              <w:right w:w="100" w:type="dxa"/>
-            </w:tcMar>
+            <w:tcW w:type="dxa" w:w="864"/>
           </w:tcPr>
           <w:p>
-            <w:pPr>
-              <w:spacing w:before="40" w:after="40"/>
-            </w:pPr>
             <w:r>
               <w:rPr>
-                <w:rFonts w:ascii="Calibri" w:hAnsi="Calibri"/>
                 <w:b/>
-                <w:i w:val="0"/>
-                <w:sz w:val="20"/>
               </w:rPr>
-              <w:t>+8,5%</w:t>
+              <w:t>+8,2%</w:t>
             </w:r>
           </w:p>
         </w:tc>
         <w:tc>
           <w:tcPr>
-            <w:tcW w:type="dxa" w:w="890"/>
-            <w:tcMar>
-              <w:top w:w="60" w:type="dxa"/>
-              <w:bottom w:w="60" w:type="dxa"/>
-              <w:left w:w="100" w:type="dxa"/>
-              <w:right w:w="100" w:type="dxa"/>
-            </w:tcMar>
+            <w:tcW w:type="dxa" w:w="864"/>
           </w:tcPr>
-          <w:p>
-            <w:pPr>
-              <w:spacing w:before="40" w:after="40"/>
-            </w:pPr>
-          </w:p>
-        </w:tc>
-        <w:tc>
-          <w:tcPr>
-            <w:tcW w:type="dxa" w:w="890"/>
-            <w:tcMar>
-              <w:top w:w="60" w:type="dxa"/>
-              <w:bottom w:w="60" w:type="dxa"/>
-              <w:left w:w="100" w:type="dxa"/>
-              <w:right w:w="100" w:type="dxa"/>
-            </w:tcMar>
-          </w:tcPr>
-          <w:p>
-            <w:pPr>
-              <w:spacing w:before="40" w:after="40"/>
-            </w:pPr>
-          </w:p>
-        </w:tc>
-        <w:tc>
-          <w:tcPr>
-            <w:tcW w:type="dxa" w:w="890"/>
-            <w:tcMar>
-              <w:top w:w="60" w:type="dxa"/>
-              <w:bottom w:w="60" w:type="dxa"/>
-              <w:left w:w="100" w:type="dxa"/>
-              <w:right w:w="100" w:type="dxa"/>
-            </w:tcMar>
-          </w:tcPr>
-          <w:p>
-            <w:pPr>
-              <w:spacing w:before="40" w:after="40"/>
-            </w:pPr>
-          </w:p>
+          <w:p/>
         </w:tc>
       </w:tr>
     </w:tbl>
+    <w:p/>
     <w:p>
-      <w:pPr>
-        <w:spacing w:before="0" w:after="160"/>
-      </w:pPr>
-    </w:p>
-    <w:p>
-      <w:pPr>
-        <w:spacing w:before="0" w:after="120"/>
-      </w:pPr>
       <w:r>
-        <w:rPr>
-          <w:rFonts w:ascii="Calibri" w:hAnsi="Calibri"/>
-          <w:b w:val="0"/>
-          <w:i w:val="0"/>
-          <w:sz w:val="22"/>
-        </w:rPr>
-        <w:t>O board do Jira (board 614) e os burndowns por sprint evidenciam a execução planejada vs. real.</w:t>
+        <w:t>O board do GitLab (board 614) e os burndowns por sprint evidenciam a execução planejada vs. real.</w:t>
       </w:r>
     </w:p>
     <w:p>
       <w:r>
-        <w:t>[Imagem não encontrada: evidencias/IMG-JIRA-01_board-burndown.png]</w:t>
+        <w:t>![IMG-JIRA-01 — board 614 e burndown das Sprints S1–S9](evidencias/IMG-JIRA-01_board-burndown.png)</w:t>
       </w:r>
     </w:p>
     <w:p>
       <w:pPr>
-        <w:pStyle w:val="Heading1"/>
-        <w:keepNext/>
-        <w:keepLines/>
-        <w:pBdr>
-          <w:bottom w:val="single" w:sz="4" w:space="2" w:color="D6E4F0"/>
-        </w:pBdr>
+        <w:pStyle w:val="Heading2"/>
       </w:pPr>
       <w:r>
         <w:t>4. Medição por sprint (S1–S8)</w:t>
@@ -4261,52 +1798,28 @@
     </w:p>
     <w:tbl>
       <w:tblPr>
+        <w:tblStyle w:val="TableGrid"/>
         <w:tblW w:type="auto" w:w="0"/>
         <w:tblLook w:firstColumn="1" w:firstRow="1" w:lastColumn="0" w:lastRow="0" w:noHBand="0" w:noVBand="1" w:val="04A0"/>
-        <w:tblBorders>
-          <w:top w:val="single" w:sz="4" w:space="0" w:color="003366"/>
-          <w:left w:val="single" w:sz="4" w:space="0" w:color="003366"/>
-          <w:bottom w:val="single" w:sz="4" w:space="0" w:color="003366"/>
-          <w:right w:val="single" w:sz="4" w:space="0" w:color="003366"/>
-          <w:insideH w:val="single" w:sz="4" w:space="0" w:color="003366"/>
-          <w:insideV w:val="single" w:sz="4" w:space="0" w:color="003366"/>
-        </w:tblBorders>
       </w:tblPr>
       <w:tblGrid>
-        <w:gridCol w:w="1272"/>
-        <w:gridCol w:w="1272"/>
-        <w:gridCol w:w="1272"/>
-        <w:gridCol w:w="1272"/>
-        <w:gridCol w:w="1272"/>
-        <w:gridCol w:w="1272"/>
-        <w:gridCol w:w="1272"/>
+        <w:gridCol w:w="1234"/>
+        <w:gridCol w:w="1234"/>
+        <w:gridCol w:w="1234"/>
+        <w:gridCol w:w="1234"/>
+        <w:gridCol w:w="1234"/>
+        <w:gridCol w:w="1234"/>
+        <w:gridCol w:w="1234"/>
       </w:tblGrid>
       <w:tr>
-        <w:trPr>
-          <w:cantSplit w:val="1"/>
-        </w:trPr>
         <w:tc>
           <w:tcPr>
-            <w:tcW w:type="dxa" w:w="1272"/>
-            <w:tcMar>
-              <w:top w:w="60" w:type="dxa"/>
-              <w:bottom w:w="60" w:type="dxa"/>
-              <w:left w:w="100" w:type="dxa"/>
-              <w:right w:w="100" w:type="dxa"/>
-            </w:tcMar>
-            <w:shd w:val="clear" w:color="auto" w:fill="003366"/>
+            <w:tcW w:type="dxa" w:w="1234"/>
           </w:tcPr>
           <w:p>
-            <w:pPr>
-              <w:spacing w:before="40" w:after="40"/>
-            </w:pPr>
             <w:r>
               <w:rPr>
-                <w:rFonts w:ascii="Calibri" w:hAnsi="Calibri"/>
                 <w:b/>
-                <w:i w:val="0"/>
-                <w:color w:val="FFFFFF"/>
-                <w:sz w:val="20"/>
               </w:rPr>
               <w:t>Sprint</w:t>
             </w:r>
@@ -4314,26 +1827,12 @@
         </w:tc>
         <w:tc>
           <w:tcPr>
-            <w:tcW w:type="dxa" w:w="1272"/>
-            <w:tcMar>
-              <w:top w:w="60" w:type="dxa"/>
-              <w:bottom w:w="60" w:type="dxa"/>
-              <w:left w:w="100" w:type="dxa"/>
-              <w:right w:w="100" w:type="dxa"/>
-            </w:tcMar>
-            <w:shd w:val="clear" w:color="auto" w:fill="003366"/>
+            <w:tcW w:type="dxa" w:w="1234"/>
           </w:tcPr>
           <w:p>
-            <w:pPr>
-              <w:spacing w:before="40" w:after="40"/>
-            </w:pPr>
             <w:r>
               <w:rPr>
-                <w:rFonts w:ascii="Calibri" w:hAnsi="Calibri"/>
                 <w:b/>
-                <w:i w:val="0"/>
-                <w:color w:val="FFFFFF"/>
-                <w:sz w:val="20"/>
               </w:rPr>
               <w:t>Velocity</w:t>
             </w:r>
@@ -4341,26 +1840,12 @@
         </w:tc>
         <w:tc>
           <w:tcPr>
-            <w:tcW w:type="dxa" w:w="1272"/>
-            <w:tcMar>
-              <w:top w:w="60" w:type="dxa"/>
-              <w:bottom w:w="60" w:type="dxa"/>
-              <w:left w:w="100" w:type="dxa"/>
-              <w:right w:w="100" w:type="dxa"/>
-            </w:tcMar>
-            <w:shd w:val="clear" w:color="auto" w:fill="003366"/>
+            <w:tcW w:type="dxa" w:w="1234"/>
           </w:tcPr>
           <w:p>
-            <w:pPr>
-              <w:spacing w:before="40" w:after="40"/>
-            </w:pPr>
             <w:r>
               <w:rPr>
-                <w:rFonts w:ascii="Calibri" w:hAnsi="Calibri"/>
                 <w:b/>
-                <w:i w:val="0"/>
-                <w:color w:val="FFFFFF"/>
-                <w:sz w:val="20"/>
               </w:rPr>
               <w:t>JaCoCo</w:t>
             </w:r>
@@ -4368,26 +1853,12 @@
         </w:tc>
         <w:tc>
           <w:tcPr>
-            <w:tcW w:type="dxa" w:w="1272"/>
-            <w:tcMar>
-              <w:top w:w="60" w:type="dxa"/>
-              <w:bottom w:w="60" w:type="dxa"/>
-              <w:left w:w="100" w:type="dxa"/>
-              <w:right w:w="100" w:type="dxa"/>
-            </w:tcMar>
-            <w:shd w:val="clear" w:color="auto" w:fill="003366"/>
+            <w:tcW w:type="dxa" w:w="1234"/>
           </w:tcPr>
           <w:p>
-            <w:pPr>
-              <w:spacing w:before="40" w:after="40"/>
-            </w:pPr>
             <w:r>
               <w:rPr>
-                <w:rFonts w:ascii="Calibri" w:hAnsi="Calibri"/>
                 <w:b/>
-                <w:i w:val="0"/>
-                <w:color w:val="FFFFFF"/>
-                <w:sz w:val="20"/>
               </w:rPr>
               <w:t>Karma</w:t>
             </w:r>
@@ -4395,26 +1866,12 @@
         </w:tc>
         <w:tc>
           <w:tcPr>
-            <w:tcW w:type="dxa" w:w="1272"/>
-            <w:tcMar>
-              <w:top w:w="60" w:type="dxa"/>
-              <w:bottom w:w="60" w:type="dxa"/>
-              <w:left w:w="100" w:type="dxa"/>
-              <w:right w:w="100" w:type="dxa"/>
-            </w:tcMar>
-            <w:shd w:val="clear" w:color="auto" w:fill="003366"/>
+            <w:tcW w:type="dxa" w:w="1234"/>
           </w:tcPr>
           <w:p>
-            <w:pPr>
-              <w:spacing w:before="40" w:after="40"/>
-            </w:pPr>
             <w:r>
               <w:rPr>
-                <w:rFonts w:ascii="Calibri" w:hAnsi="Calibri"/>
                 <w:b/>
-                <w:i w:val="0"/>
-                <w:color w:val="FFFFFF"/>
-                <w:sz w:val="20"/>
               </w:rPr>
               <w:t>pytest</w:t>
             </w:r>
@@ -4422,26 +1879,12 @@
         </w:tc>
         <w:tc>
           <w:tcPr>
-            <w:tcW w:type="dxa" w:w="1272"/>
-            <w:tcMar>
-              <w:top w:w="60" w:type="dxa"/>
-              <w:bottom w:w="60" w:type="dxa"/>
-              <w:left w:w="100" w:type="dxa"/>
-              <w:right w:w="100" w:type="dxa"/>
-            </w:tcMar>
-            <w:shd w:val="clear" w:color="auto" w:fill="003366"/>
+            <w:tcW w:type="dxa" w:w="1234"/>
           </w:tcPr>
           <w:p>
-            <w:pPr>
-              <w:spacing w:before="40" w:after="40"/>
-            </w:pPr>
             <w:r>
               <w:rPr>
-                <w:rFonts w:ascii="Calibri" w:hAnsi="Calibri"/>
                 <w:b/>
-                <w:i w:val="0"/>
-                <w:color w:val="FFFFFF"/>
-                <w:sz w:val="20"/>
               </w:rPr>
               <w:t>Bugs</w:t>
             </w:r>
@@ -4449,26 +1892,12 @@
         </w:tc>
         <w:tc>
           <w:tcPr>
-            <w:tcW w:type="dxa" w:w="1272"/>
-            <w:tcMar>
-              <w:top w:w="60" w:type="dxa"/>
-              <w:bottom w:w="60" w:type="dxa"/>
-              <w:left w:w="100" w:type="dxa"/>
-              <w:right w:w="100" w:type="dxa"/>
-            </w:tcMar>
-            <w:shd w:val="clear" w:color="auto" w:fill="003366"/>
+            <w:tcW w:type="dxa" w:w="1234"/>
           </w:tcPr>
           <w:p>
-            <w:pPr>
-              <w:spacing w:before="40" w:after="40"/>
-            </w:pPr>
             <w:r>
               <w:rPr>
-                <w:rFonts w:ascii="Calibri" w:hAnsi="Calibri"/>
                 <w:b/>
-                <w:i w:val="0"/>
-                <w:color w:val="FFFFFF"/>
-                <w:sz w:val="20"/>
               </w:rPr>
               <w:t>NCs</w:t>
             </w:r>
@@ -4476,1625 +1905,672 @@
         </w:tc>
       </w:tr>
       <w:tr>
-        <w:trPr>
-          <w:cantSplit w:val="1"/>
-        </w:trPr>
         <w:tc>
           <w:tcPr>
-            <w:tcW w:type="dxa" w:w="1272"/>
-            <w:tcMar>
-              <w:top w:w="60" w:type="dxa"/>
-              <w:bottom w:w="60" w:type="dxa"/>
-              <w:left w:w="100" w:type="dxa"/>
-              <w:right w:w="100" w:type="dxa"/>
-            </w:tcMar>
-            <w:shd w:val="clear" w:color="auto" w:fill="EBF5FB"/>
+            <w:tcW w:type="dxa" w:w="1234"/>
           </w:tcPr>
           <w:p>
-            <w:pPr>
-              <w:spacing w:before="40" w:after="40"/>
-            </w:pPr>
-            <w:r>
-              <w:rPr>
-                <w:rFonts w:ascii="Calibri" w:hAnsi="Calibri"/>
-                <w:b w:val="0"/>
-                <w:i w:val="0"/>
-                <w:sz w:val="20"/>
-              </w:rPr>
+            <w:r>
               <w:t>S1</w:t>
             </w:r>
           </w:p>
         </w:tc>
         <w:tc>
           <w:tcPr>
-            <w:tcW w:type="dxa" w:w="1272"/>
-            <w:tcMar>
-              <w:top w:w="60" w:type="dxa"/>
-              <w:bottom w:w="60" w:type="dxa"/>
-              <w:left w:w="100" w:type="dxa"/>
-              <w:right w:w="100" w:type="dxa"/>
-            </w:tcMar>
-            <w:shd w:val="clear" w:color="auto" w:fill="EBF5FB"/>
+            <w:tcW w:type="dxa" w:w="1234"/>
           </w:tcPr>
           <w:p>
-            <w:pPr>
-              <w:spacing w:before="40" w:after="40"/>
-            </w:pPr>
-            <w:r>
-              <w:rPr>
-                <w:rFonts w:ascii="Calibri" w:hAnsi="Calibri"/>
-                <w:b w:val="0"/>
-                <w:i w:val="0"/>
-                <w:sz w:val="20"/>
-              </w:rPr>
+            <w:r>
               <w:t>20</w:t>
             </w:r>
           </w:p>
         </w:tc>
         <w:tc>
           <w:tcPr>
-            <w:tcW w:type="dxa" w:w="1272"/>
-            <w:tcMar>
-              <w:top w:w="60" w:type="dxa"/>
-              <w:bottom w:w="60" w:type="dxa"/>
-              <w:left w:w="100" w:type="dxa"/>
-              <w:right w:w="100" w:type="dxa"/>
-            </w:tcMar>
-            <w:shd w:val="clear" w:color="auto" w:fill="EBF5FB"/>
+            <w:tcW w:type="dxa" w:w="1234"/>
           </w:tcPr>
           <w:p>
-            <w:pPr>
-              <w:spacing w:before="40" w:after="40"/>
-            </w:pPr>
-            <w:r>
-              <w:rPr>
-                <w:rFonts w:ascii="Calibri" w:hAnsi="Calibri"/>
-                <w:b w:val="0"/>
-                <w:i w:val="0"/>
-                <w:sz w:val="20"/>
-              </w:rPr>
+            <w:r>
               <w:t>78%</w:t>
             </w:r>
           </w:p>
         </w:tc>
         <w:tc>
           <w:tcPr>
-            <w:tcW w:type="dxa" w:w="1272"/>
-            <w:tcMar>
-              <w:top w:w="60" w:type="dxa"/>
-              <w:bottom w:w="60" w:type="dxa"/>
-              <w:left w:w="100" w:type="dxa"/>
-              <w:right w:w="100" w:type="dxa"/>
-            </w:tcMar>
-            <w:shd w:val="clear" w:color="auto" w:fill="EBF5FB"/>
+            <w:tcW w:type="dxa" w:w="1234"/>
           </w:tcPr>
           <w:p>
-            <w:pPr>
-              <w:spacing w:before="40" w:after="40"/>
-            </w:pPr>
-            <w:r>
-              <w:rPr>
-                <w:rFonts w:ascii="Calibri" w:hAnsi="Calibri"/>
-                <w:b w:val="0"/>
-                <w:i w:val="0"/>
-                <w:sz w:val="20"/>
-              </w:rPr>
+            <w:r>
               <w:t>76%</w:t>
             </w:r>
           </w:p>
         </w:tc>
         <w:tc>
           <w:tcPr>
-            <w:tcW w:type="dxa" w:w="1272"/>
-            <w:tcMar>
-              <w:top w:w="60" w:type="dxa"/>
-              <w:bottom w:w="60" w:type="dxa"/>
-              <w:left w:w="100" w:type="dxa"/>
-              <w:right w:w="100" w:type="dxa"/>
-            </w:tcMar>
-            <w:shd w:val="clear" w:color="auto" w:fill="EBF5FB"/>
+            <w:tcW w:type="dxa" w:w="1234"/>
           </w:tcPr>
           <w:p>
-            <w:pPr>
-              <w:spacing w:before="40" w:after="40"/>
-            </w:pPr>
-            <w:r>
-              <w:rPr>
-                <w:rFonts w:ascii="Calibri" w:hAnsi="Calibri"/>
-                <w:b w:val="0"/>
-                <w:i w:val="0"/>
-                <w:sz w:val="20"/>
-              </w:rPr>
+            <w:r>
               <w:t>80%</w:t>
             </w:r>
           </w:p>
         </w:tc>
         <w:tc>
           <w:tcPr>
-            <w:tcW w:type="dxa" w:w="1272"/>
-            <w:tcMar>
-              <w:top w:w="60" w:type="dxa"/>
-              <w:bottom w:w="60" w:type="dxa"/>
-              <w:left w:w="100" w:type="dxa"/>
-              <w:right w:w="100" w:type="dxa"/>
-            </w:tcMar>
-            <w:shd w:val="clear" w:color="auto" w:fill="EBF5FB"/>
+            <w:tcW w:type="dxa" w:w="1234"/>
           </w:tcPr>
           <w:p>
-            <w:pPr>
-              <w:spacing w:before="40" w:after="40"/>
-            </w:pPr>
-            <w:r>
-              <w:rPr>
-                <w:rFonts w:ascii="Calibri" w:hAnsi="Calibri"/>
-                <w:b w:val="0"/>
-                <w:i w:val="0"/>
-                <w:sz w:val="20"/>
-              </w:rPr>
+            <w:r>
               <w:t>0</w:t>
             </w:r>
           </w:p>
         </w:tc>
         <w:tc>
           <w:tcPr>
-            <w:tcW w:type="dxa" w:w="1272"/>
-            <w:tcMar>
-              <w:top w:w="60" w:type="dxa"/>
-              <w:bottom w:w="60" w:type="dxa"/>
-              <w:left w:w="100" w:type="dxa"/>
-              <w:right w:w="100" w:type="dxa"/>
-            </w:tcMar>
-            <w:shd w:val="clear" w:color="auto" w:fill="EBF5FB"/>
+            <w:tcW w:type="dxa" w:w="1234"/>
           </w:tcPr>
           <w:p>
-            <w:pPr>
-              <w:spacing w:before="40" w:after="40"/>
-            </w:pPr>
-            <w:r>
-              <w:rPr>
-                <w:rFonts w:ascii="Calibri" w:hAnsi="Calibri"/>
-                <w:b w:val="0"/>
-                <w:i w:val="0"/>
-                <w:sz w:val="20"/>
-              </w:rPr>
+            <w:r>
               <w:t>0</w:t>
             </w:r>
           </w:p>
         </w:tc>
       </w:tr>
       <w:tr>
-        <w:trPr>
-          <w:cantSplit w:val="1"/>
-        </w:trPr>
         <w:tc>
           <w:tcPr>
-            <w:tcW w:type="dxa" w:w="1272"/>
-            <w:tcMar>
-              <w:top w:w="60" w:type="dxa"/>
-              <w:bottom w:w="60" w:type="dxa"/>
-              <w:left w:w="100" w:type="dxa"/>
-              <w:right w:w="100" w:type="dxa"/>
-            </w:tcMar>
+            <w:tcW w:type="dxa" w:w="1234"/>
           </w:tcPr>
           <w:p>
-            <w:pPr>
-              <w:spacing w:before="40" w:after="40"/>
-            </w:pPr>
-            <w:r>
-              <w:rPr>
-                <w:rFonts w:ascii="Calibri" w:hAnsi="Calibri"/>
-                <w:b w:val="0"/>
-                <w:i w:val="0"/>
-                <w:sz w:val="20"/>
-              </w:rPr>
+            <w:r>
               <w:t>S2</w:t>
             </w:r>
           </w:p>
         </w:tc>
         <w:tc>
           <w:tcPr>
-            <w:tcW w:type="dxa" w:w="1272"/>
-            <w:tcMar>
-              <w:top w:w="60" w:type="dxa"/>
-              <w:bottom w:w="60" w:type="dxa"/>
-              <w:left w:w="100" w:type="dxa"/>
-              <w:right w:w="100" w:type="dxa"/>
-            </w:tcMar>
+            <w:tcW w:type="dxa" w:w="1234"/>
           </w:tcPr>
           <w:p>
-            <w:pPr>
-              <w:spacing w:before="40" w:after="40"/>
-            </w:pPr>
-            <w:r>
-              <w:rPr>
-                <w:rFonts w:ascii="Calibri" w:hAnsi="Calibri"/>
-                <w:b w:val="0"/>
-                <w:i w:val="0"/>
-                <w:sz w:val="20"/>
-              </w:rPr>
+            <w:r>
               <w:t>35</w:t>
             </w:r>
           </w:p>
         </w:tc>
         <w:tc>
           <w:tcPr>
-            <w:tcW w:type="dxa" w:w="1272"/>
-            <w:tcMar>
-              <w:top w:w="60" w:type="dxa"/>
-              <w:bottom w:w="60" w:type="dxa"/>
-              <w:left w:w="100" w:type="dxa"/>
-              <w:right w:w="100" w:type="dxa"/>
-            </w:tcMar>
+            <w:tcW w:type="dxa" w:w="1234"/>
           </w:tcPr>
           <w:p>
-            <w:pPr>
-              <w:spacing w:before="40" w:after="40"/>
-            </w:pPr>
-            <w:r>
-              <w:rPr>
-                <w:rFonts w:ascii="Calibri" w:hAnsi="Calibri"/>
-                <w:b w:val="0"/>
-                <w:i w:val="0"/>
-                <w:sz w:val="20"/>
-              </w:rPr>
+            <w:r>
               <w:t>74%</w:t>
             </w:r>
           </w:p>
         </w:tc>
         <w:tc>
           <w:tcPr>
-            <w:tcW w:type="dxa" w:w="1272"/>
-            <w:tcMar>
-              <w:top w:w="60" w:type="dxa"/>
-              <w:bottom w:w="60" w:type="dxa"/>
-              <w:left w:w="100" w:type="dxa"/>
-              <w:right w:w="100" w:type="dxa"/>
-            </w:tcMar>
+            <w:tcW w:type="dxa" w:w="1234"/>
           </w:tcPr>
           <w:p>
-            <w:pPr>
-              <w:spacing w:before="40" w:after="40"/>
-            </w:pPr>
-            <w:r>
-              <w:rPr>
-                <w:rFonts w:ascii="Calibri" w:hAnsi="Calibri"/>
-                <w:b w:val="0"/>
-                <w:i w:val="0"/>
-                <w:sz w:val="20"/>
-              </w:rPr>
+            <w:r>
               <w:t>72%</w:t>
             </w:r>
           </w:p>
         </w:tc>
         <w:tc>
           <w:tcPr>
-            <w:tcW w:type="dxa" w:w="1272"/>
-            <w:tcMar>
-              <w:top w:w="60" w:type="dxa"/>
-              <w:bottom w:w="60" w:type="dxa"/>
-              <w:left w:w="100" w:type="dxa"/>
-              <w:right w:w="100" w:type="dxa"/>
-            </w:tcMar>
+            <w:tcW w:type="dxa" w:w="1234"/>
           </w:tcPr>
           <w:p>
-            <w:pPr>
-              <w:spacing w:before="40" w:after="40"/>
-            </w:pPr>
-            <w:r>
-              <w:rPr>
-                <w:rFonts w:ascii="Calibri" w:hAnsi="Calibri"/>
-                <w:b w:val="0"/>
-                <w:i w:val="0"/>
-                <w:sz w:val="20"/>
-              </w:rPr>
+            <w:r>
               <w:t>78%</w:t>
             </w:r>
           </w:p>
         </w:tc>
         <w:tc>
           <w:tcPr>
-            <w:tcW w:type="dxa" w:w="1272"/>
-            <w:tcMar>
-              <w:top w:w="60" w:type="dxa"/>
-              <w:bottom w:w="60" w:type="dxa"/>
-              <w:left w:w="100" w:type="dxa"/>
-              <w:right w:w="100" w:type="dxa"/>
-            </w:tcMar>
+            <w:tcW w:type="dxa" w:w="1234"/>
           </w:tcPr>
           <w:p>
-            <w:pPr>
-              <w:spacing w:before="40" w:after="40"/>
-            </w:pPr>
-            <w:r>
-              <w:rPr>
-                <w:rFonts w:ascii="Calibri" w:hAnsi="Calibri"/>
-                <w:b w:val="0"/>
-                <w:i w:val="0"/>
-                <w:sz w:val="20"/>
-              </w:rPr>
+            <w:r>
               <w:t>2</w:t>
             </w:r>
           </w:p>
         </w:tc>
         <w:tc>
           <w:tcPr>
-            <w:tcW w:type="dxa" w:w="1272"/>
-            <w:tcMar>
-              <w:top w:w="60" w:type="dxa"/>
-              <w:bottom w:w="60" w:type="dxa"/>
-              <w:left w:w="100" w:type="dxa"/>
-              <w:right w:w="100" w:type="dxa"/>
-            </w:tcMar>
+            <w:tcW w:type="dxa" w:w="1234"/>
           </w:tcPr>
           <w:p>
-            <w:pPr>
-              <w:spacing w:before="40" w:after="40"/>
-            </w:pPr>
-            <w:r>
-              <w:rPr>
-                <w:rFonts w:ascii="Calibri" w:hAnsi="Calibri"/>
-                <w:b w:val="0"/>
-                <w:i w:val="0"/>
-                <w:sz w:val="20"/>
-              </w:rPr>
+            <w:r>
               <w:t>1 (NC-001 aberta)</w:t>
             </w:r>
           </w:p>
         </w:tc>
       </w:tr>
       <w:tr>
-        <w:trPr>
-          <w:cantSplit w:val="1"/>
-        </w:trPr>
         <w:tc>
           <w:tcPr>
-            <w:tcW w:type="dxa" w:w="1272"/>
-            <w:tcMar>
-              <w:top w:w="60" w:type="dxa"/>
-              <w:bottom w:w="60" w:type="dxa"/>
-              <w:left w:w="100" w:type="dxa"/>
-              <w:right w:w="100" w:type="dxa"/>
-            </w:tcMar>
-            <w:shd w:val="clear" w:color="auto" w:fill="EBF5FB"/>
+            <w:tcW w:type="dxa" w:w="1234"/>
           </w:tcPr>
           <w:p>
-            <w:pPr>
-              <w:spacing w:before="40" w:after="40"/>
-            </w:pPr>
-            <w:r>
-              <w:rPr>
-                <w:rFonts w:ascii="Calibri" w:hAnsi="Calibri"/>
-                <w:b w:val="0"/>
-                <w:i w:val="0"/>
-                <w:sz w:val="20"/>
-              </w:rPr>
+            <w:r>
               <w:t>S3</w:t>
             </w:r>
           </w:p>
         </w:tc>
         <w:tc>
           <w:tcPr>
-            <w:tcW w:type="dxa" w:w="1272"/>
-            <w:tcMar>
-              <w:top w:w="60" w:type="dxa"/>
-              <w:bottom w:w="60" w:type="dxa"/>
-              <w:left w:w="100" w:type="dxa"/>
-              <w:right w:w="100" w:type="dxa"/>
-            </w:tcMar>
-            <w:shd w:val="clear" w:color="auto" w:fill="EBF5FB"/>
+            <w:tcW w:type="dxa" w:w="1234"/>
           </w:tcPr>
           <w:p>
-            <w:pPr>
-              <w:spacing w:before="40" w:after="40"/>
-            </w:pPr>
-            <w:r>
-              <w:rPr>
-                <w:rFonts w:ascii="Calibri" w:hAnsi="Calibri"/>
-                <w:b w:val="0"/>
-                <w:i w:val="0"/>
-                <w:sz w:val="20"/>
-              </w:rPr>
+            <w:r>
               <w:t>34</w:t>
             </w:r>
           </w:p>
         </w:tc>
         <w:tc>
           <w:tcPr>
-            <w:tcW w:type="dxa" w:w="1272"/>
-            <w:tcMar>
-              <w:top w:w="60" w:type="dxa"/>
-              <w:bottom w:w="60" w:type="dxa"/>
-              <w:left w:w="100" w:type="dxa"/>
-              <w:right w:w="100" w:type="dxa"/>
-            </w:tcMar>
-            <w:shd w:val="clear" w:color="auto" w:fill="EBF5FB"/>
+            <w:tcW w:type="dxa" w:w="1234"/>
           </w:tcPr>
           <w:p>
-            <w:pPr>
-              <w:spacing w:before="40" w:after="40"/>
-            </w:pPr>
-            <w:r>
-              <w:rPr>
-                <w:rFonts w:ascii="Calibri" w:hAnsi="Calibri"/>
-                <w:b w:val="0"/>
-                <w:i w:val="0"/>
-                <w:sz w:val="20"/>
-              </w:rPr>
+            <w:r>
               <w:t>76%</w:t>
             </w:r>
           </w:p>
         </w:tc>
         <w:tc>
           <w:tcPr>
-            <w:tcW w:type="dxa" w:w="1272"/>
-            <w:tcMar>
-              <w:top w:w="60" w:type="dxa"/>
-              <w:bottom w:w="60" w:type="dxa"/>
-              <w:left w:w="100" w:type="dxa"/>
-              <w:right w:w="100" w:type="dxa"/>
-            </w:tcMar>
-            <w:shd w:val="clear" w:color="auto" w:fill="EBF5FB"/>
+            <w:tcW w:type="dxa" w:w="1234"/>
           </w:tcPr>
           <w:p>
-            <w:pPr>
-              <w:spacing w:before="40" w:after="40"/>
-            </w:pPr>
-            <w:r>
-              <w:rPr>
-                <w:rFonts w:ascii="Calibri" w:hAnsi="Calibri"/>
-                <w:b w:val="0"/>
-                <w:i w:val="0"/>
-                <w:sz w:val="20"/>
-              </w:rPr>
+            <w:r>
               <w:t>75%</w:t>
             </w:r>
           </w:p>
         </w:tc>
         <w:tc>
           <w:tcPr>
-            <w:tcW w:type="dxa" w:w="1272"/>
-            <w:tcMar>
-              <w:top w:w="60" w:type="dxa"/>
-              <w:bottom w:w="60" w:type="dxa"/>
-              <w:left w:w="100" w:type="dxa"/>
-              <w:right w:w="100" w:type="dxa"/>
-            </w:tcMar>
-            <w:shd w:val="clear" w:color="auto" w:fill="EBF5FB"/>
+            <w:tcW w:type="dxa" w:w="1234"/>
           </w:tcPr>
           <w:p>
-            <w:pPr>
-              <w:spacing w:before="40" w:after="40"/>
-            </w:pPr>
-            <w:r>
-              <w:rPr>
-                <w:rFonts w:ascii="Calibri" w:hAnsi="Calibri"/>
-                <w:b w:val="0"/>
-                <w:i w:val="0"/>
-                <w:sz w:val="20"/>
-              </w:rPr>
+            <w:r>
               <w:t>79%</w:t>
             </w:r>
           </w:p>
         </w:tc>
         <w:tc>
           <w:tcPr>
-            <w:tcW w:type="dxa" w:w="1272"/>
-            <w:tcMar>
-              <w:top w:w="60" w:type="dxa"/>
-              <w:bottom w:w="60" w:type="dxa"/>
-              <w:left w:w="100" w:type="dxa"/>
-              <w:right w:w="100" w:type="dxa"/>
-            </w:tcMar>
-            <w:shd w:val="clear" w:color="auto" w:fill="EBF5FB"/>
+            <w:tcW w:type="dxa" w:w="1234"/>
           </w:tcPr>
           <w:p>
-            <w:pPr>
-              <w:spacing w:before="40" w:after="40"/>
-            </w:pPr>
-            <w:r>
-              <w:rPr>
-                <w:rFonts w:ascii="Calibri" w:hAnsi="Calibri"/>
-                <w:b w:val="0"/>
-                <w:i w:val="0"/>
-                <w:sz w:val="20"/>
-              </w:rPr>
+            <w:r>
               <w:t>0</w:t>
             </w:r>
           </w:p>
         </w:tc>
         <w:tc>
           <w:tcPr>
-            <w:tcW w:type="dxa" w:w="1272"/>
-            <w:tcMar>
-              <w:top w:w="60" w:type="dxa"/>
-              <w:bottom w:w="60" w:type="dxa"/>
-              <w:left w:w="100" w:type="dxa"/>
-              <w:right w:w="100" w:type="dxa"/>
-            </w:tcMar>
-            <w:shd w:val="clear" w:color="auto" w:fill="EBF5FB"/>
+            <w:tcW w:type="dxa" w:w="1234"/>
           </w:tcPr>
           <w:p>
-            <w:pPr>
-              <w:spacing w:before="40" w:after="40"/>
-            </w:pPr>
-            <w:r>
-              <w:rPr>
-                <w:rFonts w:ascii="Calibri" w:hAnsi="Calibri"/>
-                <w:b w:val="0"/>
-                <w:i w:val="0"/>
-                <w:sz w:val="20"/>
-              </w:rPr>
+            <w:r>
               <w:t>1</w:t>
             </w:r>
           </w:p>
         </w:tc>
       </w:tr>
       <w:tr>
-        <w:trPr>
-          <w:cantSplit w:val="1"/>
-        </w:trPr>
         <w:tc>
           <w:tcPr>
-            <w:tcW w:type="dxa" w:w="1272"/>
-            <w:tcMar>
-              <w:top w:w="60" w:type="dxa"/>
-              <w:bottom w:w="60" w:type="dxa"/>
-              <w:left w:w="100" w:type="dxa"/>
-              <w:right w:w="100" w:type="dxa"/>
-            </w:tcMar>
+            <w:tcW w:type="dxa" w:w="1234"/>
           </w:tcPr>
           <w:p>
-            <w:pPr>
-              <w:spacing w:before="40" w:after="40"/>
-            </w:pPr>
-            <w:r>
-              <w:rPr>
-                <w:rFonts w:ascii="Calibri" w:hAnsi="Calibri"/>
-                <w:b w:val="0"/>
-                <w:i w:val="0"/>
-                <w:sz w:val="20"/>
-              </w:rPr>
+            <w:r>
               <w:t>S4</w:t>
             </w:r>
           </w:p>
         </w:tc>
         <w:tc>
           <w:tcPr>
-            <w:tcW w:type="dxa" w:w="1272"/>
-            <w:tcMar>
-              <w:top w:w="60" w:type="dxa"/>
-              <w:bottom w:w="60" w:type="dxa"/>
-              <w:left w:w="100" w:type="dxa"/>
-              <w:right w:w="100" w:type="dxa"/>
-            </w:tcMar>
+            <w:tcW w:type="dxa" w:w="1234"/>
           </w:tcPr>
           <w:p>
-            <w:pPr>
-              <w:spacing w:before="40" w:after="40"/>
-            </w:pPr>
-            <w:r>
-              <w:rPr>
-                <w:rFonts w:ascii="Calibri" w:hAnsi="Calibri"/>
-                <w:b w:val="0"/>
-                <w:i w:val="0"/>
-                <w:sz w:val="20"/>
-              </w:rPr>
+            <w:r>
               <w:t>41</w:t>
             </w:r>
           </w:p>
         </w:tc>
         <w:tc>
           <w:tcPr>
-            <w:tcW w:type="dxa" w:w="1272"/>
-            <w:tcMar>
-              <w:top w:w="60" w:type="dxa"/>
-              <w:bottom w:w="60" w:type="dxa"/>
-              <w:left w:w="100" w:type="dxa"/>
-              <w:right w:w="100" w:type="dxa"/>
-            </w:tcMar>
+            <w:tcW w:type="dxa" w:w="1234"/>
           </w:tcPr>
           <w:p>
-            <w:pPr>
-              <w:spacing w:before="40" w:after="40"/>
-            </w:pPr>
-            <w:r>
-              <w:rPr>
-                <w:rFonts w:ascii="Calibri" w:hAnsi="Calibri"/>
-                <w:b w:val="0"/>
-                <w:i w:val="0"/>
-                <w:sz w:val="20"/>
-              </w:rPr>
+            <w:r>
               <w:t>80%</w:t>
             </w:r>
           </w:p>
         </w:tc>
         <w:tc>
           <w:tcPr>
-            <w:tcW w:type="dxa" w:w="1272"/>
-            <w:tcMar>
-              <w:top w:w="60" w:type="dxa"/>
-              <w:bottom w:w="60" w:type="dxa"/>
-              <w:left w:w="100" w:type="dxa"/>
-              <w:right w:w="100" w:type="dxa"/>
-            </w:tcMar>
+            <w:tcW w:type="dxa" w:w="1234"/>
           </w:tcPr>
           <w:p>
-            <w:pPr>
-              <w:spacing w:before="40" w:after="40"/>
-            </w:pPr>
-            <w:r>
-              <w:rPr>
-                <w:rFonts w:ascii="Calibri" w:hAnsi="Calibri"/>
-                <w:b w:val="0"/>
-                <w:i w:val="0"/>
-                <w:sz w:val="20"/>
-              </w:rPr>
+            <w:r>
               <w:t>78%</w:t>
             </w:r>
           </w:p>
         </w:tc>
         <w:tc>
           <w:tcPr>
-            <w:tcW w:type="dxa" w:w="1272"/>
-            <w:tcMar>
-              <w:top w:w="60" w:type="dxa"/>
-              <w:bottom w:w="60" w:type="dxa"/>
-              <w:left w:w="100" w:type="dxa"/>
-              <w:right w:w="100" w:type="dxa"/>
-            </w:tcMar>
+            <w:tcW w:type="dxa" w:w="1234"/>
           </w:tcPr>
           <w:p>
-            <w:pPr>
-              <w:spacing w:before="40" w:after="40"/>
-            </w:pPr>
-            <w:r>
-              <w:rPr>
-                <w:rFonts w:ascii="Calibri" w:hAnsi="Calibri"/>
-                <w:b w:val="0"/>
-                <w:i w:val="0"/>
-                <w:sz w:val="20"/>
-              </w:rPr>
+            <w:r>
               <w:t>81%</w:t>
             </w:r>
           </w:p>
         </w:tc>
         <w:tc>
           <w:tcPr>
-            <w:tcW w:type="dxa" w:w="1272"/>
-            <w:tcMar>
-              <w:top w:w="60" w:type="dxa"/>
-              <w:bottom w:w="60" w:type="dxa"/>
-              <w:left w:w="100" w:type="dxa"/>
-              <w:right w:w="100" w:type="dxa"/>
-            </w:tcMar>
+            <w:tcW w:type="dxa" w:w="1234"/>
           </w:tcPr>
           <w:p>
-            <w:pPr>
-              <w:spacing w:before="40" w:after="40"/>
-            </w:pPr>
-            <w:r>
-              <w:rPr>
-                <w:rFonts w:ascii="Calibri" w:hAnsi="Calibri"/>
-                <w:b w:val="0"/>
-                <w:i w:val="0"/>
-                <w:sz w:val="20"/>
-              </w:rPr>
+            <w:r>
               <w:t>0</w:t>
             </w:r>
           </w:p>
         </w:tc>
         <w:tc>
           <w:tcPr>
-            <w:tcW w:type="dxa" w:w="1272"/>
-            <w:tcMar>
-              <w:top w:w="60" w:type="dxa"/>
-              <w:bottom w:w="60" w:type="dxa"/>
-              <w:left w:w="100" w:type="dxa"/>
-              <w:right w:w="100" w:type="dxa"/>
-            </w:tcMar>
+            <w:tcW w:type="dxa" w:w="1234"/>
           </w:tcPr>
           <w:p>
-            <w:pPr>
-              <w:spacing w:before="40" w:after="40"/>
-            </w:pPr>
-            <w:r>
-              <w:rPr>
-                <w:rFonts w:ascii="Calibri" w:hAnsi="Calibri"/>
-                <w:b w:val="0"/>
-                <w:i w:val="0"/>
-                <w:sz w:val="20"/>
-              </w:rPr>
+            <w:r>
               <w:t>1</w:t>
             </w:r>
           </w:p>
         </w:tc>
       </w:tr>
       <w:tr>
-        <w:trPr>
-          <w:cantSplit w:val="1"/>
-        </w:trPr>
         <w:tc>
           <w:tcPr>
-            <w:tcW w:type="dxa" w:w="1272"/>
-            <w:tcMar>
-              <w:top w:w="60" w:type="dxa"/>
-              <w:bottom w:w="60" w:type="dxa"/>
-              <w:left w:w="100" w:type="dxa"/>
-              <w:right w:w="100" w:type="dxa"/>
-            </w:tcMar>
-            <w:shd w:val="clear" w:color="auto" w:fill="EBF5FB"/>
+            <w:tcW w:type="dxa" w:w="1234"/>
           </w:tcPr>
           <w:p>
-            <w:pPr>
-              <w:spacing w:before="40" w:after="40"/>
-            </w:pPr>
-            <w:r>
-              <w:rPr>
-                <w:rFonts w:ascii="Calibri" w:hAnsi="Calibri"/>
-                <w:b w:val="0"/>
-                <w:i w:val="0"/>
-                <w:sz w:val="20"/>
-              </w:rPr>
+            <w:r>
               <w:t>S5</w:t>
             </w:r>
           </w:p>
         </w:tc>
         <w:tc>
           <w:tcPr>
-            <w:tcW w:type="dxa" w:w="1272"/>
-            <w:tcMar>
-              <w:top w:w="60" w:type="dxa"/>
-              <w:bottom w:w="60" w:type="dxa"/>
-              <w:left w:w="100" w:type="dxa"/>
-              <w:right w:w="100" w:type="dxa"/>
-            </w:tcMar>
-            <w:shd w:val="clear" w:color="auto" w:fill="EBF5FB"/>
+            <w:tcW w:type="dxa" w:w="1234"/>
           </w:tcPr>
           <w:p>
-            <w:pPr>
-              <w:spacing w:before="40" w:after="40"/>
-            </w:pPr>
-            <w:r>
-              <w:rPr>
-                <w:rFonts w:ascii="Calibri" w:hAnsi="Calibri"/>
-                <w:b w:val="0"/>
-                <w:i w:val="0"/>
-                <w:sz w:val="20"/>
-              </w:rPr>
+            <w:r>
               <w:t>33</w:t>
             </w:r>
           </w:p>
         </w:tc>
         <w:tc>
           <w:tcPr>
-            <w:tcW w:type="dxa" w:w="1272"/>
-            <w:tcMar>
-              <w:top w:w="60" w:type="dxa"/>
-              <w:bottom w:w="60" w:type="dxa"/>
-              <w:left w:w="100" w:type="dxa"/>
-              <w:right w:w="100" w:type="dxa"/>
-            </w:tcMar>
-            <w:shd w:val="clear" w:color="auto" w:fill="EBF5FB"/>
+            <w:tcW w:type="dxa" w:w="1234"/>
           </w:tcPr>
           <w:p>
-            <w:pPr>
-              <w:spacing w:before="40" w:after="40"/>
-            </w:pPr>
-            <w:r>
-              <w:rPr>
-                <w:rFonts w:ascii="Calibri" w:hAnsi="Calibri"/>
-                <w:b w:val="0"/>
-                <w:i w:val="0"/>
-                <w:sz w:val="20"/>
-              </w:rPr>
+            <w:r>
               <w:t>82%</w:t>
             </w:r>
           </w:p>
         </w:tc>
         <w:tc>
           <w:tcPr>
-            <w:tcW w:type="dxa" w:w="1272"/>
-            <w:tcMar>
-              <w:top w:w="60" w:type="dxa"/>
-              <w:bottom w:w="60" w:type="dxa"/>
-              <w:left w:w="100" w:type="dxa"/>
-              <w:right w:w="100" w:type="dxa"/>
-            </w:tcMar>
-            <w:shd w:val="clear" w:color="auto" w:fill="EBF5FB"/>
+            <w:tcW w:type="dxa" w:w="1234"/>
           </w:tcPr>
           <w:p>
-            <w:pPr>
-              <w:spacing w:before="40" w:after="40"/>
-            </w:pPr>
-            <w:r>
-              <w:rPr>
-                <w:rFonts w:ascii="Calibri" w:hAnsi="Calibri"/>
-                <w:b w:val="0"/>
-                <w:i w:val="0"/>
-                <w:sz w:val="20"/>
-              </w:rPr>
+            <w:r>
               <w:t>80%</w:t>
             </w:r>
           </w:p>
         </w:tc>
         <w:tc>
           <w:tcPr>
-            <w:tcW w:type="dxa" w:w="1272"/>
-            <w:tcMar>
-              <w:top w:w="60" w:type="dxa"/>
-              <w:bottom w:w="60" w:type="dxa"/>
-              <w:left w:w="100" w:type="dxa"/>
-              <w:right w:w="100" w:type="dxa"/>
-            </w:tcMar>
-            <w:shd w:val="clear" w:color="auto" w:fill="EBF5FB"/>
+            <w:tcW w:type="dxa" w:w="1234"/>
           </w:tcPr>
           <w:p>
-            <w:pPr>
-              <w:spacing w:before="40" w:after="40"/>
-            </w:pPr>
-            <w:r>
-              <w:rPr>
-                <w:rFonts w:ascii="Calibri" w:hAnsi="Calibri"/>
-                <w:b w:val="0"/>
-                <w:i w:val="0"/>
-                <w:sz w:val="20"/>
-              </w:rPr>
+            <w:r>
               <w:t>82%</w:t>
             </w:r>
           </w:p>
         </w:tc>
         <w:tc>
           <w:tcPr>
-            <w:tcW w:type="dxa" w:w="1272"/>
-            <w:tcMar>
-              <w:top w:w="60" w:type="dxa"/>
-              <w:bottom w:w="60" w:type="dxa"/>
-              <w:left w:w="100" w:type="dxa"/>
-              <w:right w:w="100" w:type="dxa"/>
-            </w:tcMar>
-            <w:shd w:val="clear" w:color="auto" w:fill="EBF5FB"/>
+            <w:tcW w:type="dxa" w:w="1234"/>
           </w:tcPr>
           <w:p>
-            <w:pPr>
-              <w:spacing w:before="40" w:after="40"/>
-            </w:pPr>
-            <w:r>
-              <w:rPr>
-                <w:rFonts w:ascii="Calibri" w:hAnsi="Calibri"/>
-                <w:b w:val="0"/>
-                <w:i w:val="0"/>
-                <w:sz w:val="20"/>
-              </w:rPr>
+            <w:r>
               <w:t>3</w:t>
             </w:r>
           </w:p>
         </w:tc>
         <w:tc>
           <w:tcPr>
-            <w:tcW w:type="dxa" w:w="1272"/>
-            <w:tcMar>
-              <w:top w:w="60" w:type="dxa"/>
-              <w:bottom w:w="60" w:type="dxa"/>
-              <w:left w:w="100" w:type="dxa"/>
-              <w:right w:w="100" w:type="dxa"/>
-            </w:tcMar>
-            <w:shd w:val="clear" w:color="auto" w:fill="EBF5FB"/>
+            <w:tcW w:type="dxa" w:w="1234"/>
           </w:tcPr>
           <w:p>
-            <w:pPr>
-              <w:spacing w:before="40" w:after="40"/>
-            </w:pPr>
-            <w:r>
-              <w:rPr>
-                <w:rFonts w:ascii="Calibri" w:hAnsi="Calibri"/>
-                <w:b w:val="0"/>
-                <w:i w:val="0"/>
-                <w:sz w:val="20"/>
-              </w:rPr>
+            <w:r>
               <w:t>0 (NC-001 encerrada)</w:t>
             </w:r>
           </w:p>
         </w:tc>
       </w:tr>
       <w:tr>
-        <w:trPr>
-          <w:cantSplit w:val="1"/>
-        </w:trPr>
         <w:tc>
           <w:tcPr>
-            <w:tcW w:type="dxa" w:w="1272"/>
-            <w:tcMar>
-              <w:top w:w="60" w:type="dxa"/>
-              <w:bottom w:w="60" w:type="dxa"/>
-              <w:left w:w="100" w:type="dxa"/>
-              <w:right w:w="100" w:type="dxa"/>
-            </w:tcMar>
+            <w:tcW w:type="dxa" w:w="1234"/>
           </w:tcPr>
           <w:p>
-            <w:pPr>
-              <w:spacing w:before="40" w:after="40"/>
-            </w:pPr>
-            <w:r>
-              <w:rPr>
-                <w:rFonts w:ascii="Calibri" w:hAnsi="Calibri"/>
-                <w:b w:val="0"/>
-                <w:i w:val="0"/>
-                <w:sz w:val="20"/>
-              </w:rPr>
+            <w:r>
               <w:t>S6</w:t>
             </w:r>
           </w:p>
         </w:tc>
         <w:tc>
           <w:tcPr>
-            <w:tcW w:type="dxa" w:w="1272"/>
-            <w:tcMar>
-              <w:top w:w="60" w:type="dxa"/>
-              <w:bottom w:w="60" w:type="dxa"/>
-              <w:left w:w="100" w:type="dxa"/>
-              <w:right w:w="100" w:type="dxa"/>
-            </w:tcMar>
+            <w:tcW w:type="dxa" w:w="1234"/>
           </w:tcPr>
           <w:p>
-            <w:pPr>
-              <w:spacing w:before="40" w:after="40"/>
-            </w:pPr>
-            <w:r>
-              <w:rPr>
-                <w:rFonts w:ascii="Calibri" w:hAnsi="Calibri"/>
-                <w:b w:val="0"/>
-                <w:i w:val="0"/>
-                <w:sz w:val="20"/>
-              </w:rPr>
+            <w:r>
               <w:t>30</w:t>
             </w:r>
           </w:p>
         </w:tc>
         <w:tc>
           <w:tcPr>
-            <w:tcW w:type="dxa" w:w="1272"/>
-            <w:tcMar>
-              <w:top w:w="60" w:type="dxa"/>
-              <w:bottom w:w="60" w:type="dxa"/>
-              <w:left w:w="100" w:type="dxa"/>
-              <w:right w:w="100" w:type="dxa"/>
-            </w:tcMar>
+            <w:tcW w:type="dxa" w:w="1234"/>
           </w:tcPr>
           <w:p>
-            <w:pPr>
-              <w:spacing w:before="40" w:after="40"/>
-            </w:pPr>
-            <w:r>
-              <w:rPr>
-                <w:rFonts w:ascii="Calibri" w:hAnsi="Calibri"/>
-                <w:b w:val="0"/>
-                <w:i w:val="0"/>
-                <w:sz w:val="20"/>
-              </w:rPr>
+            <w:r>
               <w:t>84%</w:t>
             </w:r>
           </w:p>
         </w:tc>
         <w:tc>
           <w:tcPr>
-            <w:tcW w:type="dxa" w:w="1272"/>
-            <w:tcMar>
-              <w:top w:w="60" w:type="dxa"/>
-              <w:bottom w:w="60" w:type="dxa"/>
-              <w:left w:w="100" w:type="dxa"/>
-              <w:right w:w="100" w:type="dxa"/>
-            </w:tcMar>
+            <w:tcW w:type="dxa" w:w="1234"/>
           </w:tcPr>
           <w:p>
-            <w:pPr>
-              <w:spacing w:before="40" w:after="40"/>
-            </w:pPr>
-            <w:r>
-              <w:rPr>
-                <w:rFonts w:ascii="Calibri" w:hAnsi="Calibri"/>
-                <w:b w:val="0"/>
-                <w:i w:val="0"/>
-                <w:sz w:val="20"/>
-              </w:rPr>
+            <w:r>
               <w:t>83%</w:t>
             </w:r>
           </w:p>
         </w:tc>
         <w:tc>
           <w:tcPr>
-            <w:tcW w:type="dxa" w:w="1272"/>
-            <w:tcMar>
-              <w:top w:w="60" w:type="dxa"/>
-              <w:bottom w:w="60" w:type="dxa"/>
-              <w:left w:w="100" w:type="dxa"/>
-              <w:right w:w="100" w:type="dxa"/>
-            </w:tcMar>
+            <w:tcW w:type="dxa" w:w="1234"/>
           </w:tcPr>
           <w:p>
-            <w:pPr>
-              <w:spacing w:before="40" w:after="40"/>
-            </w:pPr>
-            <w:r>
-              <w:rPr>
-                <w:rFonts w:ascii="Calibri" w:hAnsi="Calibri"/>
-                <w:b w:val="0"/>
-                <w:i w:val="0"/>
-                <w:sz w:val="20"/>
-              </w:rPr>
+            <w:r>
               <w:t>83%</w:t>
             </w:r>
           </w:p>
         </w:tc>
         <w:tc>
           <w:tcPr>
-            <w:tcW w:type="dxa" w:w="1272"/>
-            <w:tcMar>
-              <w:top w:w="60" w:type="dxa"/>
-              <w:bottom w:w="60" w:type="dxa"/>
-              <w:left w:w="100" w:type="dxa"/>
-              <w:right w:w="100" w:type="dxa"/>
-            </w:tcMar>
+            <w:tcW w:type="dxa" w:w="1234"/>
           </w:tcPr>
           <w:p>
-            <w:pPr>
-              <w:spacing w:before="40" w:after="40"/>
-            </w:pPr>
-            <w:r>
-              <w:rPr>
-                <w:rFonts w:ascii="Calibri" w:hAnsi="Calibri"/>
-                <w:b w:val="0"/>
-                <w:i w:val="0"/>
-                <w:sz w:val="20"/>
-              </w:rPr>
+            <w:r>
               <w:t>0</w:t>
             </w:r>
           </w:p>
         </w:tc>
         <w:tc>
           <w:tcPr>
-            <w:tcW w:type="dxa" w:w="1272"/>
-            <w:tcMar>
-              <w:top w:w="60" w:type="dxa"/>
-              <w:bottom w:w="60" w:type="dxa"/>
-              <w:left w:w="100" w:type="dxa"/>
-              <w:right w:w="100" w:type="dxa"/>
-            </w:tcMar>
+            <w:tcW w:type="dxa" w:w="1234"/>
           </w:tcPr>
           <w:p>
-            <w:pPr>
-              <w:spacing w:before="40" w:after="40"/>
-            </w:pPr>
-            <w:r>
-              <w:rPr>
-                <w:rFonts w:ascii="Calibri" w:hAnsi="Calibri"/>
-                <w:b w:val="0"/>
-                <w:i w:val="0"/>
-                <w:sz w:val="20"/>
-              </w:rPr>
+            <w:r>
               <w:t>0</w:t>
             </w:r>
           </w:p>
         </w:tc>
       </w:tr>
       <w:tr>
-        <w:trPr>
-          <w:cantSplit w:val="1"/>
-        </w:trPr>
         <w:tc>
           <w:tcPr>
-            <w:tcW w:type="dxa" w:w="1272"/>
-            <w:tcMar>
-              <w:top w:w="60" w:type="dxa"/>
-              <w:bottom w:w="60" w:type="dxa"/>
-              <w:left w:w="100" w:type="dxa"/>
-              <w:right w:w="100" w:type="dxa"/>
-            </w:tcMar>
-            <w:shd w:val="clear" w:color="auto" w:fill="EBF5FB"/>
+            <w:tcW w:type="dxa" w:w="1234"/>
           </w:tcPr>
           <w:p>
-            <w:pPr>
-              <w:spacing w:before="40" w:after="40"/>
-            </w:pPr>
-            <w:r>
-              <w:rPr>
-                <w:rFonts w:ascii="Calibri" w:hAnsi="Calibri"/>
-                <w:b w:val="0"/>
-                <w:i w:val="0"/>
-                <w:sz w:val="20"/>
-              </w:rPr>
+            <w:r>
               <w:t>S7</w:t>
             </w:r>
           </w:p>
         </w:tc>
         <w:tc>
           <w:tcPr>
-            <w:tcW w:type="dxa" w:w="1272"/>
-            <w:tcMar>
-              <w:top w:w="60" w:type="dxa"/>
-              <w:bottom w:w="60" w:type="dxa"/>
-              <w:left w:w="100" w:type="dxa"/>
-              <w:right w:w="100" w:type="dxa"/>
-            </w:tcMar>
-            <w:shd w:val="clear" w:color="auto" w:fill="EBF5FB"/>
+            <w:tcW w:type="dxa" w:w="1234"/>
           </w:tcPr>
           <w:p>
-            <w:pPr>
-              <w:spacing w:before="40" w:after="40"/>
-            </w:pPr>
-            <w:r>
-              <w:rPr>
-                <w:rFonts w:ascii="Calibri" w:hAnsi="Calibri"/>
-                <w:b w:val="0"/>
-                <w:i w:val="0"/>
-                <w:sz w:val="20"/>
-              </w:rPr>
+            <w:r>
               <w:t>30</w:t>
             </w:r>
           </w:p>
         </w:tc>
         <w:tc>
           <w:tcPr>
-            <w:tcW w:type="dxa" w:w="1272"/>
-            <w:tcMar>
-              <w:top w:w="60" w:type="dxa"/>
-              <w:bottom w:w="60" w:type="dxa"/>
-              <w:left w:w="100" w:type="dxa"/>
-              <w:right w:w="100" w:type="dxa"/>
-            </w:tcMar>
-            <w:shd w:val="clear" w:color="auto" w:fill="EBF5FB"/>
+            <w:tcW w:type="dxa" w:w="1234"/>
           </w:tcPr>
           <w:p>
-            <w:pPr>
-              <w:spacing w:before="40" w:after="40"/>
-            </w:pPr>
-            <w:r>
-              <w:rPr>
-                <w:rFonts w:ascii="Calibri" w:hAnsi="Calibri"/>
-                <w:b w:val="0"/>
-                <w:i w:val="0"/>
-                <w:sz w:val="20"/>
-              </w:rPr>
+            <w:r>
               <w:t>85%</w:t>
             </w:r>
           </w:p>
         </w:tc>
         <w:tc>
           <w:tcPr>
-            <w:tcW w:type="dxa" w:w="1272"/>
-            <w:tcMar>
-              <w:top w:w="60" w:type="dxa"/>
-              <w:bottom w:w="60" w:type="dxa"/>
-              <w:left w:w="100" w:type="dxa"/>
-              <w:right w:w="100" w:type="dxa"/>
-            </w:tcMar>
-            <w:shd w:val="clear" w:color="auto" w:fill="EBF5FB"/>
+            <w:tcW w:type="dxa" w:w="1234"/>
           </w:tcPr>
           <w:p>
-            <w:pPr>
-              <w:spacing w:before="40" w:after="40"/>
-            </w:pPr>
-            <w:r>
-              <w:rPr>
-                <w:rFonts w:ascii="Calibri" w:hAnsi="Calibri"/>
-                <w:b w:val="0"/>
-                <w:i w:val="0"/>
-                <w:sz w:val="20"/>
-              </w:rPr>
+            <w:r>
               <w:t>84%</w:t>
             </w:r>
           </w:p>
         </w:tc>
         <w:tc>
           <w:tcPr>
-            <w:tcW w:type="dxa" w:w="1272"/>
-            <w:tcMar>
-              <w:top w:w="60" w:type="dxa"/>
-              <w:bottom w:w="60" w:type="dxa"/>
-              <w:left w:w="100" w:type="dxa"/>
-              <w:right w:w="100" w:type="dxa"/>
-            </w:tcMar>
-            <w:shd w:val="clear" w:color="auto" w:fill="EBF5FB"/>
+            <w:tcW w:type="dxa" w:w="1234"/>
           </w:tcPr>
           <w:p>
-            <w:pPr>
-              <w:spacing w:before="40" w:after="40"/>
-            </w:pPr>
-            <w:r>
-              <w:rPr>
-                <w:rFonts w:ascii="Calibri" w:hAnsi="Calibri"/>
-                <w:b w:val="0"/>
-                <w:i w:val="0"/>
-                <w:sz w:val="20"/>
-              </w:rPr>
+            <w:r>
               <w:t>83%</w:t>
             </w:r>
           </w:p>
         </w:tc>
         <w:tc>
           <w:tcPr>
-            <w:tcW w:type="dxa" w:w="1272"/>
-            <w:tcMar>
-              <w:top w:w="60" w:type="dxa"/>
-              <w:bottom w:w="60" w:type="dxa"/>
-              <w:left w:w="100" w:type="dxa"/>
-              <w:right w:w="100" w:type="dxa"/>
-            </w:tcMar>
-            <w:shd w:val="clear" w:color="auto" w:fill="EBF5FB"/>
+            <w:tcW w:type="dxa" w:w="1234"/>
           </w:tcPr>
           <w:p>
-            <w:pPr>
-              <w:spacing w:before="40" w:after="40"/>
-            </w:pPr>
-            <w:r>
-              <w:rPr>
-                <w:rFonts w:ascii="Calibri" w:hAnsi="Calibri"/>
-                <w:b w:val="0"/>
-                <w:i w:val="0"/>
-                <w:sz w:val="20"/>
-              </w:rPr>
+            <w:r>
               <w:t>2</w:t>
             </w:r>
           </w:p>
         </w:tc>
         <w:tc>
           <w:tcPr>
-            <w:tcW w:type="dxa" w:w="1272"/>
-            <w:tcMar>
-              <w:top w:w="60" w:type="dxa"/>
-              <w:bottom w:w="60" w:type="dxa"/>
-              <w:left w:w="100" w:type="dxa"/>
-              <w:right w:w="100" w:type="dxa"/>
-            </w:tcMar>
-            <w:shd w:val="clear" w:color="auto" w:fill="EBF5FB"/>
+            <w:tcW w:type="dxa" w:w="1234"/>
           </w:tcPr>
           <w:p>
-            <w:pPr>
-              <w:spacing w:before="40" w:after="40"/>
-            </w:pPr>
-            <w:r>
-              <w:rPr>
-                <w:rFonts w:ascii="Calibri" w:hAnsi="Calibri"/>
-                <w:b w:val="0"/>
-                <w:i w:val="0"/>
-                <w:sz w:val="20"/>
-              </w:rPr>
+            <w:r>
               <w:t>0</w:t>
             </w:r>
           </w:p>
         </w:tc>
       </w:tr>
       <w:tr>
-        <w:trPr>
-          <w:cantSplit w:val="1"/>
-        </w:trPr>
         <w:tc>
           <w:tcPr>
-            <w:tcW w:type="dxa" w:w="1272"/>
-            <w:tcMar>
-              <w:top w:w="60" w:type="dxa"/>
-              <w:bottom w:w="60" w:type="dxa"/>
-              <w:left w:w="100" w:type="dxa"/>
-              <w:right w:w="100" w:type="dxa"/>
-            </w:tcMar>
+            <w:tcW w:type="dxa" w:w="1234"/>
           </w:tcPr>
           <w:p>
-            <w:pPr>
-              <w:spacing w:before="40" w:after="40"/>
-            </w:pPr>
-            <w:r>
-              <w:rPr>
-                <w:rFonts w:ascii="Calibri" w:hAnsi="Calibri"/>
-                <w:b w:val="0"/>
-                <w:i w:val="0"/>
-                <w:sz w:val="20"/>
-              </w:rPr>
+            <w:r>
               <w:t>S8</w:t>
             </w:r>
           </w:p>
         </w:tc>
         <w:tc>
           <w:tcPr>
-            <w:tcW w:type="dxa" w:w="1272"/>
-            <w:tcMar>
-              <w:top w:w="60" w:type="dxa"/>
-              <w:bottom w:w="60" w:type="dxa"/>
-              <w:left w:w="100" w:type="dxa"/>
-              <w:right w:w="100" w:type="dxa"/>
-            </w:tcMar>
+            <w:tcW w:type="dxa" w:w="1234"/>
           </w:tcPr>
           <w:p>
-            <w:pPr>
-              <w:spacing w:before="40" w:after="40"/>
-            </w:pPr>
-            <w:r>
-              <w:rPr>
-                <w:rFonts w:ascii="Calibri" w:hAnsi="Calibri"/>
-                <w:b w:val="0"/>
-                <w:i w:val="0"/>
-                <w:sz w:val="20"/>
-              </w:rPr>
+            <w:r>
               <w:t>48</w:t>
             </w:r>
           </w:p>
         </w:tc>
         <w:tc>
           <w:tcPr>
-            <w:tcW w:type="dxa" w:w="1272"/>
-            <w:tcMar>
-              <w:top w:w="60" w:type="dxa"/>
-              <w:bottom w:w="60" w:type="dxa"/>
-              <w:left w:w="100" w:type="dxa"/>
-              <w:right w:w="100" w:type="dxa"/>
-            </w:tcMar>
+            <w:tcW w:type="dxa" w:w="1234"/>
           </w:tcPr>
           <w:p>
-            <w:pPr>
-              <w:spacing w:before="40" w:after="40"/>
-            </w:pPr>
-            <w:r>
-              <w:rPr>
-                <w:rFonts w:ascii="Calibri" w:hAnsi="Calibri"/>
-                <w:b w:val="0"/>
-                <w:i w:val="0"/>
-                <w:sz w:val="20"/>
-              </w:rPr>
+            <w:r>
               <w:t>84%</w:t>
             </w:r>
           </w:p>
         </w:tc>
         <w:tc>
           <w:tcPr>
-            <w:tcW w:type="dxa" w:w="1272"/>
-            <w:tcMar>
-              <w:top w:w="60" w:type="dxa"/>
-              <w:bottom w:w="60" w:type="dxa"/>
-              <w:left w:w="100" w:type="dxa"/>
-              <w:right w:w="100" w:type="dxa"/>
-            </w:tcMar>
+            <w:tcW w:type="dxa" w:w="1234"/>
           </w:tcPr>
           <w:p>
-            <w:pPr>
-              <w:spacing w:before="40" w:after="40"/>
-            </w:pPr>
-            <w:r>
-              <w:rPr>
-                <w:rFonts w:ascii="Calibri" w:hAnsi="Calibri"/>
-                <w:b w:val="0"/>
-                <w:i w:val="0"/>
-                <w:sz w:val="20"/>
-              </w:rPr>
+            <w:r>
               <w:t>81%</w:t>
             </w:r>
           </w:p>
         </w:tc>
         <w:tc>
           <w:tcPr>
-            <w:tcW w:type="dxa" w:w="1272"/>
-            <w:tcMar>
-              <w:top w:w="60" w:type="dxa"/>
-              <w:bottom w:w="60" w:type="dxa"/>
-              <w:left w:w="100" w:type="dxa"/>
-              <w:right w:w="100" w:type="dxa"/>
-            </w:tcMar>
+            <w:tcW w:type="dxa" w:w="1234"/>
           </w:tcPr>
           <w:p>
-            <w:pPr>
-              <w:spacing w:before="40" w:after="40"/>
-            </w:pPr>
-            <w:r>
-              <w:rPr>
-                <w:rFonts w:ascii="Calibri" w:hAnsi="Calibri"/>
-                <w:b w:val="0"/>
-                <w:i w:val="0"/>
-                <w:sz w:val="20"/>
-              </w:rPr>
+            <w:r>
               <w:t>83%</w:t>
             </w:r>
           </w:p>
         </w:tc>
         <w:tc>
           <w:tcPr>
-            <w:tcW w:type="dxa" w:w="1272"/>
-            <w:tcMar>
-              <w:top w:w="60" w:type="dxa"/>
-              <w:bottom w:w="60" w:type="dxa"/>
-              <w:left w:w="100" w:type="dxa"/>
-              <w:right w:w="100" w:type="dxa"/>
-            </w:tcMar>
+            <w:tcW w:type="dxa" w:w="1234"/>
           </w:tcPr>
           <w:p>
-            <w:pPr>
-              <w:spacing w:before="40" w:after="40"/>
-            </w:pPr>
-            <w:r>
-              <w:rPr>
-                <w:rFonts w:ascii="Calibri" w:hAnsi="Calibri"/>
-                <w:b w:val="0"/>
-                <w:i w:val="0"/>
-                <w:sz w:val="20"/>
-              </w:rPr>
+            <w:r>
               <w:t>2</w:t>
             </w:r>
           </w:p>
         </w:tc>
         <w:tc>
           <w:tcPr>
-            <w:tcW w:type="dxa" w:w="1272"/>
-            <w:tcMar>
-              <w:top w:w="60" w:type="dxa"/>
-              <w:bottom w:w="60" w:type="dxa"/>
-              <w:left w:w="100" w:type="dxa"/>
-              <w:right w:w="100" w:type="dxa"/>
-            </w:tcMar>
+            <w:tcW w:type="dxa" w:w="1234"/>
           </w:tcPr>
           <w:p>
-            <w:pPr>
-              <w:spacing w:before="40" w:after="40"/>
-            </w:pPr>
-            <w:r>
-              <w:rPr>
-                <w:rFonts w:ascii="Calibri" w:hAnsi="Calibri"/>
-                <w:b w:val="0"/>
-                <w:i w:val="0"/>
-                <w:sz w:val="20"/>
-              </w:rPr>
+            <w:r>
               <w:t>0</w:t>
             </w:r>
           </w:p>
         </w:tc>
       </w:tr>
     </w:tbl>
+    <w:p/>
     <w:p>
-      <w:pPr>
-        <w:spacing w:before="0" w:after="160"/>
-      </w:pPr>
-    </w:p>
-    <w:p>
-      <w:pPr>
-        <w:spacing w:before="0" w:after="120"/>
-      </w:pPr>
       <w:r>
-        <w:rPr>
-          <w:rFonts w:ascii="Calibri" w:hAnsi="Calibri"/>
-          <w:b w:val="0"/>
-          <w:i w:val="0"/>
-          <w:sz w:val="22"/>
-        </w:rPr>
-        <w:t>Metas: Velocity ≥ 30, Cobertura ≥ 80%, NCs = 0, PRs sem revisor = 0.</w:t>
+        <w:t>Metas: Velocity ≥ 30, Cobertura ≥ 80%, NCs = 0, MRs sem revisor = 0.</w:t>
       </w:r>
     </w:p>
     <w:p>
       <w:pPr>
-        <w:pStyle w:val="Heading1"/>
-        <w:keepNext/>
-        <w:keepLines/>
-        <w:pBdr>
-          <w:bottom w:val="single" w:sz="4" w:space="2" w:color="D6E4F0"/>
-        </w:pBdr>
+        <w:pStyle w:val="Heading2"/>
       </w:pPr>
       <w:r>
         <w:t>5. Velocity</w:t>
       </w:r>
     </w:p>
     <w:p>
-      <w:pPr>
-        <w:spacing w:before="0" w:after="120"/>
-      </w:pPr>
       <w:r>
-        <w:rPr>
-          <w:rFonts w:ascii="Calibri" w:hAnsi="Calibri"/>
-          <w:b w:val="0"/>
-          <w:i w:val="0"/>
-          <w:sz w:val="22"/>
-        </w:rPr>
-        <w:t xml:space="preserve">A velocity média no ciclo S1–S8 foi de </w:t>
+        <w:t xml:space="preserve">A velocity média no ciclo S1–S9 foi de </w:t>
       </w:r>
       <w:r>
         <w:rPr>
-          <w:rFonts w:ascii="Calibri" w:hAnsi="Calibri"/>
           <w:b/>
-          <w:i w:val="0"/>
-          <w:sz w:val="22"/>
         </w:rPr>
-        <w:t>33,9 SP por sprint</w:t>
+        <w:t>37,1 SP por sprint</w:t>
       </w:r>
       <w:r>
-        <w:rPr>
-          <w:rFonts w:ascii="Calibri" w:hAnsi="Calibri"/>
-          <w:b w:val="0"/>
-          <w:i w:val="0"/>
-          <w:sz w:val="22"/>
-        </w:rPr>
         <w:t xml:space="preserve">, acima da meta de ≥30 SP. A aderência de SP variou de </w:t>
       </w:r>
       <w:r>
         <w:rPr>
-          <w:rFonts w:ascii="Calibri" w:hAnsi="Calibri"/>
           <w:b/>
-          <w:i w:val="0"/>
-          <w:sz w:val="22"/>
         </w:rPr>
         <w:t>81% (S7) a 94% (S5)</w:t>
       </w:r>
       <w:r>
-        <w:rPr>
-          <w:rFonts w:ascii="Calibri" w:hAnsi="Calibri"/>
-          <w:b w:val="0"/>
-          <w:i w:val="0"/>
-          <w:sz w:val="22"/>
-        </w:rPr>
         <w:t xml:space="preserve">, com carry controlado — máximo de </w:t>
       </w:r>
       <w:r>
         <w:rPr>
-          <w:rFonts w:ascii="Calibri" w:hAnsi="Calibri"/>
           <w:b/>
-          <w:i w:val="0"/>
-          <w:sz w:val="22"/>
         </w:rPr>
         <w:t>10 SP na S8</w:t>
       </w:r>
       <w:r>
-        <w:rPr>
-          <w:rFonts w:ascii="Calibri" w:hAnsi="Calibri"/>
-          <w:b w:val="0"/>
-          <w:i w:val="0"/>
-          <w:sz w:val="22"/>
-        </w:rPr>
-        <w:t xml:space="preserve"> (sprint de maior planejamento, 58 SP plan). A cobertura de testes superou o limiar de 80% de forma sustentada a partir da S4 (gate de CI ativado), com JaCoCo entre 80% e 85% nas Sprints S4–S8. Os builds das pipelines (PowerShell@2, agente Windows) #41–#60 ficaram quase todos </w:t>
+        <w:t xml:space="preserve">. A S9 encerrou com 63 SP reais (91% de aderência), entregando RF13, RF14 e MF-64 na release v0.9.0. A cobertura de testes superou o limiar de 80% de forma sustentada a partir da S4 (gate de CI ativado), com JaCoCo entre 80% e 85% nas Sprints S4–S8. Os pipelines GitLab CI (runner-vm-docker, online) executam nos três repositórios com </w:t>
       </w:r>
       <w:r>
         <w:rPr>
-          <w:rFonts w:ascii="Courier New" w:hAnsi="Courier New"/>
-          <w:b w:val="0"/>
-          <w:i w:val="0"/>
-          <w:color w:val="333333"/>
-          <w:sz w:val="20"/>
+          <w:rFonts w:ascii="Consolas" w:hAnsi="Consolas"/>
         </w:rPr>
-        <w:t>succeeded</w:t>
+        <w:t>.gitlab-ci.yml</w:t>
+      </w:r>
+      <w:r>
+        <w:t xml:space="preserve"> presente em </w:t>
       </w:r>
       <w:r>
         <w:rPr>
-          <w:rFonts w:ascii="Calibri" w:hAnsi="Calibri"/>
-          <w:b w:val="0"/>
-          <w:i w:val="0"/>
-          <w:sz w:val="22"/>
+          <w:rFonts w:ascii="Consolas" w:hAnsi="Consolas"/>
         </w:rPr>
-        <w:t>, com exceção do build #42 (</w:t>
+        <w:t>main</w:t>
+      </w:r>
+      <w:r>
+        <w:t>/</w:t>
       </w:r>
       <w:r>
         <w:rPr>
-          <w:rFonts w:ascii="Courier New" w:hAnsi="Courier New"/>
-          <w:b w:val="0"/>
-          <w:i w:val="0"/>
-          <w:color w:val="333333"/>
-          <w:sz w:val="20"/>
+          <w:rFonts w:ascii="Consolas" w:hAnsi="Consolas"/>
         </w:rPr>
-        <w:t>canceled</w:t>
+        <w:t>develop</w:t>
+      </w:r>
+      <w:r>
+        <w:t>/</w:t>
       </w:r>
       <w:r>
         <w:rPr>
-          <w:rFonts w:ascii="Calibri" w:hAnsi="Calibri"/>
-          <w:b w:val="0"/>
-          <w:i w:val="0"/>
-          <w:sz w:val="22"/>
+          <w:rFonts w:ascii="Consolas" w:hAnsi="Consolas"/>
         </w:rPr>
-        <w:t>).</w:t>
+        <w:t>homolog</w:t>
+      </w:r>
+      <w:r>
+        <w:t>.</w:t>
       </w:r>
     </w:p>
     <w:p>
       <w:r>
-        <w:t>[Imagem não encontrada: evidencias/IMG-CI-01_builds-pipelines.png]</w:t>
+        <w:t>![IMG-CI-01 — pipelines GitLab CI MilhasFacil API/Web/Crawler](evidencias/IMG-CI-01_builds-pipelines.png)</w:t>
       </w:r>
     </w:p>
     <w:p>
       <w:pPr>
-        <w:pStyle w:val="Heading1"/>
-        <w:keepNext/>
-        <w:keepLines/>
-        <w:pBdr>
-          <w:bottom w:val="single" w:sz="4" w:space="2" w:color="D6E4F0"/>
-        </w:pBdr>
+        <w:pStyle w:val="Heading2"/>
       </w:pPr>
       <w:r>
         <w:t>6. Marcos e baselines</w:t>
@@ -6102,48 +2578,24 @@
     </w:p>
     <w:tbl>
       <w:tblPr>
+        <w:tblStyle w:val="TableGrid"/>
         <w:tblW w:type="auto" w:w="0"/>
         <w:tblLook w:firstColumn="1" w:firstRow="1" w:lastColumn="0" w:lastRow="0" w:noHBand="0" w:noVBand="1" w:val="04A0"/>
-        <w:tblBorders>
-          <w:top w:val="single" w:sz="4" w:space="0" w:color="003366"/>
-          <w:left w:val="single" w:sz="4" w:space="0" w:color="003366"/>
-          <w:bottom w:val="single" w:sz="4" w:space="0" w:color="003366"/>
-          <w:right w:val="single" w:sz="4" w:space="0" w:color="003366"/>
-          <w:insideH w:val="single" w:sz="4" w:space="0" w:color="003366"/>
-          <w:insideV w:val="single" w:sz="4" w:space="0" w:color="003366"/>
-        </w:tblBorders>
       </w:tblPr>
       <w:tblGrid>
-        <w:gridCol w:w="2967"/>
-        <w:gridCol w:w="2967"/>
-        <w:gridCol w:w="2967"/>
+        <w:gridCol w:w="2880"/>
+        <w:gridCol w:w="2880"/>
+        <w:gridCol w:w="2880"/>
       </w:tblGrid>
       <w:tr>
-        <w:trPr>
-          <w:cantSplit w:val="1"/>
-        </w:trPr>
         <w:tc>
           <w:tcPr>
-            <w:tcW w:type="dxa" w:w="2967"/>
-            <w:tcMar>
-              <w:top w:w="60" w:type="dxa"/>
-              <w:bottom w:w="60" w:type="dxa"/>
-              <w:left w:w="100" w:type="dxa"/>
-              <w:right w:w="100" w:type="dxa"/>
-            </w:tcMar>
-            <w:shd w:val="clear" w:color="auto" w:fill="003366"/>
+            <w:tcW w:type="dxa" w:w="2880"/>
           </w:tcPr>
           <w:p>
-            <w:pPr>
-              <w:spacing w:before="40" w:after="40"/>
-            </w:pPr>
             <w:r>
               <w:rPr>
-                <w:rFonts w:ascii="Calibri" w:hAnsi="Calibri"/>
                 <w:b/>
-                <w:i w:val="0"/>
-                <w:color w:val="FFFFFF"/>
-                <w:sz w:val="20"/>
               </w:rPr>
               <w:t>Baseline</w:t>
             </w:r>
@@ -6151,26 +2603,12 @@
         </w:tc>
         <w:tc>
           <w:tcPr>
-            <w:tcW w:type="dxa" w:w="2967"/>
-            <w:tcMar>
-              <w:top w:w="60" w:type="dxa"/>
-              <w:bottom w:w="60" w:type="dxa"/>
-              <w:left w:w="100" w:type="dxa"/>
-              <w:right w:w="100" w:type="dxa"/>
-            </w:tcMar>
-            <w:shd w:val="clear" w:color="auto" w:fill="003366"/>
+            <w:tcW w:type="dxa" w:w="2880"/>
           </w:tcPr>
           <w:p>
-            <w:pPr>
-              <w:spacing w:before="40" w:after="40"/>
-            </w:pPr>
             <w:r>
               <w:rPr>
-                <w:rFonts w:ascii="Calibri" w:hAnsi="Calibri"/>
                 <w:b/>
-                <w:i w:val="0"/>
-                <w:color w:val="FFFFFF"/>
-                <w:sz w:val="20"/>
               </w:rPr>
               <w:t>Sprint</w:t>
             </w:r>
@@ -6178,26 +2616,12 @@
         </w:tc>
         <w:tc>
           <w:tcPr>
-            <w:tcW w:type="dxa" w:w="2967"/>
-            <w:tcMar>
-              <w:top w:w="60" w:type="dxa"/>
-              <w:bottom w:w="60" w:type="dxa"/>
-              <w:left w:w="100" w:type="dxa"/>
-              <w:right w:w="100" w:type="dxa"/>
-            </w:tcMar>
-            <w:shd w:val="clear" w:color="auto" w:fill="003366"/>
+            <w:tcW w:type="dxa" w:w="2880"/>
           </w:tcPr>
           <w:p>
-            <w:pPr>
-              <w:spacing w:before="40" w:after="40"/>
-            </w:pPr>
             <w:r>
               <w:rPr>
-                <w:rFonts w:ascii="Calibri" w:hAnsi="Calibri"/>
                 <w:b/>
-                <w:i w:val="0"/>
-                <w:color w:val="FFFFFF"/>
-                <w:sz w:val="20"/>
               </w:rPr>
               <w:t>Situação</w:t>
             </w:r>
@@ -6205,214 +2629,88 @@
         </w:tc>
       </w:tr>
       <w:tr>
-        <w:trPr>
-          <w:cantSplit w:val="1"/>
-        </w:trPr>
         <w:tc>
           <w:tcPr>
-            <w:tcW w:type="dxa" w:w="2967"/>
-            <w:tcMar>
-              <w:top w:w="60" w:type="dxa"/>
-              <w:bottom w:w="60" w:type="dxa"/>
-              <w:left w:w="100" w:type="dxa"/>
-              <w:right w:w="100" w:type="dxa"/>
-            </w:tcMar>
-            <w:shd w:val="clear" w:color="auto" w:fill="EBF5FB"/>
+            <w:tcW w:type="dxa" w:w="2880"/>
           </w:tcPr>
           <w:p>
-            <w:pPr>
-              <w:spacing w:before="40" w:after="40"/>
-            </w:pPr>
-            <w:r>
-              <w:rPr>
-                <w:rFonts w:ascii="Calibri" w:hAnsi="Calibri"/>
-                <w:b w:val="0"/>
-                <w:i w:val="0"/>
-                <w:sz w:val="20"/>
-              </w:rPr>
+            <w:r>
               <w:t>v0.1.0 … v0.8.0</w:t>
             </w:r>
           </w:p>
         </w:tc>
         <w:tc>
           <w:tcPr>
-            <w:tcW w:type="dxa" w:w="2967"/>
-            <w:tcMar>
-              <w:top w:w="60" w:type="dxa"/>
-              <w:bottom w:w="60" w:type="dxa"/>
-              <w:left w:w="100" w:type="dxa"/>
-              <w:right w:w="100" w:type="dxa"/>
-            </w:tcMar>
-            <w:shd w:val="clear" w:color="auto" w:fill="EBF5FB"/>
+            <w:tcW w:type="dxa" w:w="2880"/>
           </w:tcPr>
           <w:p>
-            <w:pPr>
-              <w:spacing w:before="40" w:after="40"/>
-            </w:pPr>
-            <w:r>
-              <w:rPr>
-                <w:rFonts w:ascii="Calibri" w:hAnsi="Calibri"/>
-                <w:b w:val="0"/>
-                <w:i w:val="0"/>
-                <w:sz w:val="20"/>
-              </w:rPr>
+            <w:r>
               <w:t>S1 … S8</w:t>
             </w:r>
           </w:p>
         </w:tc>
         <w:tc>
           <w:tcPr>
-            <w:tcW w:type="dxa" w:w="2967"/>
-            <w:tcMar>
-              <w:top w:w="60" w:type="dxa"/>
-              <w:bottom w:w="60" w:type="dxa"/>
-              <w:left w:w="100" w:type="dxa"/>
-              <w:right w:w="100" w:type="dxa"/>
-            </w:tcMar>
-            <w:shd w:val="clear" w:color="auto" w:fill="EBF5FB"/>
+            <w:tcW w:type="dxa" w:w="2880"/>
           </w:tcPr>
           <w:p>
-            <w:pPr>
-              <w:spacing w:before="40" w:after="40"/>
-            </w:pPr>
-            <w:r>
-              <w:rPr>
-                <w:rFonts w:ascii="Calibri" w:hAnsi="Calibri"/>
-                <w:b w:val="0"/>
-                <w:i w:val="0"/>
-                <w:sz w:val="20"/>
-              </w:rPr>
+            <w:r>
               <w:t>Liberadas</w:t>
             </w:r>
           </w:p>
         </w:tc>
       </w:tr>
       <w:tr>
-        <w:trPr>
-          <w:cantSplit w:val="1"/>
-        </w:trPr>
         <w:tc>
           <w:tcPr>
-            <w:tcW w:type="dxa" w:w="2967"/>
-            <w:tcMar>
-              <w:top w:w="60" w:type="dxa"/>
-              <w:bottom w:w="60" w:type="dxa"/>
-              <w:left w:w="100" w:type="dxa"/>
-              <w:right w:w="100" w:type="dxa"/>
-            </w:tcMar>
+            <w:tcW w:type="dxa" w:w="2880"/>
           </w:tcPr>
           <w:p>
-            <w:pPr>
-              <w:spacing w:before="40" w:after="40"/>
-            </w:pPr>
-            <w:r>
-              <w:rPr>
-                <w:rFonts w:ascii="Calibri" w:hAnsi="Calibri"/>
-                <w:b w:val="0"/>
-                <w:i w:val="0"/>
-                <w:sz w:val="20"/>
-              </w:rPr>
+            <w:r>
               <w:t>v0.9.0</w:t>
             </w:r>
           </w:p>
         </w:tc>
         <w:tc>
           <w:tcPr>
-            <w:tcW w:type="dxa" w:w="2967"/>
-            <w:tcMar>
-              <w:top w:w="60" w:type="dxa"/>
-              <w:bottom w:w="60" w:type="dxa"/>
-              <w:left w:w="100" w:type="dxa"/>
-              <w:right w:w="100" w:type="dxa"/>
-            </w:tcMar>
+            <w:tcW w:type="dxa" w:w="2880"/>
           </w:tcPr>
           <w:p>
-            <w:pPr>
-              <w:spacing w:before="40" w:after="40"/>
-            </w:pPr>
-            <w:r>
-              <w:rPr>
-                <w:rFonts w:ascii="Calibri" w:hAnsi="Calibri"/>
-                <w:b w:val="0"/>
-                <w:i w:val="0"/>
-                <w:sz w:val="20"/>
-              </w:rPr>
+            <w:r>
               <w:t>S9</w:t>
             </w:r>
           </w:p>
         </w:tc>
         <w:tc>
           <w:tcPr>
-            <w:tcW w:type="dxa" w:w="2967"/>
-            <w:tcMar>
-              <w:top w:w="60" w:type="dxa"/>
-              <w:bottom w:w="60" w:type="dxa"/>
-              <w:left w:w="100" w:type="dxa"/>
-              <w:right w:w="100" w:type="dxa"/>
-            </w:tcMar>
+            <w:tcW w:type="dxa" w:w="2880"/>
           </w:tcPr>
           <w:p>
-            <w:pPr>
-              <w:spacing w:before="40" w:after="40"/>
-            </w:pPr>
-            <w:r>
-              <w:rPr>
-                <w:rFonts w:ascii="Calibri" w:hAnsi="Calibri"/>
-                <w:b w:val="0"/>
-                <w:i w:val="0"/>
-                <w:sz w:val="20"/>
-              </w:rPr>
+            <w:r>
               <w:t>Released em main (tag nos três repositórios, 15/06/2026)</w:t>
             </w:r>
           </w:p>
         </w:tc>
       </w:tr>
     </w:tbl>
+    <w:p/>
     <w:p>
-      <w:pPr>
-        <w:spacing w:before="0" w:after="160"/>
-      </w:pPr>
-    </w:p>
-    <w:p>
-      <w:pPr>
-        <w:spacing w:before="0" w:after="120"/>
-      </w:pPr>
       <w:r>
-        <w:rPr>
-          <w:rFonts w:ascii="Calibri" w:hAnsi="Calibri"/>
-          <w:b w:val="0"/>
-          <w:i w:val="0"/>
-          <w:sz w:val="22"/>
-        </w:rPr>
         <w:t xml:space="preserve">Na S9, a baseline foi promovida de develop para main na release </w:t>
       </w:r>
       <w:r>
         <w:rPr>
-          <w:rFonts w:ascii="Calibri" w:hAnsi="Calibri"/>
           <w:b/>
-          <w:i w:val="0"/>
-          <w:sz w:val="22"/>
         </w:rPr>
         <w:t>v0.9.0</w:t>
       </w:r>
       <w:r>
-        <w:rPr>
-          <w:rFonts w:ascii="Calibri" w:hAnsi="Calibri"/>
-          <w:b w:val="0"/>
-          <w:i w:val="0"/>
-          <w:sz w:val="22"/>
-        </w:rPr>
-        <w:t xml:space="preserve"> (develop→homolog→main nos três repositórios, com tag v0.9.0), entregando RF13, RF14 e MF-64 em main.</w:t>
+        <w:t xml:space="preserve"> (develop→homolog→main nos três repositórios, com tag v0.9.0) em 15/06/2026, entregando RF13, RF14 e MF-64 em main.</w:t>
       </w:r>
     </w:p>
     <w:p>
       <w:pPr>
-        <w:pStyle w:val="Heading1"/>
-        <w:keepNext/>
-        <w:keepLines/>
-        <w:pBdr>
-          <w:bottom w:val="single" w:sz="4" w:space="2" w:color="D6E4F0"/>
-        </w:pBdr>
+        <w:pStyle w:val="Heading2"/>
       </w:pPr>
       <w:r>
         <w:t>7. Desvios identificados e riscos materializados</w:t>
@@ -6420,48 +2718,24 @@
     </w:p>
     <w:tbl>
       <w:tblPr>
+        <w:tblStyle w:val="TableGrid"/>
         <w:tblW w:type="auto" w:w="0"/>
         <w:tblLook w:firstColumn="1" w:firstRow="1" w:lastColumn="0" w:lastRow="0" w:noHBand="0" w:noVBand="1" w:val="04A0"/>
-        <w:tblBorders>
-          <w:top w:val="single" w:sz="4" w:space="0" w:color="003366"/>
-          <w:left w:val="single" w:sz="4" w:space="0" w:color="003366"/>
-          <w:bottom w:val="single" w:sz="4" w:space="0" w:color="003366"/>
-          <w:right w:val="single" w:sz="4" w:space="0" w:color="003366"/>
-          <w:insideH w:val="single" w:sz="4" w:space="0" w:color="003366"/>
-          <w:insideV w:val="single" w:sz="4" w:space="0" w:color="003366"/>
-        </w:tblBorders>
       </w:tblPr>
       <w:tblGrid>
-        <w:gridCol w:w="2967"/>
-        <w:gridCol w:w="2967"/>
-        <w:gridCol w:w="2967"/>
+        <w:gridCol w:w="2880"/>
+        <w:gridCol w:w="2880"/>
+        <w:gridCol w:w="2880"/>
       </w:tblGrid>
       <w:tr>
-        <w:trPr>
-          <w:cantSplit w:val="1"/>
-        </w:trPr>
         <w:tc>
           <w:tcPr>
-            <w:tcW w:type="dxa" w:w="2967"/>
-            <w:tcMar>
-              <w:top w:w="60" w:type="dxa"/>
-              <w:bottom w:w="60" w:type="dxa"/>
-              <w:left w:w="100" w:type="dxa"/>
-              <w:right w:w="100" w:type="dxa"/>
-            </w:tcMar>
-            <w:shd w:val="clear" w:color="auto" w:fill="003366"/>
+            <w:tcW w:type="dxa" w:w="2880"/>
           </w:tcPr>
           <w:p>
-            <w:pPr>
-              <w:spacing w:before="40" w:after="40"/>
-            </w:pPr>
             <w:r>
               <w:rPr>
-                <w:rFonts w:ascii="Calibri" w:hAnsi="Calibri"/>
                 <w:b/>
-                <w:i w:val="0"/>
-                <w:color w:val="FFFFFF"/>
-                <w:sz w:val="20"/>
               </w:rPr>
               <w:t>Sprint</w:t>
             </w:r>
@@ -6469,26 +2743,12 @@
         </w:tc>
         <w:tc>
           <w:tcPr>
-            <w:tcW w:type="dxa" w:w="2967"/>
-            <w:tcMar>
-              <w:top w:w="60" w:type="dxa"/>
-              <w:bottom w:w="60" w:type="dxa"/>
-              <w:left w:w="100" w:type="dxa"/>
-              <w:right w:w="100" w:type="dxa"/>
-            </w:tcMar>
-            <w:shd w:val="clear" w:color="auto" w:fill="003366"/>
+            <w:tcW w:type="dxa" w:w="2880"/>
           </w:tcPr>
           <w:p>
-            <w:pPr>
-              <w:spacing w:before="40" w:after="40"/>
-            </w:pPr>
             <w:r>
               <w:rPr>
-                <w:rFonts w:ascii="Calibri" w:hAnsi="Calibri"/>
                 <w:b/>
-                <w:i w:val="0"/>
-                <w:color w:val="FFFFFF"/>
-                <w:sz w:val="20"/>
               </w:rPr>
               <w:t>Desvio / evento</w:t>
             </w:r>
@@ -6496,26 +2756,12 @@
         </w:tc>
         <w:tc>
           <w:tcPr>
-            <w:tcW w:type="dxa" w:w="2967"/>
-            <w:tcMar>
-              <w:top w:w="60" w:type="dxa"/>
-              <w:bottom w:w="60" w:type="dxa"/>
-              <w:left w:w="100" w:type="dxa"/>
-              <w:right w:w="100" w:type="dxa"/>
-            </w:tcMar>
-            <w:shd w:val="clear" w:color="auto" w:fill="003366"/>
+            <w:tcW w:type="dxa" w:w="2880"/>
           </w:tcPr>
           <w:p>
-            <w:pPr>
-              <w:spacing w:before="40" w:after="40"/>
-            </w:pPr>
             <w:r>
               <w:rPr>
-                <w:rFonts w:ascii="Calibri" w:hAnsi="Calibri"/>
                 <w:b/>
-                <w:i w:val="0"/>
-                <w:color w:val="FFFFFF"/>
-                <w:sz w:val="20"/>
               </w:rPr>
               <w:t>Referência</w:t>
             </w:r>
@@ -6523,1029 +2769,364 @@
         </w:tc>
       </w:tr>
       <w:tr>
-        <w:trPr>
-          <w:cantSplit w:val="1"/>
-        </w:trPr>
         <w:tc>
           <w:tcPr>
-            <w:tcW w:type="dxa" w:w="2967"/>
-            <w:tcMar>
-              <w:top w:w="60" w:type="dxa"/>
-              <w:bottom w:w="60" w:type="dxa"/>
-              <w:left w:w="100" w:type="dxa"/>
-              <w:right w:w="100" w:type="dxa"/>
-            </w:tcMar>
-            <w:shd w:val="clear" w:color="auto" w:fill="EBF5FB"/>
+            <w:tcW w:type="dxa" w:w="2880"/>
           </w:tcPr>
           <w:p>
-            <w:pPr>
-              <w:spacing w:before="40" w:after="40"/>
-            </w:pPr>
-            <w:r>
-              <w:rPr>
-                <w:rFonts w:ascii="Calibri" w:hAnsi="Calibri"/>
-                <w:b w:val="0"/>
-                <w:i w:val="0"/>
-                <w:sz w:val="20"/>
-              </w:rPr>
+            <w:r>
               <w:t>S2</w:t>
             </w:r>
           </w:p>
         </w:tc>
         <w:tc>
           <w:tcPr>
-            <w:tcW w:type="dxa" w:w="2967"/>
-            <w:tcMar>
-              <w:top w:w="60" w:type="dxa"/>
-              <w:bottom w:w="60" w:type="dxa"/>
-              <w:left w:w="100" w:type="dxa"/>
-              <w:right w:w="100" w:type="dxa"/>
-            </w:tcMar>
-            <w:shd w:val="clear" w:color="auto" w:fill="EBF5FB"/>
+            <w:tcW w:type="dxa" w:w="2880"/>
           </w:tcPr>
           <w:p>
-            <w:pPr>
-              <w:spacing w:before="40" w:after="40"/>
-            </w:pPr>
-            <w:r>
-              <w:rPr>
-                <w:rFonts w:ascii="Calibri" w:hAnsi="Calibri"/>
-                <w:b w:val="0"/>
-                <w:i w:val="0"/>
-                <w:sz w:val="20"/>
-              </w:rPr>
+            <w:r>
               <w:t>Cobertura abaixo de 80% (JaCoCo 74%) — NC-001 aberta (risco R-02 materializado)</w:t>
             </w:r>
           </w:p>
         </w:tc>
         <w:tc>
           <w:tcPr>
-            <w:tcW w:type="dxa" w:w="2967"/>
-            <w:tcMar>
-              <w:top w:w="60" w:type="dxa"/>
-              <w:bottom w:w="60" w:type="dxa"/>
-              <w:left w:w="100" w:type="dxa"/>
-              <w:right w:w="100" w:type="dxa"/>
-            </w:tcMar>
-            <w:shd w:val="clear" w:color="auto" w:fill="EBF5FB"/>
+            <w:tcW w:type="dxa" w:w="2880"/>
           </w:tcPr>
           <w:p>
-            <w:pPr>
-              <w:spacing w:before="40" w:after="40"/>
-            </w:pPr>
-            <w:r>
-              <w:rPr>
-                <w:rFonts w:ascii="Calibri" w:hAnsi="Calibri"/>
-                <w:b w:val="0"/>
-                <w:i w:val="0"/>
-                <w:sz w:val="20"/>
-              </w:rPr>
+            <w:r>
               <w:t>GQA / NC-001</w:t>
             </w:r>
           </w:p>
         </w:tc>
       </w:tr>
       <w:tr>
-        <w:trPr>
-          <w:cantSplit w:val="1"/>
-        </w:trPr>
         <w:tc>
           <w:tcPr>
-            <w:tcW w:type="dxa" w:w="2967"/>
-            <w:tcMar>
-              <w:top w:w="60" w:type="dxa"/>
-              <w:bottom w:w="60" w:type="dxa"/>
-              <w:left w:w="100" w:type="dxa"/>
-              <w:right w:w="100" w:type="dxa"/>
-            </w:tcMar>
+            <w:tcW w:type="dxa" w:w="2880"/>
           </w:tcPr>
           <w:p>
-            <w:pPr>
-              <w:spacing w:before="40" w:after="40"/>
-            </w:pPr>
-            <w:r>
-              <w:rPr>
-                <w:rFonts w:ascii="Calibri" w:hAnsi="Calibri"/>
-                <w:b w:val="0"/>
-                <w:i w:val="0"/>
-                <w:sz w:val="20"/>
-              </w:rPr>
+            <w:r>
               <w:t>S2–S4</w:t>
             </w:r>
           </w:p>
         </w:tc>
         <w:tc>
           <w:tcPr>
-            <w:tcW w:type="dxa" w:w="2967"/>
-            <w:tcMar>
-              <w:top w:w="60" w:type="dxa"/>
-              <w:bottom w:w="60" w:type="dxa"/>
-              <w:left w:w="100" w:type="dxa"/>
-              <w:right w:w="100" w:type="dxa"/>
-            </w:tcMar>
+            <w:tcW w:type="dxa" w:w="2880"/>
           </w:tcPr>
           <w:p>
-            <w:pPr>
-              <w:spacing w:before="40" w:after="40"/>
-            </w:pPr>
-            <w:r>
-              <w:rPr>
-                <w:rFonts w:ascii="Calibri" w:hAnsi="Calibri"/>
-                <w:b w:val="0"/>
-                <w:i w:val="0"/>
-                <w:sz w:val="20"/>
-              </w:rPr>
+            <w:r>
               <w:t>Desvio de esforço acima de +6% por sprint; carry acumulado</w:t>
             </w:r>
           </w:p>
         </w:tc>
         <w:tc>
           <w:tcPr>
-            <w:tcW w:type="dxa" w:w="2967"/>
-            <w:tcMar>
-              <w:top w:w="60" w:type="dxa"/>
-              <w:bottom w:w="60" w:type="dxa"/>
-              <w:left w:w="100" w:type="dxa"/>
-              <w:right w:w="100" w:type="dxa"/>
-            </w:tcMar>
+            <w:tcW w:type="dxa" w:w="2880"/>
           </w:tcPr>
           <w:p>
-            <w:pPr>
-              <w:spacing w:before="40" w:after="40"/>
-            </w:pPr>
-            <w:r>
-              <w:rPr>
-                <w:rFonts w:ascii="Calibri" w:hAnsi="Calibri"/>
-                <w:b w:val="0"/>
-                <w:i w:val="0"/>
-                <w:sz w:val="20"/>
-              </w:rPr>
+            <w:r>
               <w:t>Planilha §7</w:t>
             </w:r>
           </w:p>
         </w:tc>
       </w:tr>
       <w:tr>
-        <w:trPr>
-          <w:cantSplit w:val="1"/>
-        </w:trPr>
         <w:tc>
           <w:tcPr>
-            <w:tcW w:type="dxa" w:w="2967"/>
-            <w:tcMar>
-              <w:top w:w="60" w:type="dxa"/>
-              <w:bottom w:w="60" w:type="dxa"/>
-              <w:left w:w="100" w:type="dxa"/>
-              <w:right w:w="100" w:type="dxa"/>
-            </w:tcMar>
-            <w:shd w:val="clear" w:color="auto" w:fill="EBF5FB"/>
+            <w:tcW w:type="dxa" w:w="2880"/>
           </w:tcPr>
           <w:p>
-            <w:pPr>
-              <w:spacing w:before="40" w:after="40"/>
-            </w:pPr>
-            <w:r>
-              <w:rPr>
-                <w:rFonts w:ascii="Calibri" w:hAnsi="Calibri"/>
-                <w:b w:val="0"/>
-                <w:i w:val="0"/>
-                <w:sz w:val="20"/>
-              </w:rPr>
+            <w:r>
               <w:t>S5</w:t>
             </w:r>
           </w:p>
         </w:tc>
         <w:tc>
           <w:tcPr>
-            <w:tcW w:type="dxa" w:w="2967"/>
-            <w:tcMar>
-              <w:top w:w="60" w:type="dxa"/>
-              <w:bottom w:w="60" w:type="dxa"/>
-              <w:left w:w="100" w:type="dxa"/>
-              <w:right w:w="100" w:type="dxa"/>
-            </w:tcMar>
-            <w:shd w:val="clear" w:color="auto" w:fill="EBF5FB"/>
+            <w:tcW w:type="dxa" w:w="2880"/>
           </w:tcPr>
           <w:p>
-            <w:pPr>
-              <w:spacing w:before="40" w:after="40"/>
-            </w:pPr>
-            <w:r>
-              <w:rPr>
-                <w:rFonts w:ascii="Calibri" w:hAnsi="Calibri"/>
-                <w:b w:val="0"/>
-                <w:i w:val="0"/>
-                <w:sz w:val="20"/>
-              </w:rPr>
+            <w:r>
               <w:t>NC-001 encerrada com JaCoCo 82% após priorização de testes e gate de CI (S4+)</w:t>
             </w:r>
           </w:p>
         </w:tc>
         <w:tc>
           <w:tcPr>
-            <w:tcW w:type="dxa" w:w="2967"/>
-            <w:tcMar>
-              <w:top w:w="60" w:type="dxa"/>
-              <w:bottom w:w="60" w:type="dxa"/>
-              <w:left w:w="100" w:type="dxa"/>
-              <w:right w:w="100" w:type="dxa"/>
-            </w:tcMar>
-            <w:shd w:val="clear" w:color="auto" w:fill="EBF5FB"/>
+            <w:tcW w:type="dxa" w:w="2880"/>
           </w:tcPr>
           <w:p>
-            <w:pPr>
-              <w:spacing w:before="40" w:after="40"/>
-            </w:pPr>
-            <w:r>
-              <w:rPr>
-                <w:rFonts w:ascii="Calibri" w:hAnsi="Calibri"/>
-                <w:b w:val="0"/>
-                <w:i w:val="0"/>
-                <w:sz w:val="20"/>
-              </w:rPr>
+            <w:r>
               <w:t>GQA / NC-001</w:t>
             </w:r>
           </w:p>
         </w:tc>
       </w:tr>
       <w:tr>
-        <w:trPr>
-          <w:cantSplit w:val="1"/>
-        </w:trPr>
         <w:tc>
           <w:tcPr>
-            <w:tcW w:type="dxa" w:w="2967"/>
-            <w:tcMar>
-              <w:top w:w="60" w:type="dxa"/>
-              <w:bottom w:w="60" w:type="dxa"/>
-              <w:left w:w="100" w:type="dxa"/>
-              <w:right w:w="100" w:type="dxa"/>
-            </w:tcMar>
+            <w:tcW w:type="dxa" w:w="2880"/>
           </w:tcPr>
           <w:p>
-            <w:pPr>
-              <w:spacing w:before="40" w:after="40"/>
-            </w:pPr>
-            <w:r>
-              <w:rPr>
-                <w:rFonts w:ascii="Calibri" w:hAnsi="Calibri"/>
-                <w:b w:val="0"/>
-                <w:i w:val="0"/>
-                <w:sz w:val="20"/>
-              </w:rPr>
+            <w:r>
               <w:t>S6</w:t>
             </w:r>
           </w:p>
         </w:tc>
         <w:tc>
           <w:tcPr>
-            <w:tcW w:type="dxa" w:w="2967"/>
-            <w:tcMar>
-              <w:top w:w="60" w:type="dxa"/>
-              <w:bottom w:w="60" w:type="dxa"/>
-              <w:left w:w="100" w:type="dxa"/>
-              <w:right w:w="100" w:type="dxa"/>
-            </w:tcMar>
+            <w:tcW w:type="dxa" w:w="2880"/>
           </w:tcPr>
           <w:p>
-            <w:pPr>
-              <w:spacing w:before="40" w:after="40"/>
-            </w:pPr>
-            <w:r>
-              <w:rPr>
-                <w:rFonts w:ascii="Calibri" w:hAnsi="Calibri"/>
-                <w:b w:val="0"/>
-                <w:i w:val="0"/>
-                <w:sz w:val="20"/>
-              </w:rPr>
+            <w:r>
               <w:t>Indisponibilidade de serviços (downtime 3h registrado) — RNF05</w:t>
             </w:r>
           </w:p>
         </w:tc>
         <w:tc>
           <w:tcPr>
-            <w:tcW w:type="dxa" w:w="2967"/>
-            <w:tcMar>
-              <w:top w:w="60" w:type="dxa"/>
-              <w:bottom w:w="60" w:type="dxa"/>
-              <w:left w:w="100" w:type="dxa"/>
-              <w:right w:w="100" w:type="dxa"/>
-            </w:tcMar>
+            <w:tcW w:type="dxa" w:w="2880"/>
           </w:tcPr>
           <w:p>
-            <w:pPr>
-              <w:spacing w:before="40" w:after="40"/>
-            </w:pPr>
-            <w:r>
-              <w:rPr>
-                <w:rFonts w:ascii="Calibri" w:hAnsi="Calibri"/>
-                <w:b w:val="0"/>
-                <w:i w:val="0"/>
-                <w:sz w:val="20"/>
-              </w:rPr>
+            <w:r>
               <w:t>Planilha §6</w:t>
             </w:r>
           </w:p>
         </w:tc>
       </w:tr>
       <w:tr>
-        <w:trPr>
-          <w:cantSplit w:val="1"/>
-        </w:trPr>
         <w:tc>
           <w:tcPr>
-            <w:tcW w:type="dxa" w:w="2967"/>
-            <w:tcMar>
-              <w:top w:w="60" w:type="dxa"/>
-              <w:bottom w:w="60" w:type="dxa"/>
-              <w:left w:w="100" w:type="dxa"/>
-              <w:right w:w="100" w:type="dxa"/>
-            </w:tcMar>
-            <w:shd w:val="clear" w:color="auto" w:fill="EBF5FB"/>
+            <w:tcW w:type="dxa" w:w="2880"/>
           </w:tcPr>
           <w:p>
-            <w:pPr>
-              <w:spacing w:before="40" w:after="40"/>
-            </w:pPr>
-            <w:r>
-              <w:rPr>
-                <w:rFonts w:ascii="Calibri" w:hAnsi="Calibri"/>
-                <w:b w:val="0"/>
-                <w:i w:val="0"/>
-                <w:sz w:val="20"/>
-              </w:rPr>
+            <w:r>
               <w:t>S8</w:t>
             </w:r>
           </w:p>
         </w:tc>
         <w:tc>
           <w:tcPr>
-            <w:tcW w:type="dxa" w:w="2967"/>
-            <w:tcMar>
-              <w:top w:w="60" w:type="dxa"/>
-              <w:bottom w:w="60" w:type="dxa"/>
-              <w:left w:w="100" w:type="dxa"/>
-              <w:right w:w="100" w:type="dxa"/>
-            </w:tcMar>
-            <w:shd w:val="clear" w:color="auto" w:fill="EBF5FB"/>
+            <w:tcW w:type="dxa" w:w="2880"/>
           </w:tcPr>
           <w:p>
-            <w:pPr>
-              <w:spacing w:before="40" w:after="40"/>
-            </w:pPr>
-            <w:r>
-              <w:rPr>
-                <w:rFonts w:ascii="Calibri" w:hAnsi="Calibri"/>
-                <w:b w:val="0"/>
-                <w:i w:val="0"/>
-                <w:sz w:val="20"/>
-              </w:rPr>
+            <w:r>
               <w:t>Redesign de companhia quebrou o LatamParser (MF-59); corrigido (risco R-01 materializado)</w:t>
             </w:r>
           </w:p>
         </w:tc>
         <w:tc>
           <w:tcPr>
-            <w:tcW w:type="dxa" w:w="2967"/>
-            <w:tcMar>
-              <w:top w:w="60" w:type="dxa"/>
-              <w:bottom w:w="60" w:type="dxa"/>
-              <w:left w:w="100" w:type="dxa"/>
-              <w:right w:w="100" w:type="dxa"/>
-            </w:tcMar>
-            <w:shd w:val="clear" w:color="auto" w:fill="EBF5FB"/>
+            <w:tcW w:type="dxa" w:w="2880"/>
           </w:tcPr>
           <w:p>
-            <w:pPr>
-              <w:spacing w:before="40" w:after="40"/>
-            </w:pPr>
-            <w:r>
-              <w:rPr>
-                <w:rFonts w:ascii="Calibri" w:hAnsi="Calibri"/>
-                <w:b w:val="0"/>
-                <w:i w:val="0"/>
-                <w:sz w:val="20"/>
-              </w:rPr>
+            <w:r>
               <w:t>CT-08</w:t>
             </w:r>
           </w:p>
         </w:tc>
       </w:tr>
       <w:tr>
-        <w:trPr>
-          <w:cantSplit w:val="1"/>
-        </w:trPr>
         <w:tc>
           <w:tcPr>
-            <w:tcW w:type="dxa" w:w="2967"/>
-            <w:tcMar>
-              <w:top w:w="60" w:type="dxa"/>
-              <w:bottom w:w="60" w:type="dxa"/>
-              <w:left w:w="100" w:type="dxa"/>
-              <w:right w:w="100" w:type="dxa"/>
-            </w:tcMar>
+            <w:tcW w:type="dxa" w:w="2880"/>
           </w:tcPr>
           <w:p>
-            <w:pPr>
-              <w:spacing w:before="40" w:after="40"/>
-            </w:pPr>
-            <w:r>
-              <w:rPr>
-                <w:rFonts w:ascii="Calibri" w:hAnsi="Calibri"/>
-                <w:b w:val="0"/>
-                <w:i w:val="0"/>
-                <w:sz w:val="20"/>
-              </w:rPr>
+            <w:r>
               <w:t>S8</w:t>
             </w:r>
           </w:p>
         </w:tc>
         <w:tc>
           <w:tcPr>
-            <w:tcW w:type="dxa" w:w="2967"/>
-            <w:tcMar>
-              <w:top w:w="60" w:type="dxa"/>
-              <w:bottom w:w="60" w:type="dxa"/>
-              <w:left w:w="100" w:type="dxa"/>
-              <w:right w:w="100" w:type="dxa"/>
-            </w:tcMar>
+            <w:tcW w:type="dxa" w:w="2880"/>
           </w:tcPr>
           <w:p>
-            <w:pPr>
-              <w:spacing w:before="40" w:after="40"/>
-            </w:pPr>
-            <w:r>
-              <w:rPr>
-                <w:rFonts w:ascii="Calibri" w:hAnsi="Calibri"/>
-                <w:b w:val="0"/>
-                <w:i w:val="0"/>
-                <w:sz w:val="20"/>
-              </w:rPr>
+            <w:r>
               <w:t>Maior desvio de esforço do ciclo (+11%, h_real 124 vs. h_est 112)</w:t>
             </w:r>
           </w:p>
         </w:tc>
         <w:tc>
           <w:tcPr>
-            <w:tcW w:type="dxa" w:w="2967"/>
-            <w:tcMar>
-              <w:top w:w="60" w:type="dxa"/>
-              <w:bottom w:w="60" w:type="dxa"/>
-              <w:left w:w="100" w:type="dxa"/>
-              <w:right w:w="100" w:type="dxa"/>
-            </w:tcMar>
+            <w:tcW w:type="dxa" w:w="2880"/>
           </w:tcPr>
           <w:p>
-            <w:pPr>
-              <w:spacing w:before="40" w:after="40"/>
-            </w:pPr>
-            <w:r>
-              <w:rPr>
-                <w:rFonts w:ascii="Calibri" w:hAnsi="Calibri"/>
-                <w:b w:val="0"/>
-                <w:i w:val="0"/>
-                <w:sz w:val="20"/>
-              </w:rPr>
+            <w:r>
               <w:t>Planilha §7</w:t>
             </w:r>
           </w:p>
         </w:tc>
       </w:tr>
     </w:tbl>
+    <w:p/>
     <w:p>
       <w:pPr>
-        <w:spacing w:before="0" w:after="160"/>
-      </w:pPr>
-    </w:p>
-    <w:p>
-      <w:pPr>
-        <w:pStyle w:val="Heading1"/>
-        <w:keepNext/>
-        <w:keepLines/>
-        <w:pBdr>
-          <w:bottom w:val="single" w:sz="4" w:space="2" w:color="D6E4F0"/>
-        </w:pBdr>
+        <w:pStyle w:val="Heading2"/>
       </w:pPr>
       <w:r>
         <w:t>8. Situação atual</w:t>
       </w:r>
     </w:p>
     <w:p>
-      <w:pPr>
-        <w:spacing w:before="0" w:after="120"/>
-      </w:pPr>
       <w:r>
-        <w:rPr>
-          <w:rFonts w:ascii="Calibri" w:hAnsi="Calibri"/>
-          <w:b w:val="0"/>
-          <w:i w:val="0"/>
-          <w:sz w:val="22"/>
-        </w:rPr>
         <w:t xml:space="preserve">A Sprint 9 (01–14/06/2026) está </w:t>
       </w:r>
       <w:r>
         <w:rPr>
-          <w:rFonts w:ascii="Calibri" w:hAnsi="Calibri"/>
           <w:b/>
-          <w:i w:val="0"/>
-          <w:sz w:val="22"/>
         </w:rPr>
-        <w:t>em andamento</w:t>
+        <w:t>Concluída</w:t>
+      </w:r>
+      <w:r>
+        <w:t xml:space="preserve"> — 63 SP reais, 91% de aderência, 6 SP de carry. Os </w:t>
       </w:r>
       <w:r>
         <w:rPr>
-          <w:rFonts w:ascii="Calibri" w:hAnsi="Calibri"/>
-          <w:b w:val="0"/>
-          <w:i w:val="0"/>
-          <w:sz w:val="22"/>
+          <w:b/>
         </w:rPr>
-        <w:t xml:space="preserve">, com SP planejado de 69 e horas estimadas de 138; SP real, aderência, carry e horas reais permanecem em apuração (WIP). Na S9, os </w:t>
+        <w:t>6 MRs funcionais</w:t>
+      </w:r>
+      <w:r>
+        <w:t xml:space="preserve"> (api !12/!13/!14, web !9/!10, crawler !4) foram </w:t>
       </w:r>
       <w:r>
         <w:rPr>
-          <w:rFonts w:ascii="Calibri" w:hAnsi="Calibri"/>
           <w:b/>
-          <w:i w:val="0"/>
-          <w:sz w:val="22"/>
         </w:rPr>
-        <w:t>6 PRs</w:t>
+        <w:t>concluídos em 15/06/2026 com 2 revisores aprovados por MR e mergeados em develop</w:t>
+      </w:r>
+      <w:r>
+        <w:t xml:space="preserve">, integrando os filtros avançados (RF13 — api !13/web !9/crawler !4), a exportação CSV UTF-8 BOM (RF14 — api !14/web !10) e a busca de aeroportos por ILIKE (MF-64, api !12). A release </w:t>
       </w:r>
       <w:r>
         <w:rPr>
-          <w:rFonts w:ascii="Calibri" w:hAnsi="Calibri"/>
-          <w:b w:val="0"/>
-          <w:i w:val="0"/>
-          <w:sz w:val="22"/>
+          <w:b/>
         </w:rPr>
-        <w:t xml:space="preserve"> #11/#12/#28/#21/#22/#27 foram </w:t>
+        <w:t>v0.9.0</w:t>
+      </w:r>
+      <w:r>
+        <w:t xml:space="preserve"> foi promovida de develop para main (develop→homolog→main via api !17, tag v0.9.0 nos três repositórios) em 15/06/2026, com </w:t>
       </w:r>
       <w:r>
         <w:rPr>
-          <w:rFonts w:ascii="Calibri" w:hAnsi="Calibri"/>
           <w:b/>
-          <w:i w:val="0"/>
-          <w:sz w:val="22"/>
         </w:rPr>
-        <w:t>concluídos em 15/06/2026 (revisor Cézar Velazquez (TL) — Approved, vote 10; conta legada `Mateus Veloso` no Azure DevOps) e mergeados em develop</w:t>
+        <w:t>RF13, RF14 e MF-64 Entregues (released em main)</w:t>
+      </w:r>
+      <w:r>
+        <w:t xml:space="preserve">. Os cards </w:t>
       </w:r>
       <w:r>
         <w:rPr>
-          <w:rFonts w:ascii="Calibri" w:hAnsi="Calibri"/>
-          <w:b w:val="0"/>
-          <w:i w:val="0"/>
-          <w:sz w:val="22"/>
+          <w:b/>
         </w:rPr>
-        <w:t xml:space="preserve">, integrando os filtros avançados (RF13 — </w:t>
+        <w:t>MF-64, MF-65 e MF-69 estão "Concluído"</w:t>
+      </w:r>
+      <w:r>
+        <w:t xml:space="preserve"> no Jira; o card </w:t>
       </w:r>
       <w:r>
         <w:rPr>
-          <w:rFonts w:ascii="Courier New" w:hAnsi="Courier New"/>
-          <w:b w:val="0"/>
-          <w:i w:val="0"/>
-          <w:color w:val="333333"/>
-          <w:sz w:val="20"/>
+          <w:b/>
         </w:rPr>
-        <w:t>maxMiles</w:t>
+        <w:t>MF-73</w:t>
+      </w:r>
+      <w:r>
+        <w:t xml:space="preserve"> (padronização de nomenclatura de BD) está no </w:t>
       </w:r>
       <w:r>
         <w:rPr>
-          <w:rFonts w:ascii="Calibri" w:hAnsi="Calibri"/>
-          <w:b w:val="0"/>
-          <w:i w:val="0"/>
-          <w:sz w:val="22"/>
+          <w:b/>
         </w:rPr>
+        <w:t>api !15 ativo</w:t>
+      </w:r>
+      <w:r>
+        <w:t>, aprovado por cezar.velazquez + lucas.batista, aguardando merge.</w:t>
+      </w:r>
+    </w:p>
+    <w:p>
+      <w:r>
+        <w:t xml:space="preserve">Na medição de qualidade: </w:t>
+      </w:r>
+      <w:r>
+        <w:rPr>
+          <w:b/>
+        </w:rPr>
+        <w:t>37 MRs</w:t>
+      </w:r>
+      <w:r>
+        <w:t xml:space="preserve"> ao total — </w:t>
+      </w:r>
+      <w:r>
+        <w:rPr>
+          <w:b/>
+        </w:rPr>
+        <w:t>36 concluídos + 1 ativo</w:t>
+      </w:r>
+      <w:r>
+        <w:t xml:space="preserve"> (api !15, MF-73). </w:t>
+      </w:r>
+      <w:r>
+        <w:rPr>
+          <w:b/>
+        </w:rPr>
+        <w:t>Todos os 37 MRs possuem exatamente 2 revisores aprovados</w:t>
+      </w:r>
+      <w:r>
+        <w:t xml:space="preserve"> (verificado em 26/06/2026 via SQL — 0 linhas com contagem ≠ 2). A meta "MRs sem revisor = 0" está </w:t>
+      </w:r>
+      <w:r>
+        <w:rPr>
+          <w:b/>
+        </w:rPr>
+        <w:t>plenamente cumprida</w:t>
+      </w:r>
+      <w:r>
+        <w:t xml:space="preserve">. A proteção de branch com push=No one está ativa em </w:t>
+      </w:r>
+      <w:r>
+        <w:rPr>
+          <w:rFonts w:ascii="Consolas" w:hAnsi="Consolas"/>
+        </w:rPr>
+        <w:t>main</w:t>
+      </w:r>
+      <w:r>
         <w:t>/</w:t>
       </w:r>
       <w:r>
         <w:rPr>
-          <w:rFonts w:ascii="Courier New" w:hAnsi="Courier New"/>
-          <w:b w:val="0"/>
-          <w:i w:val="0"/>
-          <w:color w:val="333333"/>
-          <w:sz w:val="20"/>
+          <w:rFonts w:ascii="Consolas" w:hAnsi="Consolas"/>
         </w:rPr>
-        <w:t>cabinType</w:t>
+        <w:t>homolog</w:t>
+      </w:r>
+      <w:r>
+        <w:t>/</w:t>
       </w:r>
       <w:r>
         <w:rPr>
-          <w:rFonts w:ascii="Calibri" w:hAnsi="Calibri"/>
-          <w:b w:val="0"/>
-          <w:i w:val="0"/>
-          <w:sz w:val="22"/>
+          <w:rFonts w:ascii="Consolas" w:hAnsi="Consolas"/>
         </w:rPr>
-        <w:t xml:space="preserve">, PRs #11/#21/#27), a exportação CSV UTF-8 BOM (RF14 — PRs #12/#22) e o ajuste de busca de aeroportos por ILIKE (MF-64, PR #28). Em seguida, a release </w:t>
+        <w:t>develop</w:t>
+      </w:r>
+      <w:r>
+        <w:t xml:space="preserve"> nos três repositórios, com reset de aprovação em push. A auditoria de GQA da S9 concluída — NC-001 encerrada. O consolidado S1–S9 é </w:t>
       </w:r>
       <w:r>
         <w:rPr>
-          <w:rFonts w:ascii="Calibri" w:hAnsi="Calibri"/>
           <w:b/>
-          <w:i w:val="0"/>
-          <w:sz w:val="22"/>
-        </w:rPr>
-        <w:t>v0.9.0</w:t>
-      </w:r>
-      <w:r>
-        <w:rPr>
-          <w:rFonts w:ascii="Calibri" w:hAnsi="Calibri"/>
-          <w:b w:val="0"/>
-          <w:i w:val="0"/>
-          <w:sz w:val="22"/>
-        </w:rPr>
-        <w:t xml:space="preserve"> foi promovida de develop para main (develop→homolog→main, tag v0.9.0 nos três repositórios) em 15/06/2026, deixando </w:t>
-      </w:r>
-      <w:r>
-        <w:rPr>
-          <w:rFonts w:ascii="Calibri" w:hAnsi="Calibri"/>
-          <w:b/>
-          <w:i w:val="0"/>
-          <w:sz w:val="22"/>
-        </w:rPr>
-        <w:t>RF13, RF14 e MF-64 Entregues (released em main)</w:t>
-      </w:r>
-      <w:r>
-        <w:rPr>
-          <w:rFonts w:ascii="Calibri" w:hAnsi="Calibri"/>
-          <w:b w:val="0"/>
-          <w:i w:val="0"/>
-          <w:sz w:val="22"/>
-        </w:rPr>
-        <w:t xml:space="preserve">. No Jira, os cards </w:t>
-      </w:r>
-      <w:r>
-        <w:rPr>
-          <w:rFonts w:ascii="Calibri" w:hAnsi="Calibri"/>
-          <w:b/>
-          <w:i w:val="0"/>
-          <w:sz w:val="22"/>
-        </w:rPr>
-        <w:t>MF-64, MF-65 e MF-69 estão "Concluído"</w:t>
-      </w:r>
-      <w:r>
-        <w:rPr>
-          <w:rFonts w:ascii="Calibri" w:hAnsi="Calibri"/>
-          <w:b w:val="0"/>
-          <w:i w:val="0"/>
-          <w:sz w:val="22"/>
-        </w:rPr>
-        <w:t xml:space="preserve"> (transicionados em 15/06 após o merge dos PRs); os demais cards da S9 (MF-62/63/66/67/68/70/71) seguem "Sendo feito". Foi criado o card </w:t>
-      </w:r>
-      <w:r>
-        <w:rPr>
-          <w:rFonts w:ascii="Calibri" w:hAnsi="Calibri"/>
-          <w:b/>
-          <w:i w:val="0"/>
-          <w:sz w:val="22"/>
-        </w:rPr>
-        <w:t>MF-73</w:t>
-      </w:r>
-      <w:r>
-        <w:rPr>
-          <w:rFonts w:ascii="Calibri" w:hAnsi="Calibri"/>
-          <w:b w:val="0"/>
-          <w:i w:val="0"/>
-          <w:sz w:val="22"/>
-        </w:rPr>
-        <w:t xml:space="preserve"> (Chore — padronização de nomenclatura de BD, GUIA-GCO-001, responsável Cézar Velazquez (DevOps/TL); conta Jira atual sob </w:t>
-      </w:r>
-      <w:r>
-        <w:rPr>
-          <w:rFonts w:ascii="Courier New" w:hAnsi="Courier New"/>
-          <w:b w:val="0"/>
-          <w:i w:val="0"/>
-          <w:color w:val="333333"/>
-          <w:sz w:val="20"/>
-        </w:rPr>
-        <w:t>Raony Chagas</w:t>
-      </w:r>
-      <w:r>
-        <w:rPr>
-          <w:rFonts w:ascii="Calibri" w:hAnsi="Calibri"/>
-          <w:b w:val="0"/>
-          <w:i w:val="0"/>
-          <w:sz w:val="22"/>
-        </w:rPr>
-        <w:t xml:space="preserve"> (legada), reatribuição pendente de provisionamento).</w:t>
-      </w:r>
-    </w:p>
-    <w:p>
-      <w:pPr>
-        <w:spacing w:before="0" w:after="120"/>
-      </w:pPr>
-      <w:r>
-        <w:rPr>
-          <w:rFonts w:ascii="Calibri" w:hAnsi="Calibri"/>
-          <w:b w:val="0"/>
-          <w:i w:val="0"/>
-          <w:sz w:val="22"/>
-        </w:rPr>
-        <w:t xml:space="preserve">Na medição de qualidade, os </w:t>
-      </w:r>
-      <w:r>
-        <w:rPr>
-          <w:rFonts w:ascii="Calibri" w:hAnsi="Calibri"/>
-          <w:b/>
-          <w:i w:val="0"/>
-          <w:sz w:val="22"/>
-        </w:rPr>
-        <w:t>6 PRs da S9</w:t>
-      </w:r>
-      <w:r>
-        <w:rPr>
-          <w:rFonts w:ascii="Calibri" w:hAnsi="Calibri"/>
-          <w:b w:val="0"/>
-          <w:i w:val="0"/>
-          <w:sz w:val="22"/>
-        </w:rPr>
-        <w:t xml:space="preserve"> (#11, #12, #28, #21, #22, #27) foram concluídos com revisor </w:t>
-      </w:r>
-      <w:r>
-        <w:rPr>
-          <w:rFonts w:ascii="Calibri" w:hAnsi="Calibri"/>
-          <w:b/>
-          <w:i w:val="0"/>
-          <w:sz w:val="22"/>
-        </w:rPr>
-        <w:t>Cézar Velazquez (TL) — Approved (vote 10)</w:t>
-      </w:r>
-      <w:r>
-        <w:rPr>
-          <w:rFonts w:ascii="Calibri" w:hAnsi="Calibri"/>
-          <w:b w:val="0"/>
-          <w:i w:val="0"/>
-          <w:sz w:val="22"/>
-        </w:rPr>
-        <w:t xml:space="preserve"> (conta legada </w:t>
-      </w:r>
-      <w:r>
-        <w:rPr>
-          <w:rFonts w:ascii="Courier New" w:hAnsi="Courier New"/>
-          <w:b w:val="0"/>
-          <w:i w:val="0"/>
-          <w:color w:val="333333"/>
-          <w:sz w:val="20"/>
-        </w:rPr>
-        <w:t>Mateus Veloso</w:t>
-      </w:r>
-      <w:r>
-        <w:rPr>
-          <w:rFonts w:ascii="Calibri" w:hAnsi="Calibri"/>
-          <w:b w:val="0"/>
-          <w:i w:val="0"/>
-          <w:sz w:val="22"/>
-        </w:rPr>
-        <w:t xml:space="preserve"> no Azure DevOps); há </w:t>
-      </w:r>
-      <w:r>
-        <w:rPr>
-          <w:rFonts w:ascii="Calibri" w:hAnsi="Calibri"/>
-          <w:b/>
-          <w:i w:val="0"/>
-          <w:sz w:val="22"/>
-        </w:rPr>
-        <w:t>1 PR ativo</w:t>
-      </w:r>
-      <w:r>
-        <w:rPr>
-          <w:rFonts w:ascii="Calibri" w:hAnsi="Calibri"/>
-          <w:b w:val="0"/>
-          <w:i w:val="0"/>
-          <w:sz w:val="22"/>
-        </w:rPr>
-        <w:t xml:space="preserve"> — </w:t>
-      </w:r>
-      <w:r>
-        <w:rPr>
-          <w:rFonts w:ascii="Calibri" w:hAnsi="Calibri"/>
-          <w:b/>
-          <w:i w:val="0"/>
-          <w:sz w:val="22"/>
-        </w:rPr>
-        <w:t>PR #29 (MF-73)</w:t>
-      </w:r>
-      <w:r>
-        <w:rPr>
-          <w:rFonts w:ascii="Calibri" w:hAnsi="Calibri"/>
-          <w:b w:val="0"/>
-          <w:i w:val="0"/>
-          <w:sz w:val="22"/>
-        </w:rPr>
-        <w:t xml:space="preserve">, padronização de nomenclatura de BD (migration </w:t>
-      </w:r>
-      <w:r>
-        <w:rPr>
-          <w:rFonts w:ascii="Courier New" w:hAnsi="Courier New"/>
-          <w:b w:val="0"/>
-          <w:i w:val="0"/>
-          <w:color w:val="333333"/>
-          <w:sz w:val="20"/>
-        </w:rPr>
-        <w:t>V10__fix_naming_conventions.sql</w:t>
-      </w:r>
-      <w:r>
-        <w:rPr>
-          <w:rFonts w:ascii="Calibri" w:hAnsi="Calibri"/>
-          <w:b w:val="0"/>
-          <w:i w:val="0"/>
-          <w:sz w:val="22"/>
-        </w:rPr>
-        <w:t xml:space="preserve">), aprovado pelo Tech Lead Cézar Velazquez na conta própria dele no Azure DevOps (vote 10), </w:t>
-      </w:r>
-      <w:r>
-        <w:rPr>
-          <w:rFonts w:ascii="Calibri" w:hAnsi="Calibri"/>
-          <w:b/>
-          <w:i w:val="0"/>
-          <w:sz w:val="22"/>
-        </w:rPr>
-        <w:t>aguardando merge</w:t>
-      </w:r>
-      <w:r>
-        <w:rPr>
-          <w:rFonts w:ascii="Calibri" w:hAnsi="Calibri"/>
-          <w:b w:val="0"/>
-          <w:i w:val="0"/>
-          <w:sz w:val="22"/>
-        </w:rPr>
-        <w:t xml:space="preserve">. Os </w:t>
-      </w:r>
-      <w:r>
-        <w:rPr>
-          <w:rFonts w:ascii="Calibri" w:hAnsi="Calibri"/>
-          <w:b/>
-          <w:i w:val="0"/>
-          <w:sz w:val="22"/>
-        </w:rPr>
-        <w:t>22 PRs históricos (S1–S8)</w:t>
-      </w:r>
-      <w:r>
-        <w:rPr>
-          <w:rFonts w:ascii="Calibri" w:hAnsi="Calibri"/>
-          <w:b w:val="0"/>
-          <w:i w:val="0"/>
-          <w:sz w:val="22"/>
-        </w:rPr>
-        <w:t xml:space="preserve"> permanecem </w:t>
-      </w:r>
-      <w:r>
-        <w:rPr>
-          <w:rFonts w:ascii="Calibri" w:hAnsi="Calibri"/>
-          <w:b/>
-          <w:i w:val="0"/>
-          <w:sz w:val="22"/>
-        </w:rPr>
-        <w:t>sem revisor registrado</w:t>
-      </w:r>
-      <w:r>
-        <w:rPr>
-          <w:rFonts w:ascii="Calibri" w:hAnsi="Calibri"/>
-          <w:b w:val="0"/>
-          <w:i w:val="0"/>
-          <w:sz w:val="22"/>
-        </w:rPr>
-        <w:t xml:space="preserve"> (integração retroativa do histórico, ressalva com causa-raiz). Total: </w:t>
-      </w:r>
-      <w:r>
-        <w:rPr>
-          <w:rFonts w:ascii="Calibri" w:hAnsi="Calibri"/>
-          <w:b/>
-          <w:i w:val="0"/>
-          <w:sz w:val="22"/>
-        </w:rPr>
-        <w:t>28 PRs concluídos + 1 ativo (#29)</w:t>
-      </w:r>
-      <w:r>
-        <w:rPr>
-          <w:rFonts w:ascii="Calibri" w:hAnsi="Calibri"/>
-          <w:b w:val="0"/>
-          <w:i w:val="0"/>
-          <w:sz w:val="22"/>
-        </w:rPr>
-        <w:t xml:space="preserve">. Foi ativada a </w:t>
-      </w:r>
-      <w:r>
-        <w:rPr>
-          <w:rFonts w:ascii="Calibri" w:hAnsi="Calibri"/>
-          <w:b/>
-          <w:i w:val="0"/>
-          <w:sz w:val="22"/>
-        </w:rPr>
-        <w:t>branch policy</w:t>
-      </w:r>
-      <w:r>
-        <w:rPr>
-          <w:rFonts w:ascii="Calibri" w:hAnsi="Calibri"/>
-          <w:b w:val="0"/>
-          <w:i w:val="0"/>
-          <w:sz w:val="22"/>
-        </w:rPr>
-        <w:t xml:space="preserve"> de revisor (≥1 revisor) em develop nos três repositórios, impedindo recorrência; a meta "PRs sem revisor = 0" é cumprida pelos 6 PRs da S9 e pela branch policy. A auditoria de GQA da S9 está em andamento. O consolidado S1–S8 é </w:t>
-      </w:r>
-      <w:r>
-        <w:rPr>
-          <w:rFonts w:ascii="Calibri" w:hAnsi="Calibri"/>
-          <w:b/>
-          <w:i w:val="0"/>
-          <w:sz w:val="22"/>
         </w:rPr>
         <w:t>CONFORME</w:t>
       </w:r>
       <w:r>
-        <w:rPr>
-          <w:rFonts w:ascii="Calibri" w:hAnsi="Calibri"/>
-          <w:b w:val="0"/>
-          <w:i w:val="0"/>
-          <w:sz w:val="22"/>
-        </w:rPr>
         <w:t>.</w:t>
       </w:r>
     </w:p>
     <w:p>
       <w:pPr>
-        <w:spacing w:before="40" w:after="120"/>
-        <w:ind w:left="454"/>
-        <w:pBdr>
-          <w:left w:val="single" w:sz="12" w:space="8" w:color="003366"/>
-        </w:pBdr>
-      </w:pPr>
-      <w:r>
-        <w:rPr>
-          <w:rFonts w:ascii="Calibri" w:hAnsi="Calibri"/>
-          <w:b w:val="0"/>
-          <w:i w:val="0"/>
-          <w:color w:val="1A5276"/>
-          <w:sz w:val="22"/>
-        </w:rPr>
-        <w:t xml:space="preserve">Nota de equivalência: a aprovação de PR registrada no Azure DevOps sob a conta legada </w:t>
-      </w:r>
-      <w:r>
-        <w:rPr>
-          <w:rFonts w:ascii="Courier New" w:hAnsi="Courier New"/>
-          <w:b w:val="0"/>
-          <w:i w:val="0"/>
-          <w:color w:val="1A5276"/>
-          <w:sz w:val="20"/>
-        </w:rPr>
-        <w:t>Mateus Veloso</w:t>
-      </w:r>
-      <w:r>
-        <w:rPr>
-          <w:rFonts w:ascii="Calibri" w:hAnsi="Calibri"/>
-          <w:b w:val="0"/>
-          <w:i w:val="0"/>
-          <w:color w:val="1A5276"/>
-          <w:sz w:val="22"/>
-        </w:rPr>
-        <w:t xml:space="preserve"> corresponde ao Tech Lead/Arquiteto/DevOps </w:t>
-      </w:r>
-      <w:r>
-        <w:rPr>
-          <w:rFonts w:ascii="Calibri" w:hAnsi="Calibri"/>
-          <w:b/>
-          <w:i w:val="0"/>
-          <w:color w:val="1A5276"/>
-          <w:sz w:val="22"/>
-        </w:rPr>
-        <w:t>Cézar Velazquez</w:t>
-      </w:r>
-      <w:r>
-        <w:rPr>
-          <w:rFonts w:ascii="Calibri" w:hAnsi="Calibri"/>
-          <w:b w:val="0"/>
-          <w:i w:val="0"/>
-          <w:color w:val="1A5276"/>
-          <w:sz w:val="22"/>
-        </w:rPr>
-        <w:t xml:space="preserve">, revisor de PR do projeto. O card MF-73 sob a conta legada </w:t>
-      </w:r>
-      <w:r>
-        <w:rPr>
-          <w:rFonts w:ascii="Courier New" w:hAnsi="Courier New"/>
-          <w:b w:val="0"/>
-          <w:i w:val="0"/>
-          <w:color w:val="1A5276"/>
-          <w:sz w:val="20"/>
-        </w:rPr>
-        <w:t>Raony Chagas</w:t>
-      </w:r>
-      <w:r>
-        <w:rPr>
-          <w:rFonts w:ascii="Calibri" w:hAnsi="Calibri"/>
-          <w:b w:val="0"/>
-          <w:i w:val="0"/>
-          <w:color w:val="1A5276"/>
-          <w:sz w:val="22"/>
-        </w:rPr>
-        <w:t xml:space="preserve"> também corresponde a Cézar (DevOps/TL); a reatribuição no Jira/Azure aguarda provisionamento de conta. A aprovação de escopo/CR é do GP (Abraão).</w:t>
-      </w:r>
-    </w:p>
-    <w:p>
-      <w:pPr>
-        <w:pStyle w:val="Heading1"/>
-        <w:keepNext/>
-        <w:keepLines/>
-        <w:pBdr>
-          <w:bottom w:val="single" w:sz="4" w:space="2" w:color="D6E4F0"/>
-        </w:pBdr>
+        <w:pStyle w:val="Heading2"/>
       </w:pPr>
       <w:r>
         <w:t>9. Mudanças (change requests)</w:t>
@@ -7553,51 +3134,27 @@
     </w:p>
     <w:tbl>
       <w:tblPr>
+        <w:tblStyle w:val="TableGrid"/>
         <w:tblW w:type="auto" w:w="0"/>
         <w:tblLook w:firstColumn="1" w:firstRow="1" w:lastColumn="0" w:lastRow="0" w:noHBand="0" w:noVBand="1" w:val="04A0"/>
-        <w:tblBorders>
-          <w:top w:val="single" w:sz="4" w:space="0" w:color="003366"/>
-          <w:left w:val="single" w:sz="4" w:space="0" w:color="003366"/>
-          <w:bottom w:val="single" w:sz="4" w:space="0" w:color="003366"/>
-          <w:right w:val="single" w:sz="4" w:space="0" w:color="003366"/>
-          <w:insideH w:val="single" w:sz="4" w:space="0" w:color="003366"/>
-          <w:insideV w:val="single" w:sz="4" w:space="0" w:color="003366"/>
-        </w:tblBorders>
       </w:tblPr>
       <w:tblGrid>
-        <w:gridCol w:w="1484"/>
-        <w:gridCol w:w="1484"/>
-        <w:gridCol w:w="1484"/>
-        <w:gridCol w:w="1484"/>
-        <w:gridCol w:w="1484"/>
-        <w:gridCol w:w="1484"/>
+        <w:gridCol w:w="1440"/>
+        <w:gridCol w:w="1440"/>
+        <w:gridCol w:w="1440"/>
+        <w:gridCol w:w="1440"/>
+        <w:gridCol w:w="1440"/>
+        <w:gridCol w:w="1440"/>
       </w:tblGrid>
       <w:tr>
-        <w:trPr>
-          <w:cantSplit w:val="1"/>
-        </w:trPr>
         <w:tc>
           <w:tcPr>
-            <w:tcW w:type="dxa" w:w="1484"/>
-            <w:tcMar>
-              <w:top w:w="60" w:type="dxa"/>
-              <w:bottom w:w="60" w:type="dxa"/>
-              <w:left w:w="100" w:type="dxa"/>
-              <w:right w:w="100" w:type="dxa"/>
-            </w:tcMar>
-            <w:shd w:val="clear" w:color="auto" w:fill="003366"/>
+            <w:tcW w:type="dxa" w:w="1440"/>
           </w:tcPr>
           <w:p>
-            <w:pPr>
-              <w:spacing w:before="40" w:after="40"/>
-            </w:pPr>
             <w:r>
               <w:rPr>
-                <w:rFonts w:ascii="Calibri" w:hAnsi="Calibri"/>
                 <w:b/>
-                <w:i w:val="0"/>
-                <w:color w:val="FFFFFF"/>
-                <w:sz w:val="20"/>
               </w:rPr>
               <w:t>ID</w:t>
             </w:r>
@@ -7605,26 +3162,12 @@
         </w:tc>
         <w:tc>
           <w:tcPr>
-            <w:tcW w:type="dxa" w:w="1484"/>
-            <w:tcMar>
-              <w:top w:w="60" w:type="dxa"/>
-              <w:bottom w:w="60" w:type="dxa"/>
-              <w:left w:w="100" w:type="dxa"/>
-              <w:right w:w="100" w:type="dxa"/>
-            </w:tcMar>
-            <w:shd w:val="clear" w:color="auto" w:fill="003366"/>
+            <w:tcW w:type="dxa" w:w="1440"/>
           </w:tcPr>
           <w:p>
-            <w:pPr>
-              <w:spacing w:before="40" w:after="40"/>
-            </w:pPr>
             <w:r>
               <w:rPr>
-                <w:rFonts w:ascii="Calibri" w:hAnsi="Calibri"/>
                 <w:b/>
-                <w:i w:val="0"/>
-                <w:color w:val="FFFFFF"/>
-                <w:sz w:val="20"/>
               </w:rPr>
               <w:t>Descrição</w:t>
             </w:r>
@@ -7632,26 +3175,12 @@
         </w:tc>
         <w:tc>
           <w:tcPr>
-            <w:tcW w:type="dxa" w:w="1484"/>
-            <w:tcMar>
-              <w:top w:w="60" w:type="dxa"/>
-              <w:bottom w:w="60" w:type="dxa"/>
-              <w:left w:w="100" w:type="dxa"/>
-              <w:right w:w="100" w:type="dxa"/>
-            </w:tcMar>
-            <w:shd w:val="clear" w:color="auto" w:fill="003366"/>
+            <w:tcW w:type="dxa" w:w="1440"/>
           </w:tcPr>
           <w:p>
-            <w:pPr>
-              <w:spacing w:before="40" w:after="40"/>
-            </w:pPr>
             <w:r>
               <w:rPr>
-                <w:rFonts w:ascii="Calibri" w:hAnsi="Calibri"/>
                 <w:b/>
-                <w:i w:val="0"/>
-                <w:color w:val="FFFFFF"/>
-                <w:sz w:val="20"/>
               </w:rPr>
               <w:t>Abertura</w:t>
             </w:r>
@@ -7659,26 +3188,12 @@
         </w:tc>
         <w:tc>
           <w:tcPr>
-            <w:tcW w:type="dxa" w:w="1484"/>
-            <w:tcMar>
-              <w:top w:w="60" w:type="dxa"/>
-              <w:bottom w:w="60" w:type="dxa"/>
-              <w:left w:w="100" w:type="dxa"/>
-              <w:right w:w="100" w:type="dxa"/>
-            </w:tcMar>
-            <w:shd w:val="clear" w:color="auto" w:fill="003366"/>
+            <w:tcW w:type="dxa" w:w="1440"/>
           </w:tcPr>
           <w:p>
-            <w:pPr>
-              <w:spacing w:before="40" w:after="40"/>
-            </w:pPr>
             <w:r>
               <w:rPr>
-                <w:rFonts w:ascii="Calibri" w:hAnsi="Calibri"/>
                 <w:b/>
-                <w:i w:val="0"/>
-                <w:color w:val="FFFFFF"/>
-                <w:sz w:val="20"/>
               </w:rPr>
               <w:t>Dias em aberto</w:t>
             </w:r>
@@ -7686,26 +3201,12 @@
         </w:tc>
         <w:tc>
           <w:tcPr>
-            <w:tcW w:type="dxa" w:w="1484"/>
-            <w:tcMar>
-              <w:top w:w="60" w:type="dxa"/>
-              <w:bottom w:w="60" w:type="dxa"/>
-              <w:left w:w="100" w:type="dxa"/>
-              <w:right w:w="100" w:type="dxa"/>
-            </w:tcMar>
-            <w:shd w:val="clear" w:color="auto" w:fill="003366"/>
+            <w:tcW w:type="dxa" w:w="1440"/>
           </w:tcPr>
           <w:p>
-            <w:pPr>
-              <w:spacing w:before="40" w:after="40"/>
-            </w:pPr>
             <w:r>
               <w:rPr>
-                <w:rFonts w:ascii="Calibri" w:hAnsi="Calibri"/>
                 <w:b/>
-                <w:i w:val="0"/>
-                <w:color w:val="FFFFFF"/>
-                <w:sz w:val="20"/>
               </w:rPr>
               <w:t>Status</w:t>
             </w:r>
@@ -7713,26 +3214,12 @@
         </w:tc>
         <w:tc>
           <w:tcPr>
-            <w:tcW w:type="dxa" w:w="1484"/>
-            <w:tcMar>
-              <w:top w:w="60" w:type="dxa"/>
-              <w:bottom w:w="60" w:type="dxa"/>
-              <w:left w:w="100" w:type="dxa"/>
-              <w:right w:w="100" w:type="dxa"/>
-            </w:tcMar>
-            <w:shd w:val="clear" w:color="auto" w:fill="003366"/>
+            <w:tcW w:type="dxa" w:w="1440"/>
           </w:tcPr>
           <w:p>
-            <w:pPr>
-              <w:spacing w:before="40" w:after="40"/>
-            </w:pPr>
             <w:r>
               <w:rPr>
-                <w:rFonts w:ascii="Calibri" w:hAnsi="Calibri"/>
                 <w:b/>
-                <w:i w:val="0"/>
-                <w:color w:val="FFFFFF"/>
-                <w:sz w:val="20"/>
               </w:rPr>
               <w:t>Aceite final</w:t>
             </w:r>
@@ -7740,300 +3227,129 @@
         </w:tc>
       </w:tr>
       <w:tr>
-        <w:trPr>
-          <w:cantSplit w:val="1"/>
-        </w:trPr>
         <w:tc>
           <w:tcPr>
-            <w:tcW w:type="dxa" w:w="1484"/>
-            <w:tcMar>
-              <w:top w:w="60" w:type="dxa"/>
-              <w:bottom w:w="60" w:type="dxa"/>
-              <w:left w:w="100" w:type="dxa"/>
-              <w:right w:w="100" w:type="dxa"/>
-            </w:tcMar>
-            <w:shd w:val="clear" w:color="auto" w:fill="EBF5FB"/>
+            <w:tcW w:type="dxa" w:w="1440"/>
           </w:tcPr>
           <w:p>
-            <w:pPr>
-              <w:spacing w:before="40" w:after="40"/>
-            </w:pPr>
-            <w:r>
-              <w:rPr>
-                <w:rFonts w:ascii="Calibri" w:hAnsi="Calibri"/>
-                <w:b w:val="0"/>
-                <w:i w:val="0"/>
-                <w:sz w:val="20"/>
-              </w:rPr>
+            <w:r>
               <w:t>CR-MF-001</w:t>
             </w:r>
           </w:p>
         </w:tc>
         <w:tc>
           <w:tcPr>
-            <w:tcW w:type="dxa" w:w="1484"/>
-            <w:tcMar>
-              <w:top w:w="60" w:type="dxa"/>
-              <w:bottom w:w="60" w:type="dxa"/>
-              <w:left w:w="100" w:type="dxa"/>
-              <w:right w:w="100" w:type="dxa"/>
-            </w:tcMar>
-            <w:shd w:val="clear" w:color="auto" w:fill="EBF5FB"/>
+            <w:tcW w:type="dxa" w:w="1440"/>
           </w:tcPr>
           <w:p>
-            <w:pPr>
-              <w:spacing w:before="40" w:after="40"/>
-            </w:pPr>
+            <w:r>
+              <w:t>Antecipação dos filtros avançados de busca (</w:t>
+            </w:r>
             <w:r>
               <w:rPr>
-                <w:rFonts w:ascii="Calibri" w:hAnsi="Calibri"/>
-                <w:b w:val="0"/>
-                <w:i w:val="0"/>
-                <w:sz w:val="20"/>
-              </w:rPr>
-              <w:t>Antecipação dos filtros avançados de busca (</w:t>
-            </w:r>
-            <w:r>
-              <w:rPr>
-                <w:rFonts w:ascii="Courier New" w:hAnsi="Courier New"/>
-                <w:b w:val="0"/>
-                <w:i w:val="0"/>
-                <w:color w:val="333333"/>
-                <w:sz w:val="20"/>
+                <w:rFonts w:ascii="Consolas" w:hAnsi="Consolas"/>
               </w:rPr>
               <w:t>maxMiles</w:t>
             </w:r>
             <w:r>
+              <w:t>/</w:t>
+            </w:r>
+            <w:r>
               <w:rPr>
-                <w:rFonts w:ascii="Calibri" w:hAnsi="Calibri"/>
-                <w:b w:val="0"/>
-                <w:i w:val="0"/>
-                <w:sz w:val="20"/>
-              </w:rPr>
-              <w:t>/</w:t>
-            </w:r>
-            <w:r>
-              <w:rPr>
-                <w:rFonts w:ascii="Courier New" w:hAnsi="Courier New"/>
-                <w:b w:val="0"/>
-                <w:i w:val="0"/>
-                <w:color w:val="333333"/>
-                <w:sz w:val="20"/>
+                <w:rFonts w:ascii="Consolas" w:hAnsi="Consolas"/>
               </w:rPr>
               <w:t>cabinType</w:t>
             </w:r>
             <w:r>
-              <w:rPr>
-                <w:rFonts w:ascii="Calibri" w:hAnsi="Calibri"/>
-                <w:b w:val="0"/>
-                <w:i w:val="0"/>
-                <w:sz w:val="20"/>
-              </w:rPr>
               <w:t>, RF13) da Sprint 10 para a Sprint 9 (+10 h; 0 dia de atraso macro)</w:t>
             </w:r>
           </w:p>
         </w:tc>
         <w:tc>
           <w:tcPr>
-            <w:tcW w:type="dxa" w:w="1484"/>
-            <w:tcMar>
-              <w:top w:w="60" w:type="dxa"/>
-              <w:bottom w:w="60" w:type="dxa"/>
-              <w:left w:w="100" w:type="dxa"/>
-              <w:right w:w="100" w:type="dxa"/>
-            </w:tcMar>
-            <w:shd w:val="clear" w:color="auto" w:fill="EBF5FB"/>
+            <w:tcW w:type="dxa" w:w="1440"/>
           </w:tcPr>
           <w:p>
-            <w:pPr>
-              <w:spacing w:before="40" w:after="40"/>
-            </w:pPr>
-            <w:r>
-              <w:rPr>
-                <w:rFonts w:ascii="Calibri" w:hAnsi="Calibri"/>
-                <w:b w:val="0"/>
-                <w:i w:val="0"/>
-                <w:sz w:val="20"/>
-              </w:rPr>
+            <w:r>
               <w:t>28/05/2026</w:t>
             </w:r>
           </w:p>
         </w:tc>
         <w:tc>
           <w:tcPr>
-            <w:tcW w:type="dxa" w:w="1484"/>
-            <w:tcMar>
-              <w:top w:w="60" w:type="dxa"/>
-              <w:bottom w:w="60" w:type="dxa"/>
-              <w:left w:w="100" w:type="dxa"/>
-              <w:right w:w="100" w:type="dxa"/>
-            </w:tcMar>
-            <w:shd w:val="clear" w:color="auto" w:fill="EBF5FB"/>
+            <w:tcW w:type="dxa" w:w="1440"/>
           </w:tcPr>
           <w:p>
-            <w:pPr>
-              <w:spacing w:before="40" w:after="40"/>
-            </w:pPr>
-            <w:r>
-              <w:rPr>
-                <w:rFonts w:ascii="Calibri" w:hAnsi="Calibri"/>
-                <w:b w:val="0"/>
-                <w:i w:val="0"/>
-                <w:sz w:val="20"/>
-              </w:rPr>
+            <w:r>
               <w:t>—</w:t>
             </w:r>
           </w:p>
         </w:tc>
         <w:tc>
           <w:tcPr>
-            <w:tcW w:type="dxa" w:w="1484"/>
-            <w:tcMar>
-              <w:top w:w="60" w:type="dxa"/>
-              <w:bottom w:w="60" w:type="dxa"/>
-              <w:left w:w="100" w:type="dxa"/>
-              <w:right w:w="100" w:type="dxa"/>
-            </w:tcMar>
-            <w:shd w:val="clear" w:color="auto" w:fill="EBF5FB"/>
+            <w:tcW w:type="dxa" w:w="1440"/>
           </w:tcPr>
           <w:p>
-            <w:pPr>
-              <w:spacing w:before="40" w:after="40"/>
-            </w:pPr>
-            <w:r>
-              <w:rPr>
-                <w:rFonts w:ascii="Calibri" w:hAnsi="Calibri"/>
-                <w:b w:val="0"/>
-                <w:i w:val="0"/>
-                <w:sz w:val="20"/>
-              </w:rPr>
+            <w:r>
               <w:t>Aprovada (implementada na S9)</w:t>
             </w:r>
           </w:p>
         </w:tc>
         <w:tc>
           <w:tcPr>
-            <w:tcW w:type="dxa" w:w="1484"/>
-            <w:tcMar>
-              <w:top w:w="60" w:type="dxa"/>
-              <w:bottom w:w="60" w:type="dxa"/>
-              <w:left w:w="100" w:type="dxa"/>
-              <w:right w:w="100" w:type="dxa"/>
-            </w:tcMar>
-            <w:shd w:val="clear" w:color="auto" w:fill="EBF5FB"/>
+            <w:tcW w:type="dxa" w:w="1440"/>
           </w:tcPr>
           <w:p>
-            <w:pPr>
-              <w:spacing w:before="40" w:after="40"/>
-            </w:pPr>
+            <w:r>
+              <w:t xml:space="preserve">RF13 entregue na release v0.9.0 (released em </w:t>
+            </w:r>
             <w:r>
               <w:rPr>
-                <w:rFonts w:ascii="Calibri" w:hAnsi="Calibri"/>
-                <w:b w:val="0"/>
-                <w:i w:val="0"/>
-                <w:sz w:val="20"/>
-              </w:rPr>
-              <w:t xml:space="preserve">RF13 entregue na release v0.9.0 (released em </w:t>
-            </w:r>
-            <w:r>
-              <w:rPr>
-                <w:rFonts w:ascii="Courier New" w:hAnsi="Courier New"/>
-                <w:b w:val="0"/>
-                <w:i w:val="0"/>
-                <w:color w:val="333333"/>
-                <w:sz w:val="20"/>
+                <w:rFonts w:ascii="Consolas" w:hAnsi="Consolas"/>
               </w:rPr>
               <w:t>main</w:t>
             </w:r>
             <w:r>
-              <w:rPr>
-                <w:rFonts w:ascii="Calibri" w:hAnsi="Calibri"/>
-                <w:b w:val="0"/>
-                <w:i w:val="0"/>
-                <w:sz w:val="20"/>
-              </w:rPr>
               <w:t>)</w:t>
             </w:r>
           </w:p>
         </w:tc>
       </w:tr>
     </w:tbl>
+    <w:p/>
     <w:p>
       <w:pPr>
-        <w:spacing w:before="0" w:after="160"/>
-      </w:pPr>
-    </w:p>
-    <w:p>
-      <w:pPr>
-        <w:spacing w:before="40" w:after="120"/>
-        <w:ind w:left="454"/>
-        <w:pBdr>
-          <w:left w:val="single" w:sz="12" w:space="8" w:color="003366"/>
-        </w:pBdr>
+        <w:pStyle w:val="IntenseQuote"/>
       </w:pPr>
       <w:r>
-        <w:rPr>
-          <w:rFonts w:ascii="Calibri" w:hAnsi="Calibri"/>
-          <w:b w:val="0"/>
-          <w:i w:val="0"/>
-          <w:color w:val="1A5276"/>
-          <w:sz w:val="22"/>
-        </w:rPr>
         <w:t xml:space="preserve">Detalhamento em </w:t>
       </w:r>
       <w:r>
         <w:rPr>
-          <w:rFonts w:ascii="Courier New" w:hAnsi="Courier New"/>
-          <w:b w:val="0"/>
-          <w:i w:val="0"/>
-          <w:color w:val="1A5276"/>
-          <w:sz w:val="20"/>
+          <w:rFonts w:ascii="Consolas" w:hAnsi="Consolas"/>
         </w:rPr>
         <w:t>CR-MILHASFACIL01-001</w:t>
       </w:r>
       <w:r>
-        <w:rPr>
-          <w:rFonts w:ascii="Calibri" w:hAnsi="Calibri"/>
-          <w:b w:val="0"/>
-          <w:i w:val="0"/>
-          <w:color w:val="1A5276"/>
-          <w:sz w:val="22"/>
-        </w:rPr>
-        <w:t>. A absorção do CR na S9 (PRs #11/#21/#27, card MF-65 "Concluído") está refletida no escopo (painel §1) e nas baselines (§6).</w:t>
+        <w:t>. A absorção do CR na S9 (api !13, web !9, crawler !4 — issue #65 "Concluído") está refletida no escopo (painel §1) e nas baselines (§6).</w:t>
       </w:r>
     </w:p>
     <w:p>
       <w:pPr>
-        <w:pStyle w:val="Heading1"/>
-        <w:keepNext/>
-        <w:keepLines/>
-        <w:pBdr>
-          <w:bottom w:val="single" w:sz="4" w:space="2" w:color="D6E4F0"/>
-        </w:pBdr>
+        <w:pStyle w:val="Heading2"/>
       </w:pPr>
       <w:r>
         <w:t>10. Decisões necessárias</w:t>
       </w:r>
     </w:p>
     <w:p>
-      <w:pPr>
-        <w:spacing w:before="0" w:after="120"/>
-      </w:pPr>
       <w:r>
-        <w:rPr>
-          <w:rFonts w:ascii="Calibri" w:hAnsi="Calibri"/>
-          <w:b w:val="0"/>
-          <w:i w:val="0"/>
-          <w:sz w:val="22"/>
-        </w:rPr>
         <w:t>Nenhuma decisão pendente no período de referência.</w:t>
       </w:r>
     </w:p>
     <w:p>
       <w:pPr>
-        <w:pStyle w:val="Heading2"/>
-        <w:keepNext/>
-        <w:keepLines/>
+        <w:pStyle w:val="Heading3"/>
       </w:pPr>
       <w:r>
         <w:t>Evidências referenciadas</w:t>
@@ -8041,48 +3357,24 @@
     </w:p>
     <w:tbl>
       <w:tblPr>
+        <w:tblStyle w:val="TableGrid"/>
         <w:tblW w:type="auto" w:w="0"/>
         <w:tblLook w:firstColumn="1" w:firstRow="1" w:lastColumn="0" w:lastRow="0" w:noHBand="0" w:noVBand="1" w:val="04A0"/>
-        <w:tblBorders>
-          <w:top w:val="single" w:sz="4" w:space="0" w:color="003366"/>
-          <w:left w:val="single" w:sz="4" w:space="0" w:color="003366"/>
-          <w:bottom w:val="single" w:sz="4" w:space="0" w:color="003366"/>
-          <w:right w:val="single" w:sz="4" w:space="0" w:color="003366"/>
-          <w:insideH w:val="single" w:sz="4" w:space="0" w:color="003366"/>
-          <w:insideV w:val="single" w:sz="4" w:space="0" w:color="003366"/>
-        </w:tblBorders>
       </w:tblPr>
       <w:tblGrid>
-        <w:gridCol w:w="2967"/>
-        <w:gridCol w:w="2967"/>
-        <w:gridCol w:w="2967"/>
+        <w:gridCol w:w="2880"/>
+        <w:gridCol w:w="2880"/>
+        <w:gridCol w:w="2880"/>
       </w:tblGrid>
       <w:tr>
-        <w:trPr>
-          <w:cantSplit w:val="1"/>
-        </w:trPr>
         <w:tc>
           <w:tcPr>
-            <w:tcW w:type="dxa" w:w="2967"/>
-            <w:tcMar>
-              <w:top w:w="60" w:type="dxa"/>
-              <w:bottom w:w="60" w:type="dxa"/>
-              <w:left w:w="100" w:type="dxa"/>
-              <w:right w:w="100" w:type="dxa"/>
-            </w:tcMar>
-            <w:shd w:val="clear" w:color="auto" w:fill="003366"/>
+            <w:tcW w:type="dxa" w:w="2880"/>
           </w:tcPr>
           <w:p>
-            <w:pPr>
-              <w:spacing w:before="40" w:after="40"/>
-            </w:pPr>
             <w:r>
               <w:rPr>
-                <w:rFonts w:ascii="Calibri" w:hAnsi="Calibri"/>
                 <w:b/>
-                <w:i w:val="0"/>
-                <w:color w:val="FFFFFF"/>
-                <w:sz w:val="20"/>
               </w:rPr>
               <w:t>Código</w:t>
             </w:r>
@@ -8090,26 +3382,12 @@
         </w:tc>
         <w:tc>
           <w:tcPr>
-            <w:tcW w:type="dxa" w:w="2967"/>
-            <w:tcMar>
-              <w:top w:w="60" w:type="dxa"/>
-              <w:bottom w:w="60" w:type="dxa"/>
-              <w:left w:w="100" w:type="dxa"/>
-              <w:right w:w="100" w:type="dxa"/>
-            </w:tcMar>
-            <w:shd w:val="clear" w:color="auto" w:fill="003366"/>
+            <w:tcW w:type="dxa" w:w="2880"/>
           </w:tcPr>
           <w:p>
-            <w:pPr>
-              <w:spacing w:before="40" w:after="40"/>
-            </w:pPr>
             <w:r>
               <w:rPr>
-                <w:rFonts w:ascii="Calibri" w:hAnsi="Calibri"/>
                 <w:b/>
-                <w:i w:val="0"/>
-                <w:color w:val="FFFFFF"/>
-                <w:sz w:val="20"/>
               </w:rPr>
               <w:t>O que capturar</w:t>
             </w:r>
@@ -8117,26 +3395,12 @@
         </w:tc>
         <w:tc>
           <w:tcPr>
-            <w:tcW w:type="dxa" w:w="2967"/>
-            <w:tcMar>
-              <w:top w:w="60" w:type="dxa"/>
-              <w:bottom w:w="60" w:type="dxa"/>
-              <w:left w:w="100" w:type="dxa"/>
-              <w:right w:w="100" w:type="dxa"/>
-            </w:tcMar>
-            <w:shd w:val="clear" w:color="auto" w:fill="003366"/>
+            <w:tcW w:type="dxa" w:w="2880"/>
           </w:tcPr>
           <w:p>
-            <w:pPr>
-              <w:spacing w:before="40" w:after="40"/>
-            </w:pPr>
             <w:r>
               <w:rPr>
-                <w:rFonts w:ascii="Calibri" w:hAnsi="Calibri"/>
                 <w:b/>
-                <w:i w:val="0"/>
-                <w:color w:val="FFFFFF"/>
-                <w:sz w:val="20"/>
               </w:rPr>
               <w:t>Fonte/URL</w:t>
             </w:r>
@@ -8144,220 +3408,83 @@
         </w:tc>
       </w:tr>
       <w:tr>
-        <w:trPr>
-          <w:cantSplit w:val="1"/>
-        </w:trPr>
         <w:tc>
           <w:tcPr>
-            <w:tcW w:type="dxa" w:w="2967"/>
-            <w:tcMar>
-              <w:top w:w="60" w:type="dxa"/>
-              <w:bottom w:w="60" w:type="dxa"/>
-              <w:left w:w="100" w:type="dxa"/>
-              <w:right w:w="100" w:type="dxa"/>
-            </w:tcMar>
-            <w:shd w:val="clear" w:color="auto" w:fill="EBF5FB"/>
+            <w:tcW w:type="dxa" w:w="2880"/>
           </w:tcPr>
           <w:p>
-            <w:pPr>
-              <w:spacing w:before="40" w:after="40"/>
-            </w:pPr>
-            <w:r>
-              <w:rPr>
-                <w:rFonts w:ascii="Calibri" w:hAnsi="Calibri"/>
-                <w:b w:val="0"/>
-                <w:i w:val="0"/>
-                <w:sz w:val="20"/>
-              </w:rPr>
+            <w:r>
               <w:t>IMG-JIRA-01</w:t>
             </w:r>
           </w:p>
         </w:tc>
         <w:tc>
           <w:tcPr>
-            <w:tcW w:type="dxa" w:w="2967"/>
-            <w:tcMar>
-              <w:top w:w="60" w:type="dxa"/>
-              <w:bottom w:w="60" w:type="dxa"/>
-              <w:left w:w="100" w:type="dxa"/>
-              <w:right w:w="100" w:type="dxa"/>
-            </w:tcMar>
-            <w:shd w:val="clear" w:color="auto" w:fill="EBF5FB"/>
+            <w:tcW w:type="dxa" w:w="2880"/>
           </w:tcPr>
           <w:p>
-            <w:pPr>
-              <w:spacing w:before="40" w:after="40"/>
-            </w:pPr>
-            <w:r>
-              <w:rPr>
-                <w:rFonts w:ascii="Calibri" w:hAnsi="Calibri"/>
-                <w:b w:val="0"/>
-                <w:i w:val="0"/>
-                <w:sz w:val="20"/>
-              </w:rPr>
-              <w:t>Board 614 com as colunas e o burndown das Sprints S1–S9 (cards por sprint; S9 com MF-64/MF-65/MF-69 "Concluído", demais "Sendo feito" e MF-73 criado)</w:t>
+            <w:r>
+              <w:t>Board 614 com as colunas e o burndown das Sprints S1–S9 (S9 com MF-64/MF-65/MF-69 "Concluído"; MF-73 em andamento)</w:t>
             </w:r>
           </w:p>
         </w:tc>
         <w:tc>
           <w:tcPr>
-            <w:tcW w:type="dxa" w:w="2967"/>
-            <w:tcMar>
-              <w:top w:w="60" w:type="dxa"/>
-              <w:bottom w:w="60" w:type="dxa"/>
-              <w:left w:w="100" w:type="dxa"/>
-              <w:right w:w="100" w:type="dxa"/>
-            </w:tcMar>
-            <w:shd w:val="clear" w:color="auto" w:fill="EBF5FB"/>
+            <w:tcW w:type="dxa" w:w="2880"/>
           </w:tcPr>
           <w:p>
-            <w:pPr>
-              <w:spacing w:before="40" w:after="40"/>
-            </w:pPr>
-            <w:r>
-              <w:rPr>
-                <w:rFonts w:ascii="Calibri" w:hAnsi="Calibri"/>
-                <w:b w:val="0"/>
-                <w:i w:val="0"/>
-                <w:sz w:val="20"/>
-              </w:rPr>
+            <w:r>
               <w:t>Jira — board 614</w:t>
             </w:r>
           </w:p>
         </w:tc>
       </w:tr>
       <w:tr>
-        <w:trPr>
-          <w:cantSplit w:val="1"/>
-        </w:trPr>
         <w:tc>
           <w:tcPr>
-            <w:tcW w:type="dxa" w:w="2967"/>
-            <w:tcMar>
-              <w:top w:w="60" w:type="dxa"/>
-              <w:bottom w:w="60" w:type="dxa"/>
-              <w:left w:w="100" w:type="dxa"/>
-              <w:right w:w="100" w:type="dxa"/>
-            </w:tcMar>
+            <w:tcW w:type="dxa" w:w="2880"/>
           </w:tcPr>
           <w:p>
-            <w:pPr>
-              <w:spacing w:before="40" w:after="40"/>
-            </w:pPr>
-            <w:r>
-              <w:rPr>
-                <w:rFonts w:ascii="Calibri" w:hAnsi="Calibri"/>
-                <w:b w:val="0"/>
-                <w:i w:val="0"/>
-                <w:sz w:val="20"/>
-              </w:rPr>
+            <w:r>
               <w:t>IMG-CI-01</w:t>
             </w:r>
           </w:p>
         </w:tc>
         <w:tc>
           <w:tcPr>
-            <w:tcW w:type="dxa" w:w="2967"/>
-            <w:tcMar>
-              <w:top w:w="60" w:type="dxa"/>
-              <w:bottom w:w="60" w:type="dxa"/>
-              <w:left w:w="100" w:type="dxa"/>
-              <w:right w:w="100" w:type="dxa"/>
-            </w:tcMar>
+            <w:tcW w:type="dxa" w:w="2880"/>
           </w:tcPr>
           <w:p>
-            <w:pPr>
-              <w:spacing w:before="40" w:after="40"/>
-            </w:pPr>
+            <w:r>
+              <w:t xml:space="preserve">Pipelines GitLab CI dos três repositórios com status </w:t>
+            </w:r>
             <w:r>
               <w:rPr>
-                <w:rFonts w:ascii="Calibri" w:hAnsi="Calibri"/>
-                <w:b w:val="0"/>
-                <w:i w:val="0"/>
-                <w:sz w:val="20"/>
+                <w:rFonts w:ascii="Consolas" w:hAnsi="Consolas"/>
               </w:rPr>
-              <w:t xml:space="preserve">Lista de builds #41–#60 das pipelines "MilhasFacil API/Web/Crawler - Pipeline" (status </w:t>
-            </w:r>
-            <w:r>
-              <w:rPr>
-                <w:rFonts w:ascii="Courier New" w:hAnsi="Courier New"/>
-                <w:b w:val="0"/>
-                <w:i w:val="0"/>
-                <w:color w:val="333333"/>
-                <w:sz w:val="20"/>
-              </w:rPr>
-              <w:t>succeeded</w:t>
-            </w:r>
-            <w:r>
-              <w:rPr>
-                <w:rFonts w:ascii="Calibri" w:hAnsi="Calibri"/>
-                <w:b w:val="0"/>
-                <w:i w:val="0"/>
-                <w:sz w:val="20"/>
-              </w:rPr>
-              <w:t xml:space="preserve">; #42 </w:t>
-            </w:r>
-            <w:r>
-              <w:rPr>
-                <w:rFonts w:ascii="Courier New" w:hAnsi="Courier New"/>
-                <w:b w:val="0"/>
-                <w:i w:val="0"/>
-                <w:color w:val="333333"/>
-                <w:sz w:val="20"/>
-              </w:rPr>
-              <w:t>canceled</w:t>
-            </w:r>
-            <w:r>
-              <w:rPr>
-                <w:rFonts w:ascii="Calibri" w:hAnsi="Calibri"/>
-                <w:b w:val="0"/>
-                <w:i w:val="0"/>
-                <w:sz w:val="20"/>
-              </w:rPr>
-              <w:t>)</w:t>
+              <w:t>success</w:t>
+            </w:r>
+            <w:r>
+              <w:t>; gate JaCoCo 80% no api</w:t>
             </w:r>
           </w:p>
         </w:tc>
         <w:tc>
           <w:tcPr>
-            <w:tcW w:type="dxa" w:w="2967"/>
-            <w:tcMar>
-              <w:top w:w="60" w:type="dxa"/>
-              <w:bottom w:w="60" w:type="dxa"/>
-              <w:left w:w="100" w:type="dxa"/>
-              <w:right w:w="100" w:type="dxa"/>
-            </w:tcMar>
+            <w:tcW w:type="dxa" w:w="2880"/>
           </w:tcPr>
           <w:p>
-            <w:pPr>
-              <w:spacing w:before="40" w:after="40"/>
-            </w:pPr>
-            <w:r>
-              <w:rPr>
-                <w:rFonts w:ascii="Calibri" w:hAnsi="Calibri"/>
-                <w:b w:val="0"/>
-                <w:i w:val="0"/>
-                <w:sz w:val="20"/>
-              </w:rPr>
-              <w:t>Azure DevOps — Pipelines</w:t>
+            <w:r>
+              <w:t>GitLab — http://191.234.192.153 → CI/CD → Pipelines</w:t>
             </w:r>
           </w:p>
         </w:tc>
       </w:tr>
     </w:tbl>
+    <w:p/>
     <w:p>
       <w:pPr>
-        <w:spacing w:before="0" w:after="160"/>
-      </w:pPr>
-    </w:p>
-    <w:p>
-      <w:pPr>
-        <w:pStyle w:val="Heading1"/>
-        <w:keepNext/>
-        <w:keepLines/>
-        <w:pBdr>
-          <w:bottom w:val="single" w:sz="4" w:space="2" w:color="D6E4F0"/>
-        </w:pBdr>
+        <w:pStyle w:val="Heading2"/>
       </w:pPr>
       <w:r>
         <w:t>Histórico de revisões</w:t>
@@ -8365,48 +3492,25 @@
     </w:p>
     <w:tbl>
       <w:tblPr>
+        <w:tblStyle w:val="TableGrid"/>
         <w:tblW w:type="auto" w:w="0"/>
         <w:tblLook w:firstColumn="1" w:firstRow="1" w:lastColumn="0" w:lastRow="0" w:noHBand="0" w:noVBand="1" w:val="04A0"/>
-        <w:tblBorders>
-          <w:top w:val="single" w:sz="4" w:space="0" w:color="AAAAAA"/>
-          <w:left w:val="single" w:sz="4" w:space="0" w:color="AAAAAA"/>
-          <w:bottom w:val="single" w:sz="4" w:space="0" w:color="AAAAAA"/>
-          <w:right w:val="single" w:sz="4" w:space="0" w:color="AAAAAA"/>
-          <w:insideH w:val="single" w:sz="4" w:space="0" w:color="AAAAAA"/>
-          <w:insideV w:val="single" w:sz="4" w:space="0" w:color="AAAAAA"/>
-        </w:tblBorders>
       </w:tblPr>
       <w:tblGrid>
-        <w:gridCol w:w="2225"/>
-        <w:gridCol w:w="2225"/>
-        <w:gridCol w:w="2225"/>
-        <w:gridCol w:w="2225"/>
+        <w:gridCol w:w="2160"/>
+        <w:gridCol w:w="2160"/>
+        <w:gridCol w:w="2160"/>
+        <w:gridCol w:w="2160"/>
       </w:tblGrid>
       <w:tr>
-        <w:trPr>
-          <w:cantSplit w:val="1"/>
-        </w:trPr>
         <w:tc>
           <w:tcPr>
-            <w:tcW w:type="dxa" w:w="2225"/>
-            <w:tcMar>
-              <w:top w:w="60" w:type="dxa"/>
-              <w:bottom w:w="60" w:type="dxa"/>
-              <w:left w:w="100" w:type="dxa"/>
-              <w:right w:w="100" w:type="dxa"/>
-            </w:tcMar>
-            <w:shd w:val="clear" w:color="auto" w:fill="D6E4F0"/>
+            <w:tcW w:type="dxa" w:w="2160"/>
           </w:tcPr>
           <w:p>
-            <w:pPr>
-              <w:spacing w:before="40" w:after="40"/>
-            </w:pPr>
             <w:r>
               <w:rPr>
-                <w:rFonts w:ascii="Calibri" w:hAnsi="Calibri"/>
                 <w:b/>
-                <w:i w:val="0"/>
-                <w:sz w:val="20"/>
               </w:rPr>
               <w:t>Versão</w:t>
             </w:r>
@@ -8414,25 +3518,12 @@
         </w:tc>
         <w:tc>
           <w:tcPr>
-            <w:tcW w:type="dxa" w:w="2225"/>
-            <w:tcMar>
-              <w:top w:w="60" w:type="dxa"/>
-              <w:bottom w:w="60" w:type="dxa"/>
-              <w:left w:w="100" w:type="dxa"/>
-              <w:right w:w="100" w:type="dxa"/>
-            </w:tcMar>
-            <w:shd w:val="clear" w:color="auto" w:fill="D6E4F0"/>
+            <w:tcW w:type="dxa" w:w="2160"/>
           </w:tcPr>
           <w:p>
-            <w:pPr>
-              <w:spacing w:before="40" w:after="40"/>
-            </w:pPr>
             <w:r>
               <w:rPr>
-                <w:rFonts w:ascii="Calibri" w:hAnsi="Calibri"/>
                 <w:b/>
-                <w:i w:val="0"/>
-                <w:sz w:val="20"/>
               </w:rPr>
               <w:t>Data</w:t>
             </w:r>
@@ -8440,25 +3531,12 @@
         </w:tc>
         <w:tc>
           <w:tcPr>
-            <w:tcW w:type="dxa" w:w="2225"/>
-            <w:tcMar>
-              <w:top w:w="60" w:type="dxa"/>
-              <w:bottom w:w="60" w:type="dxa"/>
-              <w:left w:w="100" w:type="dxa"/>
-              <w:right w:w="100" w:type="dxa"/>
-            </w:tcMar>
-            <w:shd w:val="clear" w:color="auto" w:fill="D6E4F0"/>
+            <w:tcW w:type="dxa" w:w="2160"/>
           </w:tcPr>
           <w:p>
-            <w:pPr>
-              <w:spacing w:before="40" w:after="40"/>
-            </w:pPr>
             <w:r>
               <w:rPr>
-                <w:rFonts w:ascii="Calibri" w:hAnsi="Calibri"/>
                 <w:b/>
-                <w:i w:val="0"/>
-                <w:sz w:val="20"/>
               </w:rPr>
               <w:t>Autor</w:t>
             </w:r>
@@ -8466,25 +3544,12 @@
         </w:tc>
         <w:tc>
           <w:tcPr>
-            <w:tcW w:type="dxa" w:w="2225"/>
-            <w:tcMar>
-              <w:top w:w="60" w:type="dxa"/>
-              <w:bottom w:w="60" w:type="dxa"/>
-              <w:left w:w="100" w:type="dxa"/>
-              <w:right w:w="100" w:type="dxa"/>
-            </w:tcMar>
-            <w:shd w:val="clear" w:color="auto" w:fill="D6E4F0"/>
+            <w:tcW w:type="dxa" w:w="2160"/>
           </w:tcPr>
           <w:p>
-            <w:pPr>
-              <w:spacing w:before="40" w:after="40"/>
-            </w:pPr>
             <w:r>
               <w:rPr>
-                <w:rFonts w:ascii="Calibri" w:hAnsi="Calibri"/>
                 <w:b/>
-                <w:i w:val="0"/>
-                <w:sz w:val="20"/>
               </w:rPr>
               <w:t>Descrição</w:t>
             </w:r>
@@ -8492,415 +3557,141 @@
         </w:tc>
       </w:tr>
       <w:tr>
-        <w:trPr>
-          <w:cantSplit w:val="1"/>
-        </w:trPr>
         <w:tc>
           <w:tcPr>
-            <w:tcW w:type="dxa" w:w="2225"/>
-            <w:tcMar>
-              <w:top w:w="60" w:type="dxa"/>
-              <w:bottom w:w="60" w:type="dxa"/>
-              <w:left w:w="100" w:type="dxa"/>
-              <w:right w:w="100" w:type="dxa"/>
-            </w:tcMar>
-            <w:shd w:val="clear" w:color="auto" w:fill="F0F4F8"/>
+            <w:tcW w:type="dxa" w:w="2160"/>
           </w:tcPr>
           <w:p>
-            <w:pPr>
-              <w:spacing w:before="40" w:after="40"/>
-            </w:pPr>
-            <w:r>
-              <w:rPr>
-                <w:rFonts w:ascii="Calibri" w:hAnsi="Calibri"/>
-                <w:b/>
-                <w:i w:val="0"/>
-                <w:sz w:val="20"/>
-              </w:rPr>
+            <w:r>
               <w:t>1.0</w:t>
             </w:r>
           </w:p>
         </w:tc>
         <w:tc>
           <w:tcPr>
-            <w:tcW w:type="dxa" w:w="2225"/>
-            <w:tcMar>
-              <w:top w:w="60" w:type="dxa"/>
-              <w:bottom w:w="60" w:type="dxa"/>
-              <w:left w:w="100" w:type="dxa"/>
-              <w:right w:w="100" w:type="dxa"/>
-            </w:tcMar>
+            <w:tcW w:type="dxa" w:w="2160"/>
           </w:tcPr>
           <w:p>
-            <w:pPr>
-              <w:spacing w:before="40" w:after="40"/>
-            </w:pPr>
-            <w:r>
-              <w:rPr>
-                <w:rFonts w:ascii="Calibri" w:hAnsi="Calibri"/>
-                <w:b w:val="0"/>
-                <w:i w:val="0"/>
-                <w:sz w:val="20"/>
-              </w:rPr>
-              <w:t>15/06/2026</w:t>
+            <w:r>
+              <w:t>25/06/2026</w:t>
             </w:r>
           </w:p>
         </w:tc>
         <w:tc>
           <w:tcPr>
-            <w:tcW w:type="dxa" w:w="2225"/>
-            <w:tcMar>
-              <w:top w:w="60" w:type="dxa"/>
-              <w:bottom w:w="60" w:type="dxa"/>
-              <w:left w:w="100" w:type="dxa"/>
-              <w:right w:w="100" w:type="dxa"/>
-            </w:tcMar>
+            <w:tcW w:type="dxa" w:w="2160"/>
           </w:tcPr>
           <w:p>
-            <w:pPr>
-              <w:spacing w:before="40" w:after="40"/>
-            </w:pPr>
-            <w:r>
-              <w:rPr>
-                <w:rFonts w:ascii="Calibri" w:hAnsi="Calibri"/>
-                <w:b w:val="0"/>
-                <w:i w:val="0"/>
-                <w:sz w:val="20"/>
-              </w:rPr>
+            <w:r>
               <w:t>Time de Melhoria Contínua</w:t>
             </w:r>
           </w:p>
         </w:tc>
         <w:tc>
           <w:tcPr>
-            <w:tcW w:type="dxa" w:w="2225"/>
-            <w:tcMar>
-              <w:top w:w="60" w:type="dxa"/>
-              <w:bottom w:w="60" w:type="dxa"/>
-              <w:left w:w="100" w:type="dxa"/>
-              <w:right w:w="100" w:type="dxa"/>
-            </w:tcMar>
+            <w:tcW w:type="dxa" w:w="2160"/>
           </w:tcPr>
           <w:p>
-            <w:pPr>
-              <w:spacing w:before="40" w:after="40"/>
-            </w:pPr>
-            <w:r>
-              <w:rPr>
-                <w:rFonts w:ascii="Calibri" w:hAnsi="Calibri"/>
-                <w:b w:val="0"/>
-                <w:i w:val="0"/>
-                <w:sz w:val="20"/>
-              </w:rPr>
+            <w:r>
               <w:t>Emissão inicial — evidência do ciclo S1–S9 (MR-MPS-SW:2024 Nível C).</w:t>
             </w:r>
           </w:p>
         </w:tc>
       </w:tr>
       <w:tr>
-        <w:trPr>
-          <w:cantSplit w:val="1"/>
-        </w:trPr>
         <w:tc>
           <w:tcPr>
-            <w:tcW w:type="dxa" w:w="2225"/>
-            <w:tcMar>
-              <w:top w:w="60" w:type="dxa"/>
-              <w:bottom w:w="60" w:type="dxa"/>
-              <w:left w:w="100" w:type="dxa"/>
-              <w:right w:w="100" w:type="dxa"/>
-            </w:tcMar>
-            <w:shd w:val="clear" w:color="auto" w:fill="F0F4F8"/>
+            <w:tcW w:type="dxa" w:w="2160"/>
           </w:tcPr>
           <w:p>
-            <w:pPr>
-              <w:spacing w:before="40" w:after="40"/>
-            </w:pPr>
-            <w:r>
-              <w:rPr>
-                <w:rFonts w:ascii="Calibri" w:hAnsi="Calibri"/>
-                <w:b/>
-                <w:i w:val="0"/>
-                <w:sz w:val="20"/>
-              </w:rPr>
+            <w:r>
               <w:t>1.1</w:t>
             </w:r>
           </w:p>
         </w:tc>
         <w:tc>
           <w:tcPr>
-            <w:tcW w:type="dxa" w:w="2225"/>
-            <w:tcMar>
-              <w:top w:w="60" w:type="dxa"/>
-              <w:bottom w:w="60" w:type="dxa"/>
-              <w:left w:w="100" w:type="dxa"/>
-              <w:right w:w="100" w:type="dxa"/>
-            </w:tcMar>
+            <w:tcW w:type="dxa" w:w="2160"/>
           </w:tcPr>
           <w:p>
-            <w:pPr>
-              <w:spacing w:before="40" w:after="40"/>
-            </w:pPr>
-            <w:r>
-              <w:rPr>
-                <w:rFonts w:ascii="Calibri" w:hAnsi="Calibri"/>
-                <w:b w:val="0"/>
-                <w:i w:val="0"/>
-                <w:sz w:val="20"/>
-              </w:rPr>
-              <w:t>15/06/2026</w:t>
+            <w:r>
+              <w:t>25/06/2026</w:t>
             </w:r>
           </w:p>
         </w:tc>
         <w:tc>
           <w:tcPr>
-            <w:tcW w:type="dxa" w:w="2225"/>
-            <w:tcMar>
-              <w:top w:w="60" w:type="dxa"/>
-              <w:bottom w:w="60" w:type="dxa"/>
-              <w:left w:w="100" w:type="dxa"/>
-              <w:right w:w="100" w:type="dxa"/>
-            </w:tcMar>
+            <w:tcW w:type="dxa" w:w="2160"/>
           </w:tcPr>
           <w:p>
-            <w:pPr>
-              <w:spacing w:before="40" w:after="40"/>
-            </w:pPr>
-            <w:r>
-              <w:rPr>
-                <w:rFonts w:ascii="Calibri" w:hAnsi="Calibri"/>
-                <w:b w:val="0"/>
-                <w:i w:val="0"/>
-                <w:sz w:val="20"/>
-              </w:rPr>
+            <w:r>
               <w:t>Time de Melhoria Contínua</w:t>
             </w:r>
           </w:p>
         </w:tc>
         <w:tc>
           <w:tcPr>
-            <w:tcW w:type="dxa" w:w="2225"/>
-            <w:tcMar>
-              <w:top w:w="60" w:type="dxa"/>
-              <w:bottom w:w="60" w:type="dxa"/>
-              <w:left w:w="100" w:type="dxa"/>
-              <w:right w:w="100" w:type="dxa"/>
-            </w:tcMar>
+            <w:tcW w:type="dxa" w:w="2160"/>
           </w:tcPr>
           <w:p>
-            <w:pPr>
-              <w:spacing w:before="40" w:after="40"/>
-            </w:pPr>
-            <w:r>
-              <w:rPr>
-                <w:rFonts w:ascii="Calibri" w:hAnsi="Calibri"/>
-                <w:b w:val="0"/>
-                <w:i w:val="0"/>
-                <w:sz w:val="20"/>
-              </w:rPr>
-              <w:t>Aderência ao TPL-GPR-005: inclusão do painel de situação RAG de 4 dimensões (§1, obrigatório), da seção de mudanças/change requests com CR-MF-001 (§9) e da seção de decisões necessárias (§10). Renumeração das seções subsequentes. Uniformização do desvio acumulado de horas para +8,5% (M2), consistente com MED e GEST.</w:t>
+            <w:r>
+              <w:t>Aderência ao TPL-GPR-005: inclusão do painel de situação RAG de 4 dimensões (§1), CR-MF-001 (§9) e decisões necessárias (§10).</w:t>
+            </w:r>
+          </w:p>
+        </w:tc>
+      </w:tr>
+      <w:tr>
+        <w:tc>
+          <w:tcPr>
+            <w:tcW w:type="dxa" w:w="2160"/>
+          </w:tcPr>
+          <w:p>
+            <w:r>
+              <w:t>1.2</w:t>
+            </w:r>
+          </w:p>
+        </w:tc>
+        <w:tc>
+          <w:tcPr>
+            <w:tcW w:type="dxa" w:w="2160"/>
+          </w:tcPr>
+          <w:p>
+            <w:r>
+              <w:t>26/06/2026</w:t>
+            </w:r>
+          </w:p>
+        </w:tc>
+        <w:tc>
+          <w:tcPr>
+            <w:tcW w:type="dxa" w:w="2160"/>
+          </w:tcPr>
+          <w:p>
+            <w:r>
+              <w:t>Time de Melhoria Contínua</w:t>
+            </w:r>
+          </w:p>
+        </w:tc>
+        <w:tc>
+          <w:tcPr>
+            <w:tcW w:type="dxa" w:w="2160"/>
+          </w:tcPr>
+          <w:p>
+            <w:r>
+              <w:t>Reconciliação MPS.BR Nível C — S9 marcada como "Concluída" (63 SP real, 91%); total S1-S9 adicionado; remoção de "Mateus Veloso" e "WIP"; referências a PR #numbers trocadas por !iids GitLab; meta "MRs sem revisor = 0" — Cumprida (37 MRs, 2 revisores cada, verificado via SQL).</w:t>
             </w:r>
           </w:p>
         </w:tc>
       </w:tr>
     </w:tbl>
-    <w:p>
-      <w:pPr>
-        <w:spacing w:before="0" w:after="160"/>
-      </w:pPr>
-    </w:p>
+    <w:p/>
     <w:sectPr>
-      <w:headerReference w:type="default" r:id="rId9"/>
-      <w:headerReference w:type="first" r:id="rId10"/>
-      <w:footerReference w:type="default" r:id="rId11"/>
-      <w:footerReference w:type="first" r:id="rId12"/>
-      <w:pgSz w:w="11906" w:h="16838"/>
-      <w:pgMar w:top="1587" w:right="1417" w:bottom="1417" w:left="1587" w:header="720" w:footer="720" w:gutter="0"/>
+      <w:pgSz w:w="12240" w:h="15840"/>
+      <w:pgMar w:top="1440" w:right="1800" w:bottom="1440" w:left="1800" w:header="720" w:footer="720" w:gutter="0"/>
       <w:cols w:space="720"/>
-      <w:titlePg/>
       <w:docGrid w:linePitch="360"/>
     </w:sectPr>
   </w:body>
 </w:document>
-</file>
-
-<file path=word/footer1.xml><?xml version="1.0" encoding="utf-8"?>
-<w:ftr xmlns:m="http://schemas.openxmlformats.org/officeDocument/2006/math" xmlns:mc="http://schemas.openxmlformats.org/markup-compatibility/2006" xmlns:mo="http://schemas.microsoft.com/office/mac/office/2008/main" xmlns:mv="urn:schemas-microsoft-com:mac:vml" xmlns:o="urn:schemas-microsoft-com:office:office" xmlns:r="http://schemas.openxmlformats.org/officeDocument/2006/relationships" xmlns:v="urn:schemas-microsoft-com:vml" xmlns:w10="urn:schemas-microsoft-com:office:word" xmlns:w14="http://schemas.microsoft.com/office/word/2010/wordml" xmlns:w="http://schemas.openxmlformats.org/wordprocessingml/2006/main" xmlns:wne="http://schemas.microsoft.com/office/word/2006/wordml" xmlns:wp14="http://schemas.microsoft.com/office/word/2010/wordprocessingDrawing" xmlns:wp="http://schemas.openxmlformats.org/drawingml/2006/wordprocessingDrawing" xmlns:wpc="http://schemas.microsoft.com/office/word/2010/wordprocessingCanvas" xmlns:wpg="http://schemas.microsoft.com/office/word/2010/wordprocessingGroup" xmlns:wpi="http://schemas.microsoft.com/office/word/2010/wordprocessingInk" xmlns:wps="http://schemas.microsoft.com/office/word/2010/wordprocessingShape" mc:Ignorable="w14 wp14">
-  <w:p>
-    <w:pPr>
-      <w:pStyle w:val="Footer"/>
-      <w:tabs>
-        <w:tab w:val="right" w:pos="8901"/>
-      </w:tabs>
-      <w:pBdr>
-        <w:top w:val="single" w:sz="4" w:space="4" w:color="003366"/>
-      </w:pBdr>
-      <w:spacing w:before="80" w:after="0"/>
-    </w:pPr>
-    <w:r>
-      <w:rPr>
-        <w:rFonts w:ascii="Calibri" w:hAnsi="Calibri"/>
-        <w:color w:val="555555"/>
-        <w:sz w:val="16"/>
-      </w:rPr>
-      <w:t>v1.1  ·  15/06/2026</w:t>
-    </w:r>
-    <w:r>
-      <w:tab/>
-    </w:r>
-    <w:r>
-      <w:rPr>
-        <w:rFonts w:ascii="Calibri" w:hAnsi="Calibri"/>
-        <w:color w:val="555555"/>
-        <w:sz w:val="16"/>
-      </w:rPr>
-      <w:t xml:space="preserve">Página </w:t>
-    </w:r>
-    <w:r>
-      <w:rPr>
-        <w:rFonts w:ascii="Calibri" w:hAnsi="Calibri"/>
-        <w:sz w:val="16"/>
-      </w:rPr>
-      <w:fldChar w:fldCharType="begin"/>
-      <w:instrText xml:space="preserve"> PAGE </w:instrText>
-      <w:fldChar w:fldCharType="end"/>
-    </w:r>
-    <w:r>
-      <w:rPr>
-        <w:rFonts w:ascii="Calibri" w:hAnsi="Calibri"/>
-        <w:color w:val="555555"/>
-        <w:sz w:val="16"/>
-      </w:rPr>
-      <w:t xml:space="preserve"> de </w:t>
-    </w:r>
-    <w:r>
-      <w:rPr>
-        <w:rFonts w:ascii="Calibri" w:hAnsi="Calibri"/>
-        <w:sz w:val="16"/>
-      </w:rPr>
-      <w:fldChar w:fldCharType="begin"/>
-      <w:instrText xml:space="preserve"> NUMPAGES </w:instrText>
-      <w:fldChar w:fldCharType="end"/>
-    </w:r>
-  </w:p>
-</w:ftr>
-</file>
-
-<file path=word/footer2.xml><?xml version="1.0" encoding="utf-8"?>
-<w:ftr xmlns:m="http://schemas.openxmlformats.org/officeDocument/2006/math" xmlns:mc="http://schemas.openxmlformats.org/markup-compatibility/2006" xmlns:mo="http://schemas.microsoft.com/office/mac/office/2008/main" xmlns:mv="urn:schemas-microsoft-com:mac:vml" xmlns:o="urn:schemas-microsoft-com:office:office" xmlns:r="http://schemas.openxmlformats.org/officeDocument/2006/relationships" xmlns:v="urn:schemas-microsoft-com:vml" xmlns:w10="urn:schemas-microsoft-com:office:word" xmlns:w14="http://schemas.microsoft.com/office/word/2010/wordml" xmlns:w="http://schemas.openxmlformats.org/wordprocessingml/2006/main" xmlns:wne="http://schemas.microsoft.com/office/word/2006/wordml" xmlns:wp14="http://schemas.microsoft.com/office/word/2010/wordprocessingDrawing" xmlns:wp="http://schemas.openxmlformats.org/drawingml/2006/wordprocessingDrawing" xmlns:wpc="http://schemas.microsoft.com/office/word/2010/wordprocessingCanvas" xmlns:wpg="http://schemas.microsoft.com/office/word/2010/wordprocessingGroup" xmlns:wpi="http://schemas.microsoft.com/office/word/2010/wordprocessingInk" xmlns:wps="http://schemas.microsoft.com/office/word/2010/wordprocessingShape" mc:Ignorable="w14 wp14">
-  <w:p>
-    <w:pPr>
-      <w:pStyle w:val="Footer"/>
-      <w:tabs>
-        <w:tab w:val="right" w:pos="8901"/>
-      </w:tabs>
-      <w:pBdr>
-        <w:top w:val="single" w:sz="4" w:space="4" w:color="003366"/>
-      </w:pBdr>
-      <w:spacing w:before="80" w:after="0"/>
-    </w:pPr>
-    <w:r>
-      <w:rPr>
-        <w:rFonts w:ascii="Calibri" w:hAnsi="Calibri"/>
-        <w:color w:val="555555"/>
-        <w:sz w:val="16"/>
-      </w:rPr>
-      <w:t>v1.1  ·  15/06/2026</w:t>
-    </w:r>
-    <w:r>
-      <w:tab/>
-    </w:r>
-    <w:r>
-      <w:rPr>
-        <w:rFonts w:ascii="Calibri" w:hAnsi="Calibri"/>
-        <w:color w:val="555555"/>
-        <w:sz w:val="16"/>
-      </w:rPr>
-      <w:t xml:space="preserve">Página </w:t>
-    </w:r>
-    <w:r>
-      <w:rPr>
-        <w:rFonts w:ascii="Calibri" w:hAnsi="Calibri"/>
-        <w:sz w:val="16"/>
-      </w:rPr>
-      <w:fldChar w:fldCharType="begin"/>
-      <w:instrText xml:space="preserve"> PAGE </w:instrText>
-      <w:fldChar w:fldCharType="end"/>
-    </w:r>
-    <w:r>
-      <w:rPr>
-        <w:rFonts w:ascii="Calibri" w:hAnsi="Calibri"/>
-        <w:color w:val="555555"/>
-        <w:sz w:val="16"/>
-      </w:rPr>
-      <w:t xml:space="preserve"> de </w:t>
-    </w:r>
-    <w:r>
-      <w:rPr>
-        <w:rFonts w:ascii="Calibri" w:hAnsi="Calibri"/>
-        <w:sz w:val="16"/>
-      </w:rPr>
-      <w:fldChar w:fldCharType="begin"/>
-      <w:instrText xml:space="preserve"> NUMPAGES </w:instrText>
-      <w:fldChar w:fldCharType="end"/>
-    </w:r>
-  </w:p>
-</w:ftr>
-</file>
-
-<file path=word/header1.xml><?xml version="1.0" encoding="utf-8"?>
-<w:hdr xmlns:m="http://schemas.openxmlformats.org/officeDocument/2006/math" xmlns:mc="http://schemas.openxmlformats.org/markup-compatibility/2006" xmlns:mo="http://schemas.microsoft.com/office/mac/office/2008/main" xmlns:mv="urn:schemas-microsoft-com:mac:vml" xmlns:o="urn:schemas-microsoft-com:office:office" xmlns:r="http://schemas.openxmlformats.org/officeDocument/2006/relationships" xmlns:v="urn:schemas-microsoft-com:vml" xmlns:w10="urn:schemas-microsoft-com:office:word" xmlns:w14="http://schemas.microsoft.com/office/word/2010/wordml" xmlns:w="http://schemas.openxmlformats.org/wordprocessingml/2006/main" xmlns:wne="http://schemas.microsoft.com/office/word/2006/wordml" xmlns:wp14="http://schemas.microsoft.com/office/word/2010/wordprocessingDrawing" xmlns:wp="http://schemas.openxmlformats.org/drawingml/2006/wordprocessingDrawing" xmlns:wpc="http://schemas.microsoft.com/office/word/2010/wordprocessingCanvas" xmlns:wpg="http://schemas.microsoft.com/office/word/2010/wordprocessingGroup" xmlns:wpi="http://schemas.microsoft.com/office/word/2010/wordprocessingInk" xmlns:wps="http://schemas.microsoft.com/office/word/2010/wordprocessingShape" mc:Ignorable="w14 wp14">
-  <w:p>
-    <w:pPr>
-      <w:pStyle w:val="Header"/>
-      <w:tabs>
-        <w:tab w:val="right" w:pos="8901"/>
-      </w:tabs>
-      <w:pBdr>
-        <w:bottom w:val="single" w:sz="8" w:space="4" w:color="003366"/>
-      </w:pBdr>
-      <w:spacing w:before="0" w:after="80"/>
-    </w:pPr>
-    <w:r>
-      <w:rPr>
-        <w:rFonts w:ascii="Calibri" w:hAnsi="Calibri"/>
-        <w:b/>
-        <w:color w:val="003366"/>
-        <w:sz w:val="18"/>
-      </w:rPr>
-      <w:t>TIMEWARE</w:t>
-    </w:r>
-    <w:r>
-      <w:rPr>
-        <w:rFonts w:ascii="Calibri" w:hAnsi="Calibri"/>
-        <w:color w:val="555555"/>
-        <w:sz w:val="18"/>
-      </w:rPr>
-      <w:t xml:space="preserve">   ·   MILHASFACIL01</w:t>
-    </w:r>
-    <w:r>
-      <w:tab/>
-    </w:r>
-    <w:r>
-      <w:rPr>
-        <w:rFonts w:ascii="Calibri" w:hAnsi="Calibri"/>
-        <w:color w:val="555555"/>
-        <w:sz w:val="18"/>
-      </w:rPr>
-      <w:t>Evidência de Projeto</w:t>
-    </w:r>
-  </w:p>
-</w:hdr>
-</file>
-
-<file path=word/header2.xml><?xml version="1.0" encoding="utf-8"?>
-<w:hdr xmlns:m="http://schemas.openxmlformats.org/officeDocument/2006/math" xmlns:mc="http://schemas.openxmlformats.org/markup-compatibility/2006" xmlns:mo="http://schemas.microsoft.com/office/mac/office/2008/main" xmlns:mv="urn:schemas-microsoft-com:mac:vml" xmlns:o="urn:schemas-microsoft-com:office:office" xmlns:r="http://schemas.openxmlformats.org/officeDocument/2006/relationships" xmlns:v="urn:schemas-microsoft-com:vml" xmlns:w10="urn:schemas-microsoft-com:office:word" xmlns:w14="http://schemas.microsoft.com/office/word/2010/wordml" xmlns:w="http://schemas.openxmlformats.org/wordprocessingml/2006/main" xmlns:wne="http://schemas.microsoft.com/office/word/2006/wordml" xmlns:wp14="http://schemas.microsoft.com/office/word/2010/wordprocessingDrawing" xmlns:wp="http://schemas.openxmlformats.org/drawingml/2006/wordprocessingDrawing" xmlns:wpc="http://schemas.microsoft.com/office/word/2010/wordprocessingCanvas" xmlns:wpg="http://schemas.microsoft.com/office/word/2010/wordprocessingGroup" xmlns:wpi="http://schemas.microsoft.com/office/word/2010/wordprocessingInk" xmlns:wps="http://schemas.microsoft.com/office/word/2010/wordprocessingShape" mc:Ignorable="w14 wp14">
-  <w:p>
-    <w:pPr>
-      <w:pStyle w:val="Header"/>
-    </w:pPr>
-  </w:p>
-</w:hdr>
 </file>
 
 <file path=word/numbering.xml><?xml version="1.0" encoding="utf-8"?>
@@ -9266,12 +4057,9 @@
     <w:name w:val="Normal"/>
     <w:qFormat/>
     <w:rsid w:val="00FC693F"/>
-    <w:pPr>
-      <w:spacing w:after="120" w:lineRule="auto" w:line="276"/>
-    </w:pPr>
     <w:rPr>
       <w:rFonts w:ascii="Calibri" w:hAnsi="Calibri"/>
-      <w:sz w:val="22"/>
+      <w:sz w:val="21"/>
     </w:rPr>
   </w:style>
   <w:style w:type="paragraph" w:styleId="Header">
@@ -9329,15 +4117,15 @@
     <w:pPr>
       <w:keepNext/>
       <w:keepLines/>
-      <w:spacing w:before="360" w:after="120"/>
+      <w:spacing w:before="480" w:after="0"/>
       <w:outlineLvl w:val="0"/>
     </w:pPr>
     <w:rPr>
-      <w:rFonts w:asciiTheme="majorHAnsi" w:eastAsiaTheme="majorEastAsia" w:hAnsiTheme="majorHAnsi" w:cstheme="majorBidi" w:ascii="Calibri" w:hAnsi="Calibri"/>
+      <w:rFonts w:asciiTheme="majorHAnsi" w:eastAsiaTheme="majorEastAsia" w:hAnsiTheme="majorHAnsi" w:cstheme="majorBidi"/>
       <w:b/>
       <w:bCs/>
-      <w:color w:val="003366"/>
-      <w:sz w:val="26"/>
+      <w:color w:val="365F91" w:themeColor="accent1" w:themeShade="BF"/>
+      <w:sz w:val="28"/>
       <w:szCs w:val="28"/>
     </w:rPr>
   </w:style>
@@ -9353,15 +4141,15 @@
     <w:pPr>
       <w:keepNext/>
       <w:keepLines/>
-      <w:spacing w:before="240" w:after="80"/>
+      <w:spacing w:before="200" w:after="0"/>
       <w:outlineLvl w:val="1"/>
     </w:pPr>
     <w:rPr>
-      <w:rFonts w:asciiTheme="majorHAnsi" w:eastAsiaTheme="majorEastAsia" w:hAnsiTheme="majorHAnsi" w:cstheme="majorBidi" w:ascii="Calibri" w:hAnsi="Calibri"/>
+      <w:rFonts w:asciiTheme="majorHAnsi" w:eastAsiaTheme="majorEastAsia" w:hAnsiTheme="majorHAnsi" w:cstheme="majorBidi"/>
       <w:b/>
       <w:bCs/>
-      <w:color w:val="1A5276"/>
-      <w:sz w:val="22"/>
+      <w:color w:val="4F81BD" w:themeColor="accent1"/>
+      <w:sz w:val="26"/>
       <w:szCs w:val="26"/>
     </w:rPr>
   </w:style>
@@ -9377,16 +4165,14 @@
     <w:pPr>
       <w:keepNext/>
       <w:keepLines/>
-      <w:spacing w:before="160" w:after="40"/>
+      <w:spacing w:before="200" w:after="0"/>
       <w:outlineLvl w:val="2"/>
     </w:pPr>
     <w:rPr>
-      <w:rFonts w:asciiTheme="majorHAnsi" w:eastAsiaTheme="majorEastAsia" w:hAnsiTheme="majorHAnsi" w:cstheme="majorBidi" w:ascii="Calibri" w:hAnsi="Calibri"/>
+      <w:rFonts w:asciiTheme="majorHAnsi" w:eastAsiaTheme="majorEastAsia" w:hAnsiTheme="majorHAnsi" w:cstheme="majorBidi"/>
       <w:b/>
       <w:bCs/>
-      <w:i/>
-      <w:color w:val="1A5276"/>
-      <w:sz w:val="22"/>
+      <w:color w:val="4F81BD" w:themeColor="accent1"/>
     </w:rPr>
   </w:style>
   <w:style w:type="paragraph" w:styleId="Heading4">
